--- a/05-数字电路/01-组合逻辑电路/与非门电路/与非门电路.docx
+++ b/05-数字电路/01-组合逻辑电路/与非门电路/与非门电路.docx
@@ -2057,6 +2057,20 @@
     </w:p>
     <w:bookmarkEnd w:id="26"/>
     <w:bookmarkEnd w:id="27"/>
+    <w:p>
+      <w:pPr>
+        <w:spacing w:before="360"/>
+        <w:jc w:val="center"/>
+      </w:pPr>
+      <w:r>
+        <w:rPr>
+          <w:rFonts w:ascii="Times New Roman" w:hAnsi="Times New Roman"/>
+          <w:color w:val="555555"/>
+          <w:sz w:val="21"/>
+        </w:rPr>
+        <w:t>材料收集者：杜文杰</w:t>
+      </w:r>
+    </w:p>
     <w:sectPr>
       <w:headerReference r:id="rId9" w:type="default"/>
       <w:footerReference r:id="rId10" w:type="default"/>

--- a/05-数字电路/01-组合逻辑电路/与非门电路/与非门电路.docx
+++ b/05-数字电路/01-组合逻辑电路/与非门电路/与非门电路.docx
@@ -1,6 +1,6 @@
 
 <file path=word/document.xml><?xml version="1.0" encoding="utf-8"?>
-<w:document xmlns:w="http://schemas.openxmlformats.org/wordprocessingml/2006/main" xmlns:m="http://schemas.openxmlformats.org/officeDocument/2006/math" xmlns:r="http://schemas.openxmlformats.org/officeDocument/2006/relationships" xmlns:o="urn:schemas-microsoft-com:office:office" xmlns:v="urn:schemas-microsoft-com:vml" xmlns:w10="urn:schemas-microsoft-com:office:word" xmlns:a="http://schemas.openxmlformats.org/drawingml/2006/main" xmlns:pic="http://schemas.openxmlformats.org/drawingml/2006/picture" xmlns:wp="http://schemas.openxmlformats.org/drawingml/2006/wordprocessingDrawing">
+<w:document xmlns:m="http://schemas.openxmlformats.org/officeDocument/2006/math" xmlns:r="http://schemas.openxmlformats.org/officeDocument/2006/relationships" xmlns:w="http://schemas.openxmlformats.org/wordprocessingml/2006/main" xmlns:o="urn:schemas-microsoft-com:office:office" xmlns:v="urn:schemas-microsoft-com:vml" xmlns:w10="urn:schemas-microsoft-com:office:word" xmlns:a="http://schemas.openxmlformats.org/drawingml/2006/main" xmlns:pic="http://schemas.openxmlformats.org/drawingml/2006/picture" xmlns:wp="http://schemas.openxmlformats.org/drawingml/2006/wordprocessingDrawing">
   <w:body>
     <w:bookmarkStart w:id="27" w:name="与非门电路"/>
     <w:p>
@@ -9,7 +9,7 @@
       </w:pPr>
       <w:r>
         <w:rPr>
-          <w:rFonts w:hint="eastAsia"/>
+          <w:rFonts w:hint="eastAsia" w:eastAsia="黑体"/>
         </w:rPr>
         <w:t xml:space="preserve">与非门电路</w:t>
       </w:r>
@@ -21,7 +21,7 @@
       </w:pPr>
       <w:r>
         <w:rPr>
-          <w:rFonts w:hint="eastAsia"/>
+          <w:rFonts w:hint="eastAsia" w:eastAsia="黑体"/>
         </w:rPr>
         <w:t xml:space="preserve">拓扑描述</w:t>
       </w:r>
@@ -32,13 +32,13 @@
       </w:pPr>
       <w:r>
         <w:rPr>
-          <w:rFonts w:hint="eastAsia"/>
+          <w:rFonts w:hint="eastAsia" w:eastAsia="黑体"/>
         </w:rPr>
         <w:t xml:space="preserve">由</w:t>
       </w:r>
       <w:r>
         <w:rPr>
-          <w:rFonts w:hint="eastAsia"/>
+          <w:rFonts w:hint="eastAsia" w:eastAsia="黑体"/>
           <w:b/>
           <w:bCs/>
         </w:rPr>
@@ -46,23 +46,27 @@
       </w:r>
       <w:r>
         <w:rPr>
+          <w:rFonts w:eastAsia="黑体"/>
           <w:b/>
           <w:bCs/>
         </w:rPr>
         <w:t xml:space="preserve"> A1</w:t>
       </w:r>
       <w:r>
+        <w:rPr>
+          <w:rFonts w:eastAsia="黑体"/>
+        </w:rPr>
         <w:t xml:space="preserve"> </w:t>
       </w:r>
       <w:r>
         <w:rPr>
-          <w:rFonts w:hint="eastAsia"/>
+          <w:rFonts w:hint="eastAsia" w:eastAsia="黑体"/>
         </w:rPr>
         <w:t xml:space="preserve">与</w:t>
       </w:r>
       <w:r>
         <w:rPr>
-          <w:rFonts w:hint="eastAsia"/>
+          <w:rFonts w:hint="eastAsia" w:eastAsia="黑体"/>
           <w:b/>
           <w:bCs/>
         </w:rPr>
@@ -70,32 +74,39 @@
       </w:r>
       <w:r>
         <w:rPr>
+          <w:rFonts w:eastAsia="黑体"/>
           <w:b/>
           <w:bCs/>
         </w:rPr>
         <w:t xml:space="preserve"> A2</w:t>
       </w:r>
       <w:r>
+        <w:rPr>
+          <w:rFonts w:eastAsia="黑体"/>
+        </w:rPr>
         <w:t xml:space="preserve"> </w:t>
       </w:r>
       <w:r>
         <w:rPr>
-          <w:rFonts w:hint="eastAsia"/>
+          <w:rFonts w:hint="eastAsia" w:eastAsia="黑体"/>
         </w:rPr>
         <w:t xml:space="preserve">级联组成，实现”先与后非”。电路共有</w:t>
       </w:r>
       <w:r>
+        <w:rPr>
+          <w:rFonts w:eastAsia="黑体"/>
+        </w:rPr>
         <w:t xml:space="preserve"> 4 </w:t>
       </w:r>
       <w:r>
         <w:rPr>
-          <w:rFonts w:hint="eastAsia"/>
+          <w:rFonts w:hint="eastAsia" w:eastAsia="黑体"/>
         </w:rPr>
         <w:t xml:space="preserve">个关键节点：</w:t>
       </w:r>
       <w:r>
         <w:rPr>
-          <w:rFonts w:hint="eastAsia"/>
+          <w:rFonts w:hint="eastAsia" w:eastAsia="黑体"/>
           <w:b/>
           <w:bCs/>
         </w:rPr>
@@ -103,6 +114,7 @@
       </w:r>
       <w:r>
         <w:rPr>
+          <w:rFonts w:eastAsia="黑体"/>
           <w:b/>
           <w:bCs/>
         </w:rPr>
@@ -110,7 +122,7 @@
       </w:r>
       <w:r>
         <w:rPr>
-          <w:rFonts w:hint="eastAsia"/>
+          <w:rFonts w:hint="eastAsia" w:eastAsia="黑体"/>
           <w:b/>
           <w:bCs/>
         </w:rPr>
@@ -118,6 +130,7 @@
       </w:r>
       <w:r>
         <w:rPr>
+          <w:rFonts w:eastAsia="黑体"/>
           <w:b/>
           <w:bCs/>
         </w:rPr>
@@ -125,11 +138,14 @@
       </w:r>
       <w:r>
         <w:rPr>
-          <w:rFonts w:hint="eastAsia"/>
+          <w:rFonts w:hint="eastAsia" w:eastAsia="黑体"/>
         </w:rPr>
         <w:t xml:space="preserve">（外部输入信号</w:t>
       </w:r>
       <w:r>
+        <w:rPr>
+          <w:rFonts w:eastAsia="黑体"/>
+        </w:rPr>
         <w:t xml:space="preserve"> </w:t>
       </w:r>
       <m:oMath>
@@ -138,35 +154,44 @@
         </m:r>
       </m:oMath>
       <w:r>
+        <w:rPr>
+          <w:rFonts w:eastAsia="黑体"/>
+        </w:rPr>
         <w:t xml:space="preserve"> </w:t>
       </w:r>
       <w:r>
         <w:rPr>
-          <w:rFonts w:hint="eastAsia"/>
+          <w:rFonts w:hint="eastAsia" w:eastAsia="黑体"/>
         </w:rPr>
         <w:t xml:space="preserve">与</w:t>
       </w:r>
       <w:r>
+        <w:rPr>
+          <w:rFonts w:eastAsia="黑体"/>
+        </w:rPr>
         <w:t xml:space="preserve"> A1 </w:t>
       </w:r>
       <w:r>
         <w:rPr>
-          <w:rFonts w:hint="eastAsia"/>
+          <w:rFonts w:hint="eastAsia" w:eastAsia="黑体"/>
         </w:rPr>
         <w:t xml:space="preserve">的</w:t>
       </w:r>
       <w:r>
+        <w:rPr>
+          <w:rFonts w:eastAsia="黑体"/>
+        </w:rPr>
         <w:t xml:space="preserve"> A </w:t>
       </w:r>
       <w:r>
         <w:rPr>
-          <w:rFonts w:hint="eastAsia"/>
+          <w:rFonts w:hint="eastAsia" w:eastAsia="黑体"/>
         </w:rPr>
         <w:t xml:space="preserve">端相连）；</w:t>
       </w:r>
       <w:r>
         <w:rPr>
-          <w:rFonts w:hint="eastAsia"/>
+          <w:rFonts w:hint="eastAsia" w:eastAsia="黑体"/>
           <w:b/>
           <w:bCs/>
         </w:rPr>
@@ -174,6 +199,7 @@
       </w:r>
       <w:r>
         <w:rPr>
+          <w:rFonts w:eastAsia="黑体"/>
           <w:b/>
           <w:bCs/>
         </w:rPr>
@@ -181,7 +207,7 @@
       </w:r>
       <w:r>
         <w:rPr>
-          <w:rFonts w:hint="eastAsia"/>
+          <w:rFonts w:hint="eastAsia" w:eastAsia="黑体"/>
           <w:b/>
           <w:bCs/>
         </w:rPr>
@@ -189,6 +215,7 @@
       </w:r>
       <w:r>
         <w:rPr>
+          <w:rFonts w:eastAsia="黑体"/>
           <w:b/>
           <w:bCs/>
         </w:rPr>
@@ -196,11 +223,14 @@
       </w:r>
       <w:r>
         <w:rPr>
-          <w:rFonts w:hint="eastAsia"/>
+          <w:rFonts w:hint="eastAsia" w:eastAsia="黑体"/>
         </w:rPr>
         <w:t xml:space="preserve">（外部输入信号</w:t>
       </w:r>
       <w:r>
+        <w:rPr>
+          <w:rFonts w:eastAsia="黑体"/>
+        </w:rPr>
         <w:t xml:space="preserve"> </w:t>
       </w:r>
       <m:oMath>
@@ -209,35 +239,44 @@
         </m:r>
       </m:oMath>
       <w:r>
+        <w:rPr>
+          <w:rFonts w:eastAsia="黑体"/>
+        </w:rPr>
         <w:t xml:space="preserve"> </w:t>
       </w:r>
       <w:r>
         <w:rPr>
-          <w:rFonts w:hint="eastAsia"/>
+          <w:rFonts w:hint="eastAsia" w:eastAsia="黑体"/>
         </w:rPr>
         <w:t xml:space="preserve">与</w:t>
       </w:r>
       <w:r>
+        <w:rPr>
+          <w:rFonts w:eastAsia="黑体"/>
+        </w:rPr>
         <w:t xml:space="preserve"> A1 </w:t>
       </w:r>
       <w:r>
         <w:rPr>
-          <w:rFonts w:hint="eastAsia"/>
+          <w:rFonts w:hint="eastAsia" w:eastAsia="黑体"/>
         </w:rPr>
         <w:t xml:space="preserve">的</w:t>
       </w:r>
       <w:r>
+        <w:rPr>
+          <w:rFonts w:eastAsia="黑体"/>
+        </w:rPr>
         <w:t xml:space="preserve"> B </w:t>
       </w:r>
       <w:r>
         <w:rPr>
-          <w:rFonts w:hint="eastAsia"/>
+          <w:rFonts w:hint="eastAsia" w:eastAsia="黑体"/>
         </w:rPr>
         <w:t xml:space="preserve">端相连）；</w:t>
       </w:r>
       <w:r>
         <w:rPr>
-          <w:rFonts w:hint="eastAsia"/>
+          <w:rFonts w:hint="eastAsia" w:eastAsia="黑体"/>
           <w:b/>
           <w:bCs/>
         </w:rPr>
@@ -245,6 +284,7 @@
       </w:r>
       <w:r>
         <w:rPr>
+          <w:rFonts w:eastAsia="黑体"/>
           <w:b/>
           <w:bCs/>
         </w:rPr>
@@ -252,7 +292,7 @@
       </w:r>
       <w:r>
         <w:rPr>
-          <w:rFonts w:hint="eastAsia"/>
+          <w:rFonts w:hint="eastAsia" w:eastAsia="黑体"/>
           <w:b/>
           <w:bCs/>
         </w:rPr>
@@ -260,6 +300,7 @@
       </w:r>
       <w:r>
         <w:rPr>
+          <w:rFonts w:eastAsia="黑体"/>
           <w:b/>
           <w:bCs/>
         </w:rPr>
@@ -267,47 +308,62 @@
       </w:r>
       <w:r>
         <w:rPr>
-          <w:rFonts w:hint="eastAsia"/>
+          <w:rFonts w:hint="eastAsia" w:eastAsia="黑体"/>
         </w:rPr>
         <w:t xml:space="preserve">（A1</w:t>
       </w:r>
       <w:r>
+        <w:rPr>
+          <w:rFonts w:eastAsia="黑体"/>
+        </w:rPr>
         <w:t xml:space="preserve"> </w:t>
       </w:r>
       <w:r>
         <w:rPr>
-          <w:rFonts w:hint="eastAsia"/>
+          <w:rFonts w:hint="eastAsia" w:eastAsia="黑体"/>
         </w:rPr>
         <w:t xml:space="preserve">的输出</w:t>
       </w:r>
       <w:r>
+        <w:rPr>
+          <w:rFonts w:eastAsia="黑体"/>
+        </w:rPr>
         <w:t xml:space="preserve"> Y </w:t>
       </w:r>
       <w:r>
         <w:rPr>
-          <w:rFonts w:hint="eastAsia"/>
+          <w:rFonts w:hint="eastAsia" w:eastAsia="黑体"/>
         </w:rPr>
         <w:t xml:space="preserve">与</w:t>
       </w:r>
       <w:r>
+        <w:rPr>
+          <w:rFonts w:eastAsia="黑体"/>
+        </w:rPr>
         <w:t xml:space="preserve"> A2 </w:t>
       </w:r>
       <w:r>
         <w:rPr>
-          <w:rFonts w:hint="eastAsia"/>
+          <w:rFonts w:hint="eastAsia" w:eastAsia="黑体"/>
         </w:rPr>
         <w:t xml:space="preserve">的</w:t>
       </w:r>
       <w:r>
+        <w:rPr>
+          <w:rFonts w:eastAsia="黑体"/>
+        </w:rPr>
         <w:t xml:space="preserve"> A </w:t>
       </w:r>
       <w:r>
         <w:rPr>
-          <w:rFonts w:hint="eastAsia"/>
+          <w:rFonts w:hint="eastAsia" w:eastAsia="黑体"/>
         </w:rPr>
         <w:t xml:space="preserve">端相连，携带内积</w:t>
       </w:r>
       <w:r>
+        <w:rPr>
+          <w:rFonts w:eastAsia="黑体"/>
+        </w:rPr>
         <w:t xml:space="preserve"> </w:t>
       </w:r>
       <m:oMath>
@@ -326,13 +382,13 @@
       </m:oMath>
       <w:r>
         <w:rPr>
-          <w:rFonts w:hint="eastAsia"/>
+          <w:rFonts w:hint="eastAsia" w:eastAsia="黑体"/>
         </w:rPr>
         <w:t xml:space="preserve">）；</w:t>
       </w:r>
       <w:r>
         <w:rPr>
-          <w:rFonts w:hint="eastAsia"/>
+          <w:rFonts w:hint="eastAsia" w:eastAsia="黑体"/>
           <w:b/>
           <w:bCs/>
         </w:rPr>
@@ -340,6 +396,7 @@
       </w:r>
       <w:r>
         <w:rPr>
+          <w:rFonts w:eastAsia="黑体"/>
           <w:b/>
           <w:bCs/>
         </w:rPr>
@@ -347,7 +404,7 @@
       </w:r>
       <w:r>
         <w:rPr>
-          <w:rFonts w:hint="eastAsia"/>
+          <w:rFonts w:hint="eastAsia" w:eastAsia="黑体"/>
           <w:b/>
           <w:bCs/>
         </w:rPr>
@@ -355,6 +412,7 @@
       </w:r>
       <w:r>
         <w:rPr>
+          <w:rFonts w:eastAsia="黑体"/>
           <w:b/>
           <w:bCs/>
         </w:rPr>
@@ -362,29 +420,38 @@
       </w:r>
       <w:r>
         <w:rPr>
-          <w:rFonts w:hint="eastAsia"/>
+          <w:rFonts w:hint="eastAsia" w:eastAsia="黑体"/>
         </w:rPr>
         <w:t xml:space="preserve">（A2</w:t>
       </w:r>
       <w:r>
+        <w:rPr>
+          <w:rFonts w:eastAsia="黑体"/>
+        </w:rPr>
         <w:t xml:space="preserve"> </w:t>
       </w:r>
       <w:r>
         <w:rPr>
-          <w:rFonts w:hint="eastAsia"/>
+          <w:rFonts w:hint="eastAsia" w:eastAsia="黑体"/>
         </w:rPr>
         <w:t xml:space="preserve">的输出</w:t>
       </w:r>
       <w:r>
+        <w:rPr>
+          <w:rFonts w:eastAsia="黑体"/>
+        </w:rPr>
         <w:t xml:space="preserve"> Y </w:t>
       </w:r>
       <w:r>
         <w:rPr>
-          <w:rFonts w:hint="eastAsia"/>
+          <w:rFonts w:hint="eastAsia" w:eastAsia="黑体"/>
         </w:rPr>
         <w:t xml:space="preserve">作为电路输出，携带</w:t>
       </w:r>
       <w:r>
+        <w:rPr>
+          <w:rFonts w:eastAsia="黑体"/>
+        </w:rPr>
         <w:t xml:space="preserve"> </w:t>
       </w:r>
       <m:oMath>
@@ -410,7 +477,7 @@
       </m:oMath>
       <w:r>
         <w:rPr>
-          <w:rFonts w:hint="eastAsia"/>
+          <w:rFonts w:hint="eastAsia" w:eastAsia="黑体"/>
         </w:rPr>
         <w:t xml:space="preserve">）。</w:t>
       </w:r>
@@ -419,82 +486,106 @@
       <w:pPr/>
       <w:r>
         <w:rPr>
-          <w:rFonts w:hint="eastAsia"/>
+          <w:rFonts w:hint="eastAsia" w:eastAsia="黑体"/>
         </w:rPr>
         <w:t xml:space="preserve">各门管脚连接：</w:t>
       </w:r>
       <w:r>
         <w:rPr>
-          <w:rFonts w:hint="eastAsia"/>
+          <w:rFonts w:hint="eastAsia" w:eastAsia="黑体"/>
           <w:b/>
           <w:bCs/>
         </w:rPr>
         <w:t xml:space="preserve">A1（与门）</w:t>
       </w:r>
       <w:r>
+        <w:rPr>
+          <w:rFonts w:eastAsia="黑体"/>
+        </w:rPr>
         <w:t xml:space="preserve"> </w:t>
       </w:r>
       <w:r>
         <w:rPr>
-          <w:rFonts w:hint="eastAsia"/>
+          <w:rFonts w:hint="eastAsia" w:eastAsia="黑体"/>
         </w:rPr>
         <w:t xml:space="preserve">的</w:t>
       </w:r>
       <w:r>
+        <w:rPr>
+          <w:rFonts w:eastAsia="黑体"/>
+        </w:rPr>
         <w:t xml:space="preserve"> A </w:t>
       </w:r>
       <w:r>
         <w:rPr>
-          <w:rFonts w:hint="eastAsia"/>
+          <w:rFonts w:hint="eastAsia" w:eastAsia="黑体"/>
         </w:rPr>
         <w:t xml:space="preserve">端接输入节点</w:t>
       </w:r>
       <w:r>
+        <w:rPr>
+          <w:rFonts w:eastAsia="黑体"/>
+        </w:rPr>
         <w:t xml:space="preserve"> A、B </w:t>
       </w:r>
       <w:r>
         <w:rPr>
-          <w:rFonts w:hint="eastAsia"/>
+          <w:rFonts w:hint="eastAsia" w:eastAsia="黑体"/>
         </w:rPr>
         <w:t xml:space="preserve">端接输入节点</w:t>
       </w:r>
       <w:r>
+        <w:rPr>
+          <w:rFonts w:eastAsia="黑体"/>
+        </w:rPr>
         <w:t xml:space="preserve"> </w:t>
       </w:r>
       <w:r>
         <w:rPr>
-          <w:rFonts w:hint="eastAsia"/>
+          <w:rFonts w:hint="eastAsia" w:eastAsia="黑体"/>
         </w:rPr>
         <w:t xml:space="preserve">B、输出</w:t>
       </w:r>
       <w:r>
+        <w:rPr>
+          <w:rFonts w:eastAsia="黑体"/>
+        </w:rPr>
         <w:t xml:space="preserve"> Y </w:t>
       </w:r>
       <w:r>
         <w:rPr>
-          <w:rFonts w:hint="eastAsia"/>
+          <w:rFonts w:hint="eastAsia" w:eastAsia="黑体"/>
         </w:rPr>
         <w:t xml:space="preserve">端接中间节点</w:t>
       </w:r>
       <w:r>
+        <w:rPr>
+          <w:rFonts w:eastAsia="黑体"/>
+        </w:rPr>
         <w:t xml:space="preserve"> </w:t>
       </w:r>
       <w:r>
         <w:rPr>
-          <w:rFonts w:hint="eastAsia"/>
+          <w:rFonts w:hint="eastAsia" w:eastAsia="黑体"/>
         </w:rPr>
         <w:t xml:space="preserve">S，正电源脚</w:t>
       </w:r>
       <w:r>
+        <w:rPr>
+          <w:rFonts w:eastAsia="黑体"/>
+        </w:rPr>
         <w:t xml:space="preserve"> VDD </w:t>
       </w:r>
       <w:r>
         <w:rPr>
-          <w:rFonts w:hint="eastAsia"/>
+          <w:rFonts w:hint="eastAsia" w:eastAsia="黑体"/>
         </w:rPr>
         <w:t xml:space="preserve">接</w:t>
       </w:r>
       <w:r>
+        <w:rPr>
+          <w:rFonts w:eastAsia="黑体"/>
+        </w:rPr>
         <w:t xml:space="preserve"> </w:t>
       </w:r>
       <m:oMath>
@@ -522,91 +613,118 @@
       </m:oMath>
       <w:r>
         <w:rPr>
-          <w:rFonts w:hint="eastAsia"/>
+          <w:rFonts w:hint="eastAsia" w:eastAsia="黑体"/>
         </w:rPr>
         <w:t xml:space="preserve">、接地脚</w:t>
       </w:r>
       <w:r>
+        <w:rPr>
+          <w:rFonts w:eastAsia="黑体"/>
+        </w:rPr>
         <w:t xml:space="preserve"> GND </w:t>
       </w:r>
       <w:r>
         <w:rPr>
-          <w:rFonts w:hint="eastAsia"/>
+          <w:rFonts w:hint="eastAsia" w:eastAsia="黑体"/>
         </w:rPr>
         <w:t xml:space="preserve">接</w:t>
       </w:r>
       <w:r>
+        <w:rPr>
+          <w:rFonts w:eastAsia="黑体"/>
+        </w:rPr>
         <w:t xml:space="preserve"> </w:t>
       </w:r>
       <w:r>
         <w:rPr>
-          <w:rFonts w:hint="eastAsia"/>
+          <w:rFonts w:hint="eastAsia" w:eastAsia="黑体"/>
         </w:rPr>
         <w:t xml:space="preserve">GND；</w:t>
       </w:r>
       <w:r>
         <w:rPr>
-          <w:rFonts w:hint="eastAsia"/>
+          <w:rFonts w:hint="eastAsia" w:eastAsia="黑体"/>
           <w:b/>
           <w:bCs/>
         </w:rPr>
         <w:t xml:space="preserve">A2（非门）</w:t>
       </w:r>
       <w:r>
+        <w:rPr>
+          <w:rFonts w:eastAsia="黑体"/>
+        </w:rPr>
         <w:t xml:space="preserve"> </w:t>
       </w:r>
       <w:r>
         <w:rPr>
-          <w:rFonts w:hint="eastAsia"/>
+          <w:rFonts w:hint="eastAsia" w:eastAsia="黑体"/>
         </w:rPr>
         <w:t xml:space="preserve">的</w:t>
       </w:r>
       <w:r>
+        <w:rPr>
+          <w:rFonts w:eastAsia="黑体"/>
+        </w:rPr>
         <w:t xml:space="preserve"> A </w:t>
       </w:r>
       <w:r>
         <w:rPr>
-          <w:rFonts w:hint="eastAsia"/>
+          <w:rFonts w:hint="eastAsia" w:eastAsia="黑体"/>
         </w:rPr>
         <w:t xml:space="preserve">端（输入端）接中间节点</w:t>
       </w:r>
       <w:r>
+        <w:rPr>
+          <w:rFonts w:eastAsia="黑体"/>
+        </w:rPr>
         <w:t xml:space="preserve"> </w:t>
       </w:r>
       <w:r>
         <w:rPr>
-          <w:rFonts w:hint="eastAsia"/>
+          <w:rFonts w:hint="eastAsia" w:eastAsia="黑体"/>
         </w:rPr>
         <w:t xml:space="preserve">S、输出</w:t>
       </w:r>
       <w:r>
+        <w:rPr>
+          <w:rFonts w:eastAsia="黑体"/>
+        </w:rPr>
         <w:t xml:space="preserve"> Y </w:t>
       </w:r>
       <w:r>
         <w:rPr>
-          <w:rFonts w:hint="eastAsia"/>
+          <w:rFonts w:hint="eastAsia" w:eastAsia="黑体"/>
         </w:rPr>
         <w:t xml:space="preserve">端接输出节点</w:t>
       </w:r>
       <w:r>
+        <w:rPr>
+          <w:rFonts w:eastAsia="黑体"/>
+        </w:rPr>
         <w:t xml:space="preserve"> </w:t>
       </w:r>
       <w:r>
         <w:rPr>
-          <w:rFonts w:hint="eastAsia"/>
+          <w:rFonts w:hint="eastAsia" w:eastAsia="黑体"/>
         </w:rPr>
         <w:t xml:space="preserve">Y，正电源脚</w:t>
       </w:r>
       <w:r>
+        <w:rPr>
+          <w:rFonts w:eastAsia="黑体"/>
+        </w:rPr>
         <w:t xml:space="preserve"> VDD </w:t>
       </w:r>
       <w:r>
         <w:rPr>
-          <w:rFonts w:hint="eastAsia"/>
+          <w:rFonts w:hint="eastAsia" w:eastAsia="黑体"/>
         </w:rPr>
         <w:t xml:space="preserve">接</w:t>
       </w:r>
       <w:r>
+        <w:rPr>
+          <w:rFonts w:eastAsia="黑体"/>
+        </w:rPr>
         <w:t xml:space="preserve"> </w:t>
       </w:r>
       <m:oMath>
@@ -634,74 +752,98 @@
       </m:oMath>
       <w:r>
         <w:rPr>
-          <w:rFonts w:hint="eastAsia"/>
+          <w:rFonts w:hint="eastAsia" w:eastAsia="黑体"/>
         </w:rPr>
         <w:t xml:space="preserve">、接地脚</w:t>
       </w:r>
       <w:r>
+        <w:rPr>
+          <w:rFonts w:eastAsia="黑体"/>
+        </w:rPr>
         <w:t xml:space="preserve"> GND </w:t>
       </w:r>
       <w:r>
         <w:rPr>
-          <w:rFonts w:hint="eastAsia"/>
+          <w:rFonts w:hint="eastAsia" w:eastAsia="黑体"/>
         </w:rPr>
         <w:t xml:space="preserve">接</w:t>
       </w:r>
       <w:r>
+        <w:rPr>
+          <w:rFonts w:eastAsia="黑体"/>
+        </w:rPr>
         <w:t xml:space="preserve"> </w:t>
       </w:r>
       <w:r>
         <w:rPr>
-          <w:rFonts w:hint="eastAsia"/>
+          <w:rFonts w:hint="eastAsia" w:eastAsia="黑体"/>
         </w:rPr>
         <w:t xml:space="preserve">GND。若以</w:t>
       </w:r>
       <w:r>
+        <w:rPr>
+          <w:rFonts w:eastAsia="黑体"/>
+        </w:rPr>
         <w:t xml:space="preserve"> TTL </w:t>
       </w:r>
       <w:r>
         <w:rPr>
-          <w:rFonts w:hint="eastAsia"/>
+          <w:rFonts w:hint="eastAsia" w:eastAsia="黑体"/>
         </w:rPr>
         <w:t xml:space="preserve">多发射极晶体管或</w:t>
       </w:r>
       <w:r>
+        <w:rPr>
+          <w:rFonts w:eastAsia="黑体"/>
+        </w:rPr>
         <w:t xml:space="preserve"> CMOS </w:t>
       </w:r>
       <w:r>
         <w:rPr>
-          <w:rFonts w:hint="eastAsia"/>
+          <w:rFonts w:hint="eastAsia" w:eastAsia="黑体"/>
         </w:rPr>
         <w:t xml:space="preserve">互补对实现，A1</w:t>
       </w:r>
       <w:r>
+        <w:rPr>
+          <w:rFonts w:eastAsia="黑体"/>
+        </w:rPr>
         <w:t xml:space="preserve"> </w:t>
       </w:r>
       <w:r>
         <w:rPr>
-          <w:rFonts w:hint="eastAsia"/>
+          <w:rFonts w:hint="eastAsia" w:eastAsia="黑体"/>
         </w:rPr>
         <w:t xml:space="preserve">与</w:t>
       </w:r>
       <w:r>
+        <w:rPr>
+          <w:rFonts w:eastAsia="黑体"/>
+        </w:rPr>
         <w:t xml:space="preserve"> A2 </w:t>
       </w:r>
       <w:r>
         <w:rPr>
-          <w:rFonts w:hint="eastAsia"/>
+          <w:rFonts w:hint="eastAsia" w:eastAsia="黑体"/>
         </w:rPr>
         <w:t xml:space="preserve">会合并成单个门，净剩一个</w:t>
       </w:r>
       <w:r>
+        <w:rPr>
+          <w:rFonts w:eastAsia="黑体"/>
+        </w:rPr>
         <w:t xml:space="preserve"> VDD </w:t>
       </w:r>
       <w:r>
         <w:rPr>
-          <w:rFonts w:hint="eastAsia"/>
+          <w:rFonts w:hint="eastAsia" w:eastAsia="黑体"/>
         </w:rPr>
         <w:t xml:space="preserve">与一个</w:t>
       </w:r>
       <w:r>
+        <w:rPr>
+          <w:rFonts w:eastAsia="黑体"/>
+        </w:rPr>
         <w:t xml:space="preserve"> GND。</w:t>
       </w:r>
     </w:p>
@@ -709,11 +851,14 @@
       <w:pPr/>
       <w:r>
         <w:rPr>
-          <w:rFonts w:hint="eastAsia"/>
+          <w:rFonts w:hint="eastAsia" w:eastAsia="黑体"/>
         </w:rPr>
         <w:t xml:space="preserve">由此构成”与门输出再经非门取反”的二输入与非组态，输出</w:t>
       </w:r>
       <w:r>
+        <w:rPr>
+          <w:rFonts w:eastAsia="黑体"/>
+        </w:rPr>
         <w:t xml:space="preserve"> </w:t>
       </w:r>
       <m:oMath>
@@ -748,52 +893,67 @@
       </m:oMath>
       <w:r>
         <w:rPr>
-          <w:rFonts w:hint="eastAsia"/>
+          <w:rFonts w:hint="eastAsia" w:eastAsia="黑体"/>
         </w:rPr>
         <w:t xml:space="preserve">，仅当</w:t>
       </w:r>
       <w:r>
+        <w:rPr>
+          <w:rFonts w:eastAsia="黑体"/>
+        </w:rPr>
         <w:t xml:space="preserve"> A、B </w:t>
       </w:r>
       <w:r>
         <w:rPr>
-          <w:rFonts w:hint="eastAsia"/>
+          <w:rFonts w:hint="eastAsia" w:eastAsia="黑体"/>
         </w:rPr>
         <w:t xml:space="preserve">同时为</w:t>
       </w:r>
       <w:r>
+        <w:rPr>
+          <w:rFonts w:eastAsia="黑体"/>
+        </w:rPr>
         <w:t xml:space="preserve"> 1 </w:t>
       </w:r>
       <w:r>
         <w:rPr>
-          <w:rFonts w:hint="eastAsia"/>
+          <w:rFonts w:hint="eastAsia" w:eastAsia="黑体"/>
         </w:rPr>
         <w:t xml:space="preserve">时输出为</w:t>
       </w:r>
       <w:r>
+        <w:rPr>
+          <w:rFonts w:eastAsia="黑体"/>
+        </w:rPr>
         <w:t xml:space="preserve"> </w:t>
       </w:r>
       <w:r>
         <w:rPr>
-          <w:rFonts w:hint="eastAsia"/>
+          <w:rFonts w:hint="eastAsia" w:eastAsia="黑体"/>
         </w:rPr>
         <w:t xml:space="preserve">0，其余输入组合输出为</w:t>
       </w:r>
       <w:r>
+        <w:rPr>
+          <w:rFonts w:eastAsia="黑体"/>
+        </w:rPr>
         <w:t xml:space="preserve"> </w:t>
       </w:r>
       <w:r>
         <w:rPr>
-          <w:rFonts w:hint="eastAsia"/>
+          <w:rFonts w:hint="eastAsia" w:eastAsia="黑体"/>
         </w:rPr>
         <w:t xml:space="preserve">1；由于</w:t>
       </w:r>
       <w:r>
+        <w:rPr>
+          <w:rFonts w:eastAsia="黑体"/>
+        </w:rPr>
         <w:t xml:space="preserve"> NAND </w:t>
       </w:r>
       <w:r>
         <w:rPr>
-          <w:rFonts w:hint="eastAsia"/>
+          <w:rFonts w:hint="eastAsia" w:eastAsia="黑体"/>
         </w:rPr>
         <w:t xml:space="preserve">具备逻辑完备性，任何组合逻辑函数都可由与非门单独搭建。</w:t>
       </w:r>
@@ -806,7 +966,7 @@
       </w:pPr>
       <w:r>
         <w:rPr>
-          <w:rFonts w:hint="eastAsia"/>
+          <w:rFonts w:hint="eastAsia" w:eastAsia="黑体"/>
         </w:rPr>
         <w:t xml:space="preserve">工作原理</w:t>
       </w:r>
@@ -817,34 +977,43 @@
       </w:pPr>
       <w:r>
         <w:rPr>
-          <w:rFonts w:hint="eastAsia"/>
+          <w:rFonts w:hint="eastAsia" w:eastAsia="黑体"/>
         </w:rPr>
         <w:t xml:space="preserve">只有当所有输入都为高电平（1）时，输出才为低电平（0）；只要任一输入为低电平，输出即为高电平。即“先与后非”。在</w:t>
       </w:r>
       <w:r>
+        <w:rPr>
+          <w:rFonts w:eastAsia="黑体"/>
+        </w:rPr>
         <w:t xml:space="preserve"> CMOS </w:t>
       </w:r>
       <w:r>
         <w:rPr>
-          <w:rFonts w:hint="eastAsia"/>
+          <w:rFonts w:hint="eastAsia" w:eastAsia="黑体"/>
         </w:rPr>
         <w:t xml:space="preserve">实现中，串联的</w:t>
       </w:r>
       <w:r>
+        <w:rPr>
+          <w:rFonts w:eastAsia="黑体"/>
+        </w:rPr>
         <w:t xml:space="preserve"> NMOS </w:t>
       </w:r>
       <w:r>
         <w:rPr>
-          <w:rFonts w:hint="eastAsia"/>
+          <w:rFonts w:hint="eastAsia" w:eastAsia="黑体"/>
         </w:rPr>
         <w:t xml:space="preserve">下拉网络对应与逻辑，并联的</w:t>
       </w:r>
       <w:r>
+        <w:rPr>
+          <w:rFonts w:eastAsia="黑体"/>
+        </w:rPr>
         <w:t xml:space="preserve"> PMOS </w:t>
       </w:r>
       <w:r>
         <w:rPr>
-          <w:rFonts w:hint="eastAsia"/>
+          <w:rFonts w:hint="eastAsia" w:eastAsia="黑体"/>
         </w:rPr>
         <w:t xml:space="preserve">上拉网络对应非逻辑。</w:t>
       </w:r>
@@ -857,7 +1026,7 @@
       </w:pPr>
       <w:r>
         <w:rPr>
-          <w:rFonts w:hint="eastAsia"/>
+          <w:rFonts w:hint="eastAsia" w:eastAsia="黑体"/>
         </w:rPr>
         <w:t xml:space="preserve">关键计算公式</w:t>
       </w:r>
@@ -871,7 +1040,7 @@
       </w:pPr>
       <w:r>
         <w:rPr>
-          <w:rFonts w:hint="eastAsia"/>
+          <w:rFonts w:hint="eastAsia" w:eastAsia="黑体"/>
         </w:rPr>
         <w:t xml:space="preserve">二输入与非逻辑表达式：</w:t>
       </w:r>
@@ -919,11 +1088,14 @@
         </w:numPr>
       </w:pPr>
       <w:r>
+        <w:rPr>
+          <w:rFonts w:eastAsia="黑体"/>
+        </w:rPr>
         <w:t xml:space="preserve">n </w:t>
       </w:r>
       <w:r>
         <w:rPr>
-          <w:rFonts w:hint="eastAsia"/>
+          <w:rFonts w:hint="eastAsia" w:eastAsia="黑体"/>
         </w:rPr>
         <w:t xml:space="preserve">输入与非：</w:t>
       </w:r>
@@ -1008,7 +1180,7 @@
       </w:pPr>
       <w:r>
         <w:rPr>
-          <w:rFonts w:hint="eastAsia"/>
+          <w:rFonts w:hint="eastAsia" w:eastAsia="黑体"/>
         </w:rPr>
         <w:t xml:space="preserve">与非门构造非门：</w:t>
       </w:r>
@@ -1079,7 +1251,7 @@
       </w:pPr>
       <w:r>
         <w:rPr>
-          <w:rFonts w:hint="eastAsia"/>
+          <w:rFonts w:hint="eastAsia" w:eastAsia="黑体"/>
         </w:rPr>
         <w:t xml:space="preserve">与非门构造与门：</w:t>
       </w:r>
@@ -1147,7 +1319,7 @@
       </w:pPr>
       <w:r>
         <w:rPr>
-          <w:rFonts w:hint="eastAsia"/>
+          <w:rFonts w:hint="eastAsia" w:eastAsia="黑体"/>
         </w:rPr>
         <w:t xml:space="preserve">与非门构造或门（德摩根）：</w:t>
       </w:r>
@@ -1244,7 +1416,7 @@
             </w:pPr>
             <w:r>
               <w:rPr>
-                <w:rFonts w:hint="eastAsia"/>
+                <w:rFonts w:hint="eastAsia" w:eastAsia="黑体"/>
               </w:rPr>
               <w:t xml:space="preserve">符号</w:t>
             </w:r>
@@ -1258,7 +1430,7 @@
             </w:pPr>
             <w:r>
               <w:rPr>
-                <w:rFonts w:hint="eastAsia"/>
+                <w:rFonts w:hint="eastAsia" w:eastAsia="黑体"/>
               </w:rPr>
               <w:t xml:space="preserve">含义</w:t>
             </w:r>
@@ -1272,7 +1444,7 @@
             </w:pPr>
             <w:r>
               <w:rPr>
-                <w:rFonts w:hint="eastAsia"/>
+                <w:rFonts w:hint="eastAsia" w:eastAsia="黑体"/>
               </w:rPr>
               <w:t xml:space="preserve">单位</w:t>
             </w:r>
@@ -1301,6 +1473,9 @@
               </m:r>
             </m:oMath>
             <w:r>
+              <w:rPr>
+                <w:rFonts w:eastAsia="黑体"/>
+              </w:rPr>
               <w:t xml:space="preserve">​</w:t>
             </w:r>
           </w:p>
@@ -1313,7 +1488,7 @@
             </w:pPr>
             <w:r>
               <w:rPr>
-                <w:rFonts w:hint="eastAsia"/>
+                <w:rFonts w:hint="eastAsia" w:eastAsia="黑体"/>
               </w:rPr>
               <w:t xml:space="preserve">输入</w:t>
             </w:r>
@@ -1326,6 +1501,9 @@
               <w:pStyle w:val="Compact"/>
             </w:pPr>
             <w:r>
+              <w:rPr>
+                <w:rFonts w:eastAsia="黑体"/>
+              </w:rPr>
               <w:t xml:space="preserve">—</w:t>
             </w:r>
           </w:p>
@@ -1344,6 +1522,9 @@
               </m:r>
             </m:oMath>
             <w:r>
+              <w:rPr>
+                <w:rFonts w:eastAsia="黑体"/>
+              </w:rPr>
               <w:t xml:space="preserve">​</w:t>
             </w:r>
           </w:p>
@@ -1356,7 +1537,7 @@
             </w:pPr>
             <w:r>
               <w:rPr>
-                <w:rFonts w:hint="eastAsia"/>
+                <w:rFonts w:hint="eastAsia" w:eastAsia="黑体"/>
               </w:rPr>
               <w:t xml:space="preserve">输出</w:t>
             </w:r>
@@ -1369,6 +1550,9 @@
               <w:pStyle w:val="Compact"/>
             </w:pPr>
             <w:r>
+              <w:rPr>
+                <w:rFonts w:eastAsia="黑体"/>
+              </w:rPr>
               <w:t xml:space="preserve">—</w:t>
             </w:r>
           </w:p>
@@ -1387,6 +1571,9 @@
               </m:r>
             </m:oMath>
             <w:r>
+              <w:rPr>
+                <w:rFonts w:eastAsia="黑体"/>
+              </w:rPr>
               <w:t xml:space="preserve">​</w:t>
             </w:r>
           </w:p>
@@ -1399,7 +1586,7 @@
             </w:pPr>
             <w:r>
               <w:rPr>
-                <w:rFonts w:hint="eastAsia"/>
+                <w:rFonts w:hint="eastAsia" w:eastAsia="黑体"/>
               </w:rPr>
               <w:t xml:space="preserve">输入端口数</w:t>
             </w:r>
@@ -1412,6 +1599,9 @@
               <w:pStyle w:val="Compact"/>
             </w:pPr>
             <w:r>
+              <w:rPr>
+                <w:rFonts w:eastAsia="黑体"/>
+              </w:rPr>
               <w:t xml:space="preserve">—</w:t>
             </w:r>
           </w:p>
@@ -1426,7 +1616,7 @@
       </w:pPr>
       <w:r>
         <w:rPr>
-          <w:rFonts w:hint="eastAsia"/>
+          <w:rFonts w:hint="eastAsia" w:eastAsia="黑体"/>
         </w:rPr>
         <w:t xml:space="preserve">元件调整影响</w:t>
       </w:r>
@@ -1441,21 +1631,27 @@
       </w:pPr>
       <w:r>
         <w:rPr>
-          <w:rFonts w:hint="eastAsia"/>
+          <w:rFonts w:hint="eastAsia" w:eastAsia="黑体"/>
           <w:b/>
           <w:bCs/>
         </w:rPr>
         <w:t xml:space="preserve">输入端口数增多</w:t>
       </w:r>
       <w:r>
+        <w:rPr>
+          <w:rFonts w:eastAsia="黑体"/>
+        </w:rPr>
         <w:t xml:space="preserve"> </w:t>
       </w:r>
       <w:r>
+        <w:rPr>
+          <w:rFonts w:eastAsia="黑体"/>
+        </w:rPr>
         <w:t xml:space="preserve">→ </w:t>
       </w:r>
       <w:r>
         <w:rPr>
-          <w:rFonts w:hint="eastAsia"/>
+          <w:rFonts w:hint="eastAsia" w:eastAsia="黑体"/>
         </w:rPr>
         <w:t xml:space="preserve">扇入增大，串联晶体管变多，传播延迟上升。</w:t>
       </w:r>
@@ -1470,21 +1666,27 @@
       </w:pPr>
       <w:r>
         <w:rPr>
-          <w:rFonts w:hint="eastAsia"/>
+          <w:rFonts w:hint="eastAsia" w:eastAsia="黑体"/>
           <w:b/>
           <w:bCs/>
         </w:rPr>
         <w:t xml:space="preserve">输出并入更多负载</w:t>
       </w:r>
       <w:r>
+        <w:rPr>
+          <w:rFonts w:eastAsia="黑体"/>
+        </w:rPr>
         <w:t xml:space="preserve"> </w:t>
       </w:r>
       <w:r>
+        <w:rPr>
+          <w:rFonts w:eastAsia="黑体"/>
+        </w:rPr>
         <w:t xml:space="preserve">→ </w:t>
       </w:r>
       <w:r>
         <w:rPr>
-          <w:rFonts w:hint="eastAsia"/>
+          <w:rFonts w:hint="eastAsia" w:eastAsia="黑体"/>
         </w:rPr>
         <w:t xml:space="preserve">扇出增加，充放电时间变长，最高工作频率下降。</w:t>
       </w:r>
@@ -1499,21 +1701,27 @@
       </w:pPr>
       <w:r>
         <w:rPr>
-          <w:rFonts w:hint="eastAsia"/>
+          <w:rFonts w:hint="eastAsia" w:eastAsia="黑体"/>
           <w:b/>
           <w:bCs/>
         </w:rPr>
         <w:t xml:space="preserve">未用输入端悬空</w:t>
       </w:r>
       <w:r>
+        <w:rPr>
+          <w:rFonts w:eastAsia="黑体"/>
+        </w:rPr>
         <w:t xml:space="preserve"> </w:t>
       </w:r>
       <w:r>
+        <w:rPr>
+          <w:rFonts w:eastAsia="黑体"/>
+        </w:rPr>
         <w:t xml:space="preserve">→ TTL </w:t>
       </w:r>
       <w:r>
         <w:rPr>
-          <w:rFonts w:hint="eastAsia"/>
+          <w:rFonts w:hint="eastAsia" w:eastAsia="黑体"/>
         </w:rPr>
         <w:t xml:space="preserve">悬空视为高电平，可能拾取噪声，应接固定电平。</w:t>
       </w:r>
@@ -1526,7 +1734,7 @@
       </w:pPr>
       <w:r>
         <w:rPr>
-          <w:rFonts w:hint="eastAsia"/>
+          <w:rFonts w:hint="eastAsia" w:eastAsia="黑体"/>
         </w:rPr>
         <w:t xml:space="preserve">典型参数示例</w:t>
       </w:r>
@@ -1541,7 +1749,7 @@
       </w:pPr>
       <w:r>
         <w:rPr>
-          <w:rFonts w:hint="eastAsia"/>
+          <w:rFonts w:hint="eastAsia" w:eastAsia="黑体"/>
         </w:rPr>
         <w:t xml:space="preserve">二输入与非门真值表：</w:t>
       </w:r>
@@ -1578,15 +1786,21 @@
         </m:r>
       </m:oMath>
       <w:r>
+        <w:rPr>
+          <w:rFonts w:eastAsia="黑体"/>
+        </w:rPr>
         <w:t xml:space="preserve"> </w:t>
       </w:r>
       <w:r>
         <w:rPr>
-          <w:rFonts w:hint="eastAsia"/>
+          <w:rFonts w:hint="eastAsia" w:eastAsia="黑体"/>
         </w:rPr>
         <w:t xml:space="preserve">时</w:t>
       </w:r>
       <w:r>
+        <w:rPr>
+          <w:rFonts w:eastAsia="黑体"/>
+        </w:rPr>
         <w:t xml:space="preserve"> </w:t>
       </w:r>
       <m:oMath>
@@ -1630,11 +1844,14 @@
       </m:oMath>
       <w:r>
         <w:rPr>
-          <w:rFonts w:hint="eastAsia"/>
+          <w:rFonts w:hint="eastAsia" w:eastAsia="黑体"/>
         </w:rPr>
         <w:t xml:space="preserve">；其余三种输入组合</w:t>
       </w:r>
       <w:r>
+        <w:rPr>
+          <w:rFonts w:eastAsia="黑体"/>
+        </w:rPr>
         <w:t xml:space="preserve"> </w:t>
       </w:r>
       <m:oMath>
@@ -1652,6 +1869,9 @@
         </m:r>
       </m:oMath>
       <w:r>
+        <w:rPr>
+          <w:rFonts w:eastAsia="黑体"/>
+        </w:rPr>
         <w:t xml:space="preserve">。</w:t>
       </w:r>
     </w:p>
@@ -1665,11 +1885,14 @@
       </w:pPr>
       <w:r>
         <w:rPr>
-          <w:rFonts w:hint="eastAsia"/>
+          <w:rFonts w:hint="eastAsia" w:eastAsia="黑体"/>
         </w:rPr>
         <w:t xml:space="preserve">用两个与非门可构成一个与门：第一级</w:t>
       </w:r>
       <w:r>
+        <w:rPr>
+          <w:rFonts w:eastAsia="黑体"/>
+        </w:rPr>
         <w:t xml:space="preserve"> </w:t>
       </w:r>
       <m:oMath>
@@ -1698,11 +1921,14 @@
       </m:oMath>
       <w:r>
         <w:rPr>
-          <w:rFonts w:hint="eastAsia"/>
+          <w:rFonts w:hint="eastAsia" w:eastAsia="黑体"/>
         </w:rPr>
         <w:t xml:space="preserve">，第二级输出</w:t>
       </w:r>
       <w:r>
+        <w:rPr>
+          <w:rFonts w:eastAsia="黑体"/>
+        </w:rPr>
         <w:t xml:space="preserve"> </w:t>
       </w:r>
       <m:oMath>
@@ -1758,6 +1984,9 @@
         </m:r>
       </m:oMath>
       <w:r>
+        <w:rPr>
+          <w:rFonts w:eastAsia="黑体"/>
+        </w:rPr>
         <w:t xml:space="preserve">。</w:t>
       </w:r>
     </w:p>
@@ -1769,7 +1998,7 @@
       </w:pPr>
       <w:r>
         <w:rPr>
-          <w:rFonts w:hint="eastAsia"/>
+          <w:rFonts w:hint="eastAsia" w:eastAsia="黑体"/>
         </w:rPr>
         <w:t xml:space="preserve">常见器件型号</w:t>
       </w:r>
@@ -1784,16 +2013,19 @@
       </w:pPr>
       <w:r>
         <w:rPr>
-          <w:rFonts w:hint="eastAsia"/>
+          <w:rFonts w:hint="eastAsia" w:eastAsia="黑体"/>
         </w:rPr>
         <w:t xml:space="preserve">74HC00：四</w:t>
       </w:r>
       <w:r>
+        <w:rPr>
+          <w:rFonts w:eastAsia="黑体"/>
+        </w:rPr>
         <w:t xml:space="preserve"> 2 </w:t>
       </w:r>
       <w:r>
         <w:rPr>
-          <w:rFonts w:hint="eastAsia"/>
+          <w:rFonts w:hint="eastAsia" w:eastAsia="黑体"/>
         </w:rPr>
         <w:t xml:space="preserve">输入与非门。</w:t>
       </w:r>
@@ -1808,16 +2040,19 @@
       </w:pPr>
       <w:r>
         <w:rPr>
-          <w:rFonts w:hint="eastAsia"/>
+          <w:rFonts w:hint="eastAsia" w:eastAsia="黑体"/>
         </w:rPr>
         <w:t xml:space="preserve">74HC10：三</w:t>
       </w:r>
       <w:r>
+        <w:rPr>
+          <w:rFonts w:eastAsia="黑体"/>
+        </w:rPr>
         <w:t xml:space="preserve"> 3 </w:t>
       </w:r>
       <w:r>
         <w:rPr>
-          <w:rFonts w:hint="eastAsia"/>
+          <w:rFonts w:hint="eastAsia" w:eastAsia="黑体"/>
         </w:rPr>
         <w:t xml:space="preserve">输入与非门。</w:t>
       </w:r>
@@ -1832,25 +2067,31 @@
       </w:pPr>
       <w:r>
         <w:rPr>
-          <w:rFonts w:hint="eastAsia"/>
+          <w:rFonts w:hint="eastAsia" w:eastAsia="黑体"/>
         </w:rPr>
         <w:t xml:space="preserve">CD4011：四</w:t>
       </w:r>
       <w:r>
+        <w:rPr>
+          <w:rFonts w:eastAsia="黑体"/>
+        </w:rPr>
         <w:t xml:space="preserve"> 2 </w:t>
       </w:r>
       <w:r>
         <w:rPr>
-          <w:rFonts w:hint="eastAsia"/>
+          <w:rFonts w:hint="eastAsia" w:eastAsia="黑体"/>
         </w:rPr>
         <w:t xml:space="preserve">输入与非门（CMOS</w:t>
       </w:r>
       <w:r>
+        <w:rPr>
+          <w:rFonts w:eastAsia="黑体"/>
+        </w:rPr>
         <w:t xml:space="preserve"> 4000 </w:t>
       </w:r>
       <w:r>
         <w:rPr>
-          <w:rFonts w:hint="eastAsia"/>
+          <w:rFonts w:hint="eastAsia" w:eastAsia="黑体"/>
         </w:rPr>
         <w:t xml:space="preserve">系列）。</w:t>
       </w:r>
@@ -1865,16 +2106,19 @@
       </w:pPr>
       <w:r>
         <w:rPr>
-          <w:rFonts w:hint="eastAsia"/>
+          <w:rFonts w:hint="eastAsia" w:eastAsia="黑体"/>
         </w:rPr>
         <w:t xml:space="preserve">74LS00：四</w:t>
       </w:r>
       <w:r>
+        <w:rPr>
+          <w:rFonts w:eastAsia="黑体"/>
+        </w:rPr>
         <w:t xml:space="preserve"> 2 </w:t>
       </w:r>
       <w:r>
         <w:rPr>
-          <w:rFonts w:hint="eastAsia"/>
+          <w:rFonts w:hint="eastAsia" w:eastAsia="黑体"/>
         </w:rPr>
         <w:t xml:space="preserve">输入与非门（TTL）。</w:t>
       </w:r>
@@ -1887,7 +2131,7 @@
       </w:pPr>
       <w:r>
         <w:rPr>
-          <w:rFonts w:hint="eastAsia"/>
+          <w:rFonts w:hint="eastAsia" w:eastAsia="黑体"/>
         </w:rPr>
         <w:t xml:space="preserve">注意事项</w:t>
       </w:r>
@@ -1901,33 +2145,45 @@
         </w:numPr>
       </w:pPr>
       <w:r>
+        <w:rPr>
+          <w:rFonts w:eastAsia="黑体"/>
+        </w:rPr>
         <w:t xml:space="preserve">TTL </w:t>
       </w:r>
       <w:r>
         <w:rPr>
-          <w:rFonts w:hint="eastAsia"/>
+          <w:rFonts w:hint="eastAsia" w:eastAsia="黑体"/>
         </w:rPr>
         <w:t xml:space="preserve">输入端悬空等价于高电平，CMOS</w:t>
       </w:r>
       <w:r>
+        <w:rPr>
+          <w:rFonts w:eastAsia="黑体"/>
+        </w:rPr>
         <w:t xml:space="preserve"> </w:t>
       </w:r>
       <w:r>
         <w:rPr>
-          <w:rFonts w:hint="eastAsia"/>
+          <w:rFonts w:hint="eastAsia" w:eastAsia="黑体"/>
         </w:rPr>
         <w:t xml:space="preserve">输入端严禁悬空，必须接</w:t>
       </w:r>
       <w:r>
+        <w:rPr>
+          <w:rFonts w:eastAsia="黑体"/>
+        </w:rPr>
         <w:t xml:space="preserve"> 0 </w:t>
       </w:r>
       <w:r>
         <w:rPr>
-          <w:rFonts w:hint="eastAsia"/>
+          <w:rFonts w:hint="eastAsia" w:eastAsia="黑体"/>
         </w:rPr>
         <w:t xml:space="preserve">或</w:t>
       </w:r>
       <w:r>
+        <w:rPr>
+          <w:rFonts w:eastAsia="黑体"/>
+        </w:rPr>
         <w:t xml:space="preserve"> 1。</w:t>
       </w:r>
     </w:p>
@@ -1941,7 +2197,7 @@
       </w:pPr>
       <w:r>
         <w:rPr>
-          <w:rFonts w:hint="eastAsia"/>
+          <w:rFonts w:hint="eastAsia" w:eastAsia="黑体"/>
         </w:rPr>
         <w:t xml:space="preserve">利用与非门的逻辑完备性可搭任意组合逻辑，但需注意级数带来的延迟累积。</w:t>
       </w:r>
@@ -1956,43 +2212,55 @@
       </w:pPr>
       <w:r>
         <w:rPr>
-          <w:rFonts w:hint="eastAsia"/>
+          <w:rFonts w:hint="eastAsia" w:eastAsia="黑体"/>
         </w:rPr>
         <w:t xml:space="preserve">注意电源电压范围（74HC</w:t>
       </w:r>
       <w:r>
+        <w:rPr>
+          <w:rFonts w:eastAsia="黑体"/>
+        </w:rPr>
         <w:t xml:space="preserve"> </w:t>
       </w:r>
       <w:r>
         <w:rPr>
-          <w:rFonts w:hint="eastAsia"/>
+          <w:rFonts w:hint="eastAsia" w:eastAsia="黑体"/>
         </w:rPr>
         <w:t xml:space="preserve">为</w:t>
       </w:r>
       <w:r>
+        <w:rPr>
+          <w:rFonts w:eastAsia="黑体"/>
+        </w:rPr>
         <w:t xml:space="preserve"> </w:t>
       </w:r>
       <w:r>
         <w:rPr>
-          <w:rFonts w:hint="eastAsia"/>
+          <w:rFonts w:hint="eastAsia" w:eastAsia="黑体"/>
         </w:rPr>
         <w:t xml:space="preserve">2~6V，CD4000</w:t>
       </w:r>
       <w:r>
+        <w:rPr>
+          <w:rFonts w:eastAsia="黑体"/>
+        </w:rPr>
         <w:t xml:space="preserve"> </w:t>
       </w:r>
       <w:r>
         <w:rPr>
-          <w:rFonts w:hint="eastAsia"/>
+          <w:rFonts w:hint="eastAsia" w:eastAsia="黑体"/>
         </w:rPr>
         <w:t xml:space="preserve">系列可到</w:t>
       </w:r>
       <w:r>
+        <w:rPr>
+          <w:rFonts w:eastAsia="黑体"/>
+        </w:rPr>
         <w:t xml:space="preserve"> </w:t>
       </w:r>
       <w:r>
         <w:rPr>
-          <w:rFonts w:hint="eastAsia"/>
+          <w:rFonts w:hint="eastAsia" w:eastAsia="黑体"/>
         </w:rPr>
         <w:t xml:space="preserve">3~18V）。</w:t>
       </w:r>
@@ -2005,7 +2273,7 @@
       </w:pPr>
       <w:r>
         <w:rPr>
-          <w:rFonts w:hint="eastAsia"/>
+          <w:rFonts w:hint="eastAsia" w:eastAsia="黑体"/>
         </w:rPr>
         <w:t xml:space="preserve">参考资料</w:t>
       </w:r>
@@ -2020,7 +2288,7 @@
       </w:pPr>
       <w:r>
         <w:rPr>
-          <w:rFonts w:hint="eastAsia"/>
+          <w:rFonts w:hint="eastAsia" w:eastAsia="黑体"/>
         </w:rPr>
         <w:t xml:space="preserve">《数字电子技术基础》（阎石）。</w:t>
       </w:r>
@@ -2034,6 +2302,9 @@
         </w:numPr>
       </w:pPr>
       <w:r>
+        <w:rPr>
+          <w:rFonts w:eastAsia="黑体"/>
+        </w:rPr>
         <w:t xml:space="preserve">Wikipedia: NAND gate。</w:t>
       </w:r>
     </w:p>
@@ -2046,11 +2317,14 @@
         </w:numPr>
       </w:pPr>
       <w:r>
+        <w:rPr>
+          <w:rFonts w:eastAsia="黑体"/>
+        </w:rPr>
         <w:t xml:space="preserve">TI 74HC00 </w:t>
       </w:r>
       <w:r>
         <w:rPr>
-          <w:rFonts w:hint="eastAsia"/>
+          <w:rFonts w:hint="eastAsia" w:eastAsia="黑体"/>
         </w:rPr>
         <w:t xml:space="preserve">数据手册。</w:t>
       </w:r>
@@ -2064,11 +2338,11 @@
       </w:pPr>
       <w:r>
         <w:rPr>
-          <w:rFonts w:ascii="Times New Roman" w:hAnsi="Times New Roman"/>
+          <w:rFonts w:ascii="Times New Roman" w:hAnsi="Times New Roman" w:eastAsia="黑体"/>
           <w:color w:val="555555"/>
           <w:sz w:val="21"/>
         </w:rPr>
-        <w:t>材料收集者：杜文杰</w:t>
+        <w:t>材料收集者：杜文杰，WX手机：19519196569，QQ:3478827729</w:t>
       </w:r>
     </w:p>
     <w:sectPr>
@@ -2088,7 +2362,7 @@
 </file>
 
 <file path=word/footer1.xml><?xml version="1.0" encoding="utf-8"?>
-<w:ftr xmlns:m="http://schemas.openxmlformats.org/officeDocument/2006/math" xmlns:mc="http://schemas.openxmlformats.org/markup-compatibility/2006" xmlns:mo="http://schemas.microsoft.com/office/mac/office/2008/main" xmlns:mv="urn:schemas-microsoft-com:mac:vml" xmlns:o="urn:schemas-microsoft-com:office:office" xmlns:r="http://schemas.openxmlformats.org/officeDocument/2006/relationships" xmlns:v="urn:schemas-microsoft-com:vml" xmlns:w10="urn:schemas-microsoft-com:office:word" xmlns:w14="http://schemas.microsoft.com/office/word/2010/wordml" xmlns:w="http://schemas.openxmlformats.org/wordprocessingml/2006/main" xmlns:wne="http://schemas.microsoft.com/office/word/2006/wordml" xmlns:wp14="http://schemas.microsoft.com/office/word/2010/wordprocessingDrawing" xmlns:wp="http://schemas.openxmlformats.org/drawingml/2006/wordprocessingDrawing" xmlns:wpc="http://schemas.microsoft.com/office/word/2010/wordprocessingCanvas" xmlns:wpg="http://schemas.microsoft.com/office/word/2010/wordprocessingGroup" xmlns:wpi="http://schemas.microsoft.com/office/word/2010/wordprocessingInk" xmlns:wps="http://schemas.microsoft.com/office/word/2010/wordprocessingShape" mc:Ignorable="w14 wp14">
+<w:ftr xmlns:mc="http://schemas.openxmlformats.org/markup-compatibility/2006" xmlns:w="http://schemas.openxmlformats.org/wordprocessingml/2006/main" xmlns:m="http://schemas.openxmlformats.org/officeDocument/2006/math" xmlns:mo="http://schemas.microsoft.com/office/mac/office/2008/main" xmlns:mv="urn:schemas-microsoft-com:mac:vml" xmlns:o="urn:schemas-microsoft-com:office:office" xmlns:r="http://schemas.openxmlformats.org/officeDocument/2006/relationships" xmlns:v="urn:schemas-microsoft-com:vml" xmlns:w10="urn:schemas-microsoft-com:office:word" xmlns:w14="http://schemas.microsoft.com/office/word/2010/wordml" xmlns:wne="http://schemas.microsoft.com/office/word/2006/wordml" xmlns:wp14="http://schemas.microsoft.com/office/word/2010/wordprocessingDrawing" xmlns:wp="http://schemas.openxmlformats.org/drawingml/2006/wordprocessingDrawing" xmlns:wpc="http://schemas.microsoft.com/office/word/2010/wordprocessingCanvas" xmlns:wpg="http://schemas.microsoft.com/office/word/2010/wordprocessingGroup" xmlns:wpi="http://schemas.microsoft.com/office/word/2010/wordprocessingInk" xmlns:wps="http://schemas.microsoft.com/office/word/2010/wordprocessingShape" mc:Ignorable="w14 wp14">
   <w:p>
     <w:pPr>
       <w:pStyle w:val="Footer"/>
@@ -2096,12 +2370,14 @@
     </w:pPr>
     <w:r>
       <w:rPr>
+        <w:rFonts w:eastAsia="黑体"/>
         <w:sz w:val="18"/>
       </w:rPr>
       <w:t xml:space="preserve">第 </w:t>
     </w:r>
     <w:r>
       <w:rPr>
+        <w:rFonts w:eastAsia="黑体"/>
         <w:sz w:val="18"/>
       </w:rPr>
       <w:fldChar w:fldCharType="begin"/>
@@ -2110,6 +2386,7 @@
     </w:r>
     <w:r>
       <w:rPr>
+        <w:rFonts w:eastAsia="黑体"/>
         <w:sz w:val="18"/>
       </w:rPr>
       <w:t xml:space="preserve"> 页</w:t>
@@ -2123,6 +2400,9 @@
   <w:footnote w:type="continuationSeparator" w:id="0">
     <w:p>
       <w:r>
+        <w:rPr>
+          <w:rFonts w:eastAsia="黑体"/>
+        </w:rPr>
         <w:continuationSeparator/>
       </w:r>
     </w:p>
@@ -2130,6 +2410,9 @@
   <w:footnote w:type="separator" w:id="-1">
     <w:p>
       <w:r>
+        <w:rPr>
+          <w:rFonts w:eastAsia="黑体"/>
+        </w:rPr>
         <w:separator/>
       </w:r>
     </w:p>
@@ -2138,7 +2421,7 @@
 </file>
 
 <file path=word/header1.xml><?xml version="1.0" encoding="utf-8"?>
-<w:hdr xmlns:m="http://schemas.openxmlformats.org/officeDocument/2006/math" xmlns:mc="http://schemas.openxmlformats.org/markup-compatibility/2006" xmlns:mo="http://schemas.microsoft.com/office/mac/office/2008/main" xmlns:mv="urn:schemas-microsoft-com:mac:vml" xmlns:o="urn:schemas-microsoft-com:office:office" xmlns:r="http://schemas.openxmlformats.org/officeDocument/2006/relationships" xmlns:v="urn:schemas-microsoft-com:vml" xmlns:w10="urn:schemas-microsoft-com:office:word" xmlns:w14="http://schemas.microsoft.com/office/word/2010/wordml" xmlns:w="http://schemas.openxmlformats.org/wordprocessingml/2006/main" xmlns:wne="http://schemas.microsoft.com/office/word/2006/wordml" xmlns:wp14="http://schemas.microsoft.com/office/word/2010/wordprocessingDrawing" xmlns:wp="http://schemas.openxmlformats.org/drawingml/2006/wordprocessingDrawing" xmlns:wpc="http://schemas.microsoft.com/office/word/2010/wordprocessingCanvas" xmlns:wpg="http://schemas.microsoft.com/office/word/2010/wordprocessingGroup" xmlns:wpi="http://schemas.microsoft.com/office/word/2010/wordprocessingInk" xmlns:wps="http://schemas.microsoft.com/office/word/2010/wordprocessingShape" mc:Ignorable="w14 wp14">
+<w:hdr xmlns:mc="http://schemas.openxmlformats.org/markup-compatibility/2006" xmlns:w="http://schemas.openxmlformats.org/wordprocessingml/2006/main" xmlns:m="http://schemas.openxmlformats.org/officeDocument/2006/math" xmlns:mo="http://schemas.microsoft.com/office/mac/office/2008/main" xmlns:mv="urn:schemas-microsoft-com:mac:vml" xmlns:o="urn:schemas-microsoft-com:office:office" xmlns:r="http://schemas.openxmlformats.org/officeDocument/2006/relationships" xmlns:v="urn:schemas-microsoft-com:vml" xmlns:w10="urn:schemas-microsoft-com:office:word" xmlns:w14="http://schemas.microsoft.com/office/word/2010/wordml" xmlns:wne="http://schemas.microsoft.com/office/word/2006/wordml" xmlns:wp14="http://schemas.microsoft.com/office/word/2010/wordprocessingDrawing" xmlns:wp="http://schemas.openxmlformats.org/drawingml/2006/wordprocessingDrawing" xmlns:wpc="http://schemas.microsoft.com/office/word/2010/wordprocessingCanvas" xmlns:wpg="http://schemas.microsoft.com/office/word/2010/wordprocessingGroup" xmlns:wpi="http://schemas.microsoft.com/office/word/2010/wordprocessingInk" xmlns:wps="http://schemas.microsoft.com/office/word/2010/wordprocessingShape" mc:Ignorable="w14 wp14">
   <w:p>
     <w:pPr>
       <w:pStyle w:val="Header"/>
@@ -2146,7 +2429,7 @@
     </w:pPr>
     <w:r>
       <w:rPr>
-        <w:rFonts w:ascii="Times New Roman" w:hAnsi="Times New Roman"/>
+        <w:rFonts w:ascii="Times New Roman" w:hAnsi="Times New Roman" w:eastAsia="黑体"/>
         <w:sz w:val="18"/>
         <w:rFonts w:eastAsia="黑体"/>
         <w:rFonts w:eastAsia="黑体"/>
@@ -2158,7 +2441,7 @@
 </file>
 
 <file path=word/numbering.xml><?xml version="1.0" encoding="utf-8"?>
-<w:numbering xmlns:m="http://schemas.openxmlformats.org/officeDocument/2006/math" xmlns:mc="http://schemas.openxmlformats.org/markup-compatibility/2006" xmlns:mo="http://schemas.microsoft.com/office/mac/office/2008/main" xmlns:mv="urn:schemas-microsoft-com:mac:vml" xmlns:o="urn:schemas-microsoft-com:office:office" xmlns:r="http://schemas.openxmlformats.org/officeDocument/2006/relationships" xmlns:v="urn:schemas-microsoft-com:vml" xmlns:w="http://schemas.openxmlformats.org/wordprocessingml/2006/main" xmlns:w10="urn:schemas-microsoft-com:office:word" xmlns:w14="http://schemas.microsoft.com/office/word/2010/wordml" xmlns:wne="http://schemas.microsoft.com/office/word/2006/wordml" xmlns:wp="http://schemas.openxmlformats.org/drawingml/2006/wordprocessingDrawing" xmlns:wp14="http://schemas.microsoft.com/office/word/2010/wordprocessingDrawing" xmlns:wpc="http://schemas.microsoft.com/office/word/2010/wordprocessingCanvas" xmlns:wpg="http://schemas.microsoft.com/office/word/2010/wordprocessingGroup" xmlns:wpi="http://schemas.microsoft.com/office/word/2010/wordprocessingInk" xmlns:wps="http://schemas.microsoft.com/office/word/2010/wordprocessingShape" mc:Ignorable="w14 wp14">
+<w:numbering xmlns:mc="http://schemas.openxmlformats.org/markup-compatibility/2006" xmlns:w="http://schemas.openxmlformats.org/wordprocessingml/2006/main" xmlns:m="http://schemas.openxmlformats.org/officeDocument/2006/math" xmlns:mo="http://schemas.microsoft.com/office/mac/office/2008/main" xmlns:mv="urn:schemas-microsoft-com:mac:vml" xmlns:o="urn:schemas-microsoft-com:office:office" xmlns:r="http://schemas.openxmlformats.org/officeDocument/2006/relationships" xmlns:v="urn:schemas-microsoft-com:vml" xmlns:w10="urn:schemas-microsoft-com:office:word" xmlns:w14="http://schemas.microsoft.com/office/word/2010/wordml" xmlns:wne="http://schemas.microsoft.com/office/word/2006/wordml" xmlns:wp="http://schemas.openxmlformats.org/drawingml/2006/wordprocessingDrawing" xmlns:wp14="http://schemas.microsoft.com/office/word/2010/wordprocessingDrawing" xmlns:wpc="http://schemas.microsoft.com/office/word/2010/wordprocessingCanvas" xmlns:wpg="http://schemas.microsoft.com/office/word/2010/wordprocessingGroup" xmlns:wpi="http://schemas.microsoft.com/office/word/2010/wordprocessingInk" xmlns:wps="http://schemas.microsoft.com/office/word/2010/wordprocessingShape" mc:Ignorable="w14 wp14">
   <w:abstractNum w:abstractNumId="0">
     <w:nsid w:val="FFFFFF7C"/>
     <w:multiLevelType w:val="singleLevel"/>
@@ -2245,7 +2528,7 @@
         <w:ind w:hanging="360" w:left="1440"/>
       </w:pPr>
       <w:rPr>
-        <w:rFonts w:ascii="Symbol" w:hAnsi="Symbol" w:hint="default"/>
+        <w:rFonts w:ascii="Symbol" w:hAnsi="Symbol" w:hint="default" w:eastAsia="黑体"/>
       </w:rPr>
     </w:lvl>
   </w:abstractNum>
@@ -2266,7 +2549,7 @@
         <w:ind w:hanging="360" w:left="1080"/>
       </w:pPr>
       <w:rPr>
-        <w:rFonts w:ascii="Symbol" w:hAnsi="Symbol" w:hint="default"/>
+        <w:rFonts w:ascii="Symbol" w:hAnsi="Symbol" w:hint="default" w:eastAsia="黑体"/>
       </w:rPr>
     </w:lvl>
   </w:abstractNum>
@@ -2287,7 +2570,7 @@
         <w:ind w:hanging="360" w:left="720"/>
       </w:pPr>
       <w:rPr>
-        <w:rFonts w:ascii="Symbol" w:hAnsi="Symbol" w:hint="default"/>
+        <w:rFonts w:ascii="Symbol" w:hAnsi="Symbol" w:hint="default" w:eastAsia="黑体"/>
       </w:rPr>
     </w:lvl>
   </w:abstractNum>
@@ -2326,7 +2609,7 @@
         <w:ind w:hanging="360" w:left="360"/>
       </w:pPr>
       <w:rPr>
-        <w:rFonts w:ascii="Symbol" w:hAnsi="Symbol" w:hint="default"/>
+        <w:rFonts w:ascii="Symbol" w:hAnsi="Symbol" w:hint="default" w:eastAsia="黑体"/>
       </w:rPr>
     </w:lvl>
   </w:abstractNum>
@@ -2417,7 +2700,7 @@
         <w:ind w:left="720" w:hanging="360"/>
       </w:pPr>
       <w:rPr>
-        <w:rFonts w:ascii="Symbol" w:hAnsi="Symbol" w:cs="Symbol" w:hint="default"/>
+        <w:rFonts w:ascii="Symbol" w:hAnsi="Symbol" w:cs="Symbol" w:hint="default" w:eastAsia="黑体"/>
       </w:rPr>
     </w:lvl>
     <w:lvl w:ilvl="1">
@@ -2428,7 +2711,7 @@
         <w:ind w:left="1440" w:hanging="360"/>
       </w:pPr>
       <w:rPr>
-        <w:rFonts w:ascii="Courier New" w:hAnsi="Courier New" w:cs="Courier New" w:hint="default"/>
+        <w:rFonts w:ascii="Courier New" w:hAnsi="Courier New" w:cs="Courier New" w:hint="default" w:eastAsia="黑体"/>
       </w:rPr>
     </w:lvl>
     <w:lvl w:ilvl="2">
@@ -2439,7 +2722,7 @@
         <w:ind w:left="2160" w:hanging="360"/>
       </w:pPr>
       <w:rPr>
-        <w:rFonts w:ascii="Wingdings" w:hAnsi="Wingdings" w:cs="Wingdings" w:hint="default"/>
+        <w:rFonts w:ascii="Wingdings" w:hAnsi="Wingdings" w:cs="Wingdings" w:hint="default" w:eastAsia="黑体"/>
       </w:rPr>
     </w:lvl>
     <w:lvl w:ilvl="3">
@@ -2450,7 +2733,7 @@
         <w:ind w:left="2880" w:hanging="360"/>
       </w:pPr>
       <w:rPr>
-        <w:rFonts w:ascii="Symbol" w:hAnsi="Symbol" w:cs="Symbol" w:hint="default"/>
+        <w:rFonts w:ascii="Symbol" w:hAnsi="Symbol" w:cs="Symbol" w:hint="default" w:eastAsia="黑体"/>
       </w:rPr>
     </w:lvl>
     <w:lvl w:ilvl="4">
@@ -2461,7 +2744,7 @@
         <w:ind w:left="3600" w:hanging="360"/>
       </w:pPr>
       <w:rPr>
-        <w:rFonts w:ascii="Courier New" w:hAnsi="Courier New" w:cs="Courier New" w:hint="default"/>
+        <w:rFonts w:ascii="Courier New" w:hAnsi="Courier New" w:cs="Courier New" w:hint="default" w:eastAsia="黑体"/>
       </w:rPr>
     </w:lvl>
     <w:lvl w:ilvl="5">
@@ -2472,7 +2755,7 @@
         <w:ind w:left="4320" w:hanging="360"/>
       </w:pPr>
       <w:rPr>
-        <w:rFonts w:ascii="Wingdings" w:hAnsi="Wingdings" w:cs="Wingdings" w:hint="default"/>
+        <w:rFonts w:ascii="Wingdings" w:hAnsi="Wingdings" w:cs="Wingdings" w:hint="default" w:eastAsia="黑体"/>
       </w:rPr>
     </w:lvl>
     <w:lvl w:ilvl="6">
@@ -2483,7 +2766,7 @@
         <w:ind w:left="5040" w:hanging="360"/>
       </w:pPr>
       <w:rPr>
-        <w:rFonts w:ascii="Symbol" w:hAnsi="Symbol" w:cs="Symbol" w:hint="default"/>
+        <w:rFonts w:ascii="Symbol" w:hAnsi="Symbol" w:cs="Symbol" w:hint="default" w:eastAsia="黑体"/>
       </w:rPr>
     </w:lvl>
     <w:lvl w:ilvl="7">
@@ -2494,7 +2777,7 @@
         <w:ind w:left="5760" w:hanging="360"/>
       </w:pPr>
       <w:rPr>
-        <w:rFonts w:ascii="Courier New" w:hAnsi="Courier New" w:cs="Courier New" w:hint="default"/>
+        <w:rFonts w:ascii="Courier New" w:hAnsi="Courier New" w:cs="Courier New" w:hint="default" w:eastAsia="黑体"/>
       </w:rPr>
     </w:lvl>
     <w:lvl w:ilvl="8">
@@ -2505,7 +2788,7 @@
         <w:ind w:left="6480" w:hanging="360"/>
       </w:pPr>
       <w:rPr>
-        <w:rFonts w:ascii="Wingdings" w:hAnsi="Wingdings" w:cs="Wingdings" w:hint="default"/>
+        <w:rFonts w:ascii="Wingdings" w:hAnsi="Wingdings" w:cs="Wingdings" w:hint="default" w:eastAsia="黑体"/>
       </w:rPr>
     </w:lvl>
   </w:abstractNum>
@@ -2561,11 +2844,11 @@
 </file>
 
 <file path=word/styles.xml><?xml version="1.0" encoding="utf-8"?>
-<w:styles xmlns:mc="http://schemas.openxmlformats.org/markup-compatibility/2006" xmlns:r="http://schemas.openxmlformats.org/officeDocument/2006/relationships" xmlns:w="http://schemas.openxmlformats.org/wordprocessingml/2006/main" xmlns:w14="http://schemas.microsoft.com/office/word/2010/wordml" mc:Ignorable="w14">
+<w:styles xmlns:mc="http://schemas.openxmlformats.org/markup-compatibility/2006" xmlns:w="http://schemas.openxmlformats.org/wordprocessingml/2006/main" xmlns:r="http://schemas.openxmlformats.org/officeDocument/2006/relationships" xmlns:w14="http://schemas.microsoft.com/office/word/2010/wordml" mc:Ignorable="w14">
   <w:docDefaults>
     <w:rPrDefault>
       <w:rPr>
-        <w:rFonts w:asciiTheme="minorHAnsi" w:cstheme="minorBidi" w:eastAsiaTheme="minorEastAsia" w:hAnsiTheme="minorHAnsi"/>
+        <w:rFonts w:asciiTheme="minorHAnsi" w:cstheme="minorBidi" w:hAnsiTheme="minorHAnsi" w:eastAsia="黑体"/>
         <w:sz w:val="22"/>
         <w:szCs w:val="22"/>
         <w:lang w:bidi="ar-SA" w:eastAsia="en-US" w:val="en-US"/>
@@ -2787,7 +3070,7 @@
       <w:outlineLvl w:val="0"/>
     </w:pPr>
     <w:rPr>
-      <w:rFonts w:ascii="Times New Roman" w:asciiTheme="majorHAnsi" w:cstheme="majorBidi" w:eastAsia="黑体" w:eastAsiaTheme="majorEastAsia" w:hAnsi="Times New Roman" w:hAnsiTheme="majorHAnsi"/>
+      <w:rFonts w:ascii="Times New Roman" w:asciiTheme="majorHAnsi" w:cstheme="majorBidi" w:eastAsia="黑体" w:hAnsi="Times New Roman" w:hAnsiTheme="majorHAnsi"/>
       <w:b/>
       <w:bCs/>
       <w:color w:val="1F3864"/>
@@ -2811,7 +3094,7 @@
       <w:outlineLvl w:val="1"/>
     </w:pPr>
     <w:rPr>
-      <w:rFonts w:ascii="Times New Roman" w:asciiTheme="majorHAnsi" w:cstheme="majorBidi" w:eastAsia="黑体" w:eastAsiaTheme="majorEastAsia" w:hAnsi="Times New Roman" w:hAnsiTheme="majorHAnsi"/>
+      <w:rFonts w:ascii="Times New Roman" w:asciiTheme="majorHAnsi" w:cstheme="majorBidi" w:eastAsia="黑体" w:hAnsi="Times New Roman" w:hAnsiTheme="majorHAnsi"/>
       <w:b/>
       <w:bCs/>
       <w:color w:val="2E4E7E"/>
@@ -2835,7 +3118,7 @@
       <w:outlineLvl w:val="2"/>
     </w:pPr>
     <w:rPr>
-      <w:rFonts w:ascii="Times New Roman" w:asciiTheme="majorHAnsi" w:cstheme="majorBidi" w:eastAsia="黑体" w:eastAsiaTheme="majorEastAsia" w:hAnsi="Times New Roman" w:hAnsiTheme="majorHAnsi"/>
+      <w:rFonts w:ascii="Times New Roman" w:asciiTheme="majorHAnsi" w:cstheme="majorBidi" w:eastAsia="黑体" w:hAnsi="Times New Roman" w:hAnsiTheme="majorHAnsi"/>
       <w:b/>
       <w:bCs/>
       <w:color w:val="2E4E7E"/>
@@ -2859,7 +3142,7 @@
       <w:outlineLvl w:val="3"/>
     </w:pPr>
     <w:rPr>
-      <w:rFonts w:ascii="Times New Roman" w:asciiTheme="majorHAnsi" w:cstheme="majorBidi" w:eastAsia="黑体" w:eastAsiaTheme="majorEastAsia" w:hAnsi="Times New Roman" w:hAnsiTheme="majorHAnsi"/>
+      <w:rFonts w:ascii="Times New Roman" w:asciiTheme="majorHAnsi" w:cstheme="majorBidi" w:eastAsia="黑体" w:hAnsi="Times New Roman" w:hAnsiTheme="majorHAnsi"/>
       <w:b/>
       <w:bCs/>
       <w:i/>
@@ -2885,7 +3168,7 @@
       <w:outlineLvl w:val="4"/>
     </w:pPr>
     <w:rPr>
-      <w:rFonts w:ascii="Times New Roman" w:asciiTheme="majorHAnsi" w:cstheme="majorBidi" w:eastAsia="黑体" w:eastAsiaTheme="majorEastAsia" w:hAnsi="Times New Roman" w:hAnsiTheme="majorHAnsi"/>
+      <w:rFonts w:ascii="Times New Roman" w:asciiTheme="majorHAnsi" w:cstheme="majorBidi" w:eastAsia="黑体" w:hAnsi="Times New Roman" w:hAnsiTheme="majorHAnsi"/>
       <w:b/>
       <w:color w:val="333333"/>
       <w:sz w:val="22"/>
@@ -2908,7 +3191,7 @@
       <w:outlineLvl w:val="5"/>
     </w:pPr>
     <w:rPr>
-      <w:rFonts w:asciiTheme="majorHAnsi" w:cstheme="majorBidi" w:eastAsiaTheme="majorEastAsia" w:hAnsiTheme="majorHAnsi"/>
+      <w:rFonts w:asciiTheme="majorHAnsi" w:cstheme="majorBidi" w:hAnsiTheme="majorHAnsi" w:eastAsia="黑体"/>
       <w:i/>
       <w:iCs/>
       <w:color w:themeColor="accent1" w:themeShade="7F" w:val="243F60"/>
@@ -2931,7 +3214,7 @@
       <w:outlineLvl w:val="6"/>
     </w:pPr>
     <w:rPr>
-      <w:rFonts w:asciiTheme="majorHAnsi" w:cstheme="majorBidi" w:eastAsiaTheme="majorEastAsia" w:hAnsiTheme="majorHAnsi"/>
+      <w:rFonts w:asciiTheme="majorHAnsi" w:cstheme="majorBidi" w:hAnsiTheme="majorHAnsi" w:eastAsia="黑体"/>
       <w:i/>
       <w:iCs/>
       <w:color w:themeColor="text1" w:themeTint="BF" w:val="404040"/>
@@ -2954,7 +3237,7 @@
       <w:outlineLvl w:val="7"/>
     </w:pPr>
     <w:rPr>
-      <w:rFonts w:asciiTheme="majorHAnsi" w:cstheme="majorBidi" w:eastAsiaTheme="majorEastAsia" w:hAnsiTheme="majorHAnsi"/>
+      <w:rFonts w:asciiTheme="majorHAnsi" w:cstheme="majorBidi" w:hAnsiTheme="majorHAnsi" w:eastAsia="黑体"/>
       <w:color w:themeColor="accent1" w:val="4F81BD"/>
       <w:sz w:val="20"/>
       <w:szCs w:val="20"/>
@@ -2977,7 +3260,7 @@
       <w:outlineLvl w:val="8"/>
     </w:pPr>
     <w:rPr>
-      <w:rFonts w:asciiTheme="majorHAnsi" w:cstheme="majorBidi" w:eastAsiaTheme="majorEastAsia" w:hAnsiTheme="majorHAnsi"/>
+      <w:rFonts w:asciiTheme="majorHAnsi" w:cstheme="majorBidi" w:hAnsiTheme="majorHAnsi" w:eastAsia="黑体"/>
       <w:i/>
       <w:iCs/>
       <w:color w:themeColor="text1" w:themeTint="BF" w:val="404040"/>
@@ -3028,7 +3311,7 @@
     <w:uiPriority w:val="9"/>
     <w:rsid w:val="00FC693F"/>
     <w:rPr>
-      <w:rFonts w:asciiTheme="majorHAnsi" w:cstheme="majorBidi" w:eastAsiaTheme="majorEastAsia" w:hAnsiTheme="majorHAnsi"/>
+      <w:rFonts w:asciiTheme="majorHAnsi" w:cstheme="majorBidi" w:hAnsiTheme="majorHAnsi" w:eastAsia="黑体"/>
       <w:b/>
       <w:bCs/>
       <w:color w:themeColor="accent1" w:themeShade="BF" w:val="365F91"/>
@@ -3043,7 +3326,7 @@
     <w:uiPriority w:val="9"/>
     <w:rsid w:val="00FC693F"/>
     <w:rPr>
-      <w:rFonts w:asciiTheme="majorHAnsi" w:cstheme="majorBidi" w:eastAsiaTheme="majorEastAsia" w:hAnsiTheme="majorHAnsi"/>
+      <w:rFonts w:asciiTheme="majorHAnsi" w:cstheme="majorBidi" w:hAnsiTheme="majorHAnsi" w:eastAsia="黑体"/>
       <w:b/>
       <w:bCs/>
       <w:color w:themeColor="accent1" w:val="4F81BD"/>
@@ -3058,7 +3341,7 @@
     <w:uiPriority w:val="9"/>
     <w:rsid w:val="00FC693F"/>
     <w:rPr>
-      <w:rFonts w:asciiTheme="majorHAnsi" w:cstheme="majorBidi" w:eastAsiaTheme="majorEastAsia" w:hAnsiTheme="majorHAnsi"/>
+      <w:rFonts w:asciiTheme="majorHAnsi" w:cstheme="majorBidi" w:hAnsiTheme="majorHAnsi" w:eastAsia="黑体"/>
       <w:b/>
       <w:bCs/>
       <w:color w:themeColor="accent1" w:val="4F81BD"/>
@@ -3081,7 +3364,7 @@
       <w:contextualSpacing/>
     </w:pPr>
     <w:rPr>
-      <w:rFonts w:ascii="Times New Roman" w:asciiTheme="majorHAnsi" w:cstheme="majorBidi" w:eastAsia="黑体" w:eastAsiaTheme="majorEastAsia" w:hAnsi="Times New Roman" w:hAnsiTheme="majorHAnsi"/>
+      <w:rFonts w:ascii="Times New Roman" w:asciiTheme="majorHAnsi" w:cstheme="majorBidi" w:eastAsia="黑体" w:hAnsi="Times New Roman" w:hAnsiTheme="majorHAnsi"/>
       <w:b/>
       <w:color w:val="1F3864"/>
       <w:spacing w:val="5"/>
@@ -3097,7 +3380,7 @@
     <w:uiPriority w:val="10"/>
     <w:rsid w:val="00FC693F"/>
     <w:rPr>
-      <w:rFonts w:asciiTheme="majorHAnsi" w:cstheme="majorBidi" w:eastAsiaTheme="majorEastAsia" w:hAnsiTheme="majorHAnsi"/>
+      <w:rFonts w:asciiTheme="majorHAnsi" w:cstheme="majorBidi" w:hAnsiTheme="majorHAnsi" w:eastAsia="黑体"/>
       <w:color w:themeColor="text2" w:themeShade="BF" w:val="17365D"/>
       <w:spacing w:val="5"/>
       <w:kern w:val="28"/>
@@ -3119,7 +3402,7 @@
       </w:numPr>
     </w:pPr>
     <w:rPr>
-      <w:rFonts w:asciiTheme="majorHAnsi" w:cstheme="majorBidi" w:eastAsiaTheme="majorEastAsia" w:hAnsiTheme="majorHAnsi"/>
+      <w:rFonts w:asciiTheme="majorHAnsi" w:cstheme="majorBidi" w:hAnsiTheme="majorHAnsi" w:eastAsia="黑体"/>
       <w:i/>
       <w:iCs/>
       <w:color w:themeColor="accent1" w:val="4F81BD"/>
@@ -3135,7 +3418,7 @@
     <w:uiPriority w:val="11"/>
     <w:rsid w:val="00FC693F"/>
     <w:rPr>
-      <w:rFonts w:asciiTheme="majorHAnsi" w:cstheme="majorBidi" w:eastAsiaTheme="majorEastAsia" w:hAnsiTheme="majorHAnsi"/>
+      <w:rFonts w:asciiTheme="majorHAnsi" w:cstheme="majorBidi" w:hAnsiTheme="majorHAnsi" w:eastAsia="黑体"/>
       <w:i/>
       <w:iCs/>
       <w:color w:themeColor="accent1" w:val="4F81BD"/>
@@ -3202,6 +3485,7 @@
       <w:spacing w:after="120"/>
     </w:pPr>
     <w:rPr>
+      <w:rFonts w:eastAsia="黑体"/>
       <w:sz w:val="16"/>
       <w:szCs w:val="16"/>
     </w:rPr>
@@ -3213,6 +3497,7 @@
     <w:uiPriority w:val="99"/>
     <w:rsid w:val="00AA1D8D"/>
     <w:rPr>
+      <w:rFonts w:eastAsia="黑体"/>
       <w:sz w:val="16"/>
       <w:szCs w:val="16"/>
     </w:rPr>
@@ -3382,7 +3667,7 @@
       </w:tabs>
     </w:pPr>
     <w:rPr>
-      <w:rFonts w:ascii="Courier" w:hAnsi="Courier"/>
+      <w:rFonts w:ascii="Courier" w:hAnsi="Courier" w:eastAsia="黑体"/>
       <w:sz w:val="20"/>
       <w:szCs w:val="20"/>
     </w:rPr>
@@ -3394,7 +3679,7 @@
     <w:uiPriority w:val="99"/>
     <w:rsid w:val="0029639D"/>
     <w:rPr>
-      <w:rFonts w:ascii="Courier" w:hAnsi="Courier"/>
+      <w:rFonts w:ascii="Courier" w:hAnsi="Courier" w:eastAsia="黑体"/>
       <w:sz w:val="20"/>
       <w:szCs w:val="20"/>
     </w:rPr>
@@ -3430,6 +3715,7 @@
     <w:uiPriority w:val="29"/>
     <w:rsid w:val="00FC693F"/>
     <w:rPr>
+      <w:rFonts w:eastAsia="黑体"/>
       <w:i/>
       <w:iCs/>
       <w:color w:themeColor="text1" w:val="000000"/>
@@ -3443,7 +3729,7 @@
     <w:semiHidden/>
     <w:rsid w:val="00FC693F"/>
     <w:rPr>
-      <w:rFonts w:asciiTheme="majorHAnsi" w:cstheme="majorBidi" w:eastAsiaTheme="majorEastAsia" w:hAnsiTheme="majorHAnsi"/>
+      <w:rFonts w:asciiTheme="majorHAnsi" w:cstheme="majorBidi" w:hAnsiTheme="majorHAnsi" w:eastAsia="黑体"/>
       <w:b/>
       <w:bCs/>
       <w:i/>
@@ -3459,7 +3745,7 @@
     <w:semiHidden/>
     <w:rsid w:val="00FC693F"/>
     <w:rPr>
-      <w:rFonts w:asciiTheme="majorHAnsi" w:cstheme="majorBidi" w:eastAsiaTheme="majorEastAsia" w:hAnsiTheme="majorHAnsi"/>
+      <w:rFonts w:asciiTheme="majorHAnsi" w:cstheme="majorBidi" w:hAnsiTheme="majorHAnsi" w:eastAsia="黑体"/>
       <w:color w:themeColor="accent1" w:themeShade="7F" w:val="243F60"/>
     </w:rPr>
   </w:style>
@@ -3471,7 +3757,7 @@
     <w:semiHidden/>
     <w:rsid w:val="00FC693F"/>
     <w:rPr>
-      <w:rFonts w:asciiTheme="majorHAnsi" w:cstheme="majorBidi" w:eastAsiaTheme="majorEastAsia" w:hAnsiTheme="majorHAnsi"/>
+      <w:rFonts w:asciiTheme="majorHAnsi" w:cstheme="majorBidi" w:hAnsiTheme="majorHAnsi" w:eastAsia="黑体"/>
       <w:i/>
       <w:iCs/>
       <w:color w:themeColor="accent1" w:themeShade="7F" w:val="243F60"/>
@@ -3485,7 +3771,7 @@
     <w:semiHidden/>
     <w:rsid w:val="00FC693F"/>
     <w:rPr>
-      <w:rFonts w:asciiTheme="majorHAnsi" w:cstheme="majorBidi" w:eastAsiaTheme="majorEastAsia" w:hAnsiTheme="majorHAnsi"/>
+      <w:rFonts w:asciiTheme="majorHAnsi" w:cstheme="majorBidi" w:hAnsiTheme="majorHAnsi" w:eastAsia="黑体"/>
       <w:i/>
       <w:iCs/>
       <w:color w:themeColor="text1" w:themeTint="BF" w:val="404040"/>
@@ -3499,7 +3785,7 @@
     <w:semiHidden/>
     <w:rsid w:val="00FC693F"/>
     <w:rPr>
-      <w:rFonts w:asciiTheme="majorHAnsi" w:cstheme="majorBidi" w:eastAsiaTheme="majorEastAsia" w:hAnsiTheme="majorHAnsi"/>
+      <w:rFonts w:asciiTheme="majorHAnsi" w:cstheme="majorBidi" w:hAnsiTheme="majorHAnsi" w:eastAsia="黑体"/>
       <w:color w:themeColor="accent1" w:val="4F81BD"/>
       <w:sz w:val="20"/>
       <w:szCs w:val="20"/>
@@ -3513,7 +3799,7 @@
     <w:semiHidden/>
     <w:rsid w:val="00FC693F"/>
     <w:rPr>
-      <w:rFonts w:asciiTheme="majorHAnsi" w:cstheme="majorBidi" w:eastAsiaTheme="majorEastAsia" w:hAnsiTheme="majorHAnsi"/>
+      <w:rFonts w:asciiTheme="majorHAnsi" w:cstheme="majorBidi" w:hAnsiTheme="majorHAnsi" w:eastAsia="黑体"/>
       <w:i/>
       <w:iCs/>
       <w:color w:themeColor="text1" w:themeTint="BF" w:val="404040"/>
@@ -3534,6 +3820,7 @@
       <w:spacing w:line="240" w:lineRule="auto"/>
     </w:pPr>
     <w:rPr>
+      <w:rFonts w:eastAsia="黑体"/>
       <w:b/>
       <w:bCs/>
       <w:color w:themeColor="accent1" w:val="4F81BD"/>
@@ -3548,6 +3835,7 @@
     <w:qFormat/>
     <w:rsid w:val="00FC693F"/>
     <w:rPr>
+      <w:rFonts w:eastAsia="黑体"/>
       <w:b/>
       <w:bCs/>
     </w:rPr>
@@ -3559,6 +3847,7 @@
     <w:qFormat/>
     <w:rsid w:val="00FC693F"/>
     <w:rPr>
+      <w:rFonts w:eastAsia="黑体"/>
       <w:i/>
       <w:iCs/>
     </w:rPr>
@@ -3579,6 +3868,7 @@
       <w:ind w:left="936" w:right="936"/>
     </w:pPr>
     <w:rPr>
+      <w:rFonts w:eastAsia="黑体"/>
       <w:b/>
       <w:bCs/>
       <w:i/>
@@ -3593,6 +3883,7 @@
     <w:uiPriority w:val="30"/>
     <w:rsid w:val="00FC693F"/>
     <w:rPr>
+      <w:rFonts w:eastAsia="黑体"/>
       <w:b/>
       <w:bCs/>
       <w:i/>
@@ -3607,6 +3898,7 @@
     <w:qFormat/>
     <w:rsid w:val="00FC693F"/>
     <w:rPr>
+      <w:rFonts w:eastAsia="黑体"/>
       <w:i/>
       <w:iCs/>
       <w:color w:themeColor="text1" w:themeTint="7F" w:val="808080"/>
@@ -3619,6 +3911,7 @@
     <w:qFormat/>
     <w:rsid w:val="00FC693F"/>
     <w:rPr>
+      <w:rFonts w:eastAsia="黑体"/>
       <w:b/>
       <w:bCs/>
       <w:i/>
@@ -3633,6 +3926,7 @@
     <w:qFormat/>
     <w:rsid w:val="00FC693F"/>
     <w:rPr>
+      <w:rFonts w:eastAsia="黑体"/>
       <w:smallCaps/>
       <w:color w:themeColor="accent2" w:val="C0504D"/>
       <w:u w:val="single"/>
@@ -3645,6 +3939,7 @@
     <w:qFormat/>
     <w:rsid w:val="00FC693F"/>
     <w:rPr>
+      <w:rFonts w:eastAsia="黑体"/>
       <w:b/>
       <w:bCs/>
       <w:smallCaps/>
@@ -3660,6 +3955,7 @@
     <w:qFormat/>
     <w:rsid w:val="00FC693F"/>
     <w:rPr>
+      <w:rFonts w:eastAsia="黑体"/>
       <w:b/>
       <w:bCs/>
       <w:smallCaps/>
@@ -3714,6 +4010,7 @@
       <w:spacing w:after="0" w:line="240" w:lineRule="auto"/>
     </w:pPr>
     <w:rPr>
+      <w:rFonts w:eastAsia="黑体"/>
       <w:color w:themeColor="text1" w:themeShade="BF" w:val="000000"/>
     </w:rPr>
     <w:tblPr>
@@ -3736,6 +4033,7 @@
         <w:spacing w:after="0" w:before="0" w:line="240" w:lineRule="auto"/>
       </w:pPr>
       <w:rPr>
+        <w:rFonts w:eastAsia="黑体"/>
         <w:b/>
         <w:bCs/>
       </w:rPr>
@@ -3756,6 +4054,7 @@
         <w:spacing w:after="0" w:before="0" w:line="240" w:lineRule="auto"/>
       </w:pPr>
       <w:rPr>
+        <w:rFonts w:eastAsia="黑体"/>
         <w:b/>
         <w:bCs/>
       </w:rPr>
@@ -3773,12 +4072,14 @@
     </w:tblStylePr>
     <w:tblStylePr w:type="firstCol">
       <w:rPr>
+        <w:rFonts w:eastAsia="黑体"/>
         <w:b/>
         <w:bCs/>
       </w:rPr>
     </w:tblStylePr>
     <w:tblStylePr w:type="lastCol">
       <w:rPr>
+        <w:rFonts w:eastAsia="黑体"/>
         <w:b/>
         <w:bCs/>
       </w:rPr>
@@ -3817,6 +4118,7 @@
       <w:spacing w:after="0" w:line="240" w:lineRule="auto"/>
     </w:pPr>
     <w:rPr>
+      <w:rFonts w:eastAsia="黑体"/>
       <w:color w:themeColor="accent1" w:themeShade="BF" w:val="365F91"/>
     </w:rPr>
     <w:tblPr>
@@ -3839,6 +4141,7 @@
         <w:spacing w:after="0" w:before="0" w:line="240" w:lineRule="auto"/>
       </w:pPr>
       <w:rPr>
+        <w:rFonts w:eastAsia="黑体"/>
         <w:b/>
         <w:bCs/>
       </w:rPr>
@@ -3859,6 +4162,7 @@
         <w:spacing w:after="0" w:before="0" w:line="240" w:lineRule="auto"/>
       </w:pPr>
       <w:rPr>
+        <w:rFonts w:eastAsia="黑体"/>
         <w:b/>
         <w:bCs/>
       </w:rPr>
@@ -3876,12 +4180,14 @@
     </w:tblStylePr>
     <w:tblStylePr w:type="firstCol">
       <w:rPr>
+        <w:rFonts w:eastAsia="黑体"/>
         <w:b/>
         <w:bCs/>
       </w:rPr>
     </w:tblStylePr>
     <w:tblStylePr w:type="lastCol">
       <w:rPr>
+        <w:rFonts w:eastAsia="黑体"/>
         <w:b/>
         <w:bCs/>
       </w:rPr>
@@ -3920,6 +4226,7 @@
       <w:spacing w:after="0" w:line="240" w:lineRule="auto"/>
     </w:pPr>
     <w:rPr>
+      <w:rFonts w:eastAsia="黑体"/>
       <w:color w:themeColor="accent2" w:themeShade="BF" w:val="943634"/>
     </w:rPr>
     <w:tblPr>
@@ -3942,6 +4249,7 @@
         <w:spacing w:after="0" w:before="0" w:line="240" w:lineRule="auto"/>
       </w:pPr>
       <w:rPr>
+        <w:rFonts w:eastAsia="黑体"/>
         <w:b/>
         <w:bCs/>
       </w:rPr>
@@ -3962,6 +4270,7 @@
         <w:spacing w:after="0" w:before="0" w:line="240" w:lineRule="auto"/>
       </w:pPr>
       <w:rPr>
+        <w:rFonts w:eastAsia="黑体"/>
         <w:b/>
         <w:bCs/>
       </w:rPr>
@@ -3979,12 +4288,14 @@
     </w:tblStylePr>
     <w:tblStylePr w:type="firstCol">
       <w:rPr>
+        <w:rFonts w:eastAsia="黑体"/>
         <w:b/>
         <w:bCs/>
       </w:rPr>
     </w:tblStylePr>
     <w:tblStylePr w:type="lastCol">
       <w:rPr>
+        <w:rFonts w:eastAsia="黑体"/>
         <w:b/>
         <w:bCs/>
       </w:rPr>
@@ -4023,6 +4334,7 @@
       <w:spacing w:after="0" w:line="240" w:lineRule="auto"/>
     </w:pPr>
     <w:rPr>
+      <w:rFonts w:eastAsia="黑体"/>
       <w:color w:themeColor="accent3" w:themeShade="BF" w:val="76923C"/>
     </w:rPr>
     <w:tblPr>
@@ -4045,6 +4357,7 @@
         <w:spacing w:after="0" w:before="0" w:line="240" w:lineRule="auto"/>
       </w:pPr>
       <w:rPr>
+        <w:rFonts w:eastAsia="黑体"/>
         <w:b/>
         <w:bCs/>
       </w:rPr>
@@ -4065,6 +4378,7 @@
         <w:spacing w:after="0" w:before="0" w:line="240" w:lineRule="auto"/>
       </w:pPr>
       <w:rPr>
+        <w:rFonts w:eastAsia="黑体"/>
         <w:b/>
         <w:bCs/>
       </w:rPr>
@@ -4082,12 +4396,14 @@
     </w:tblStylePr>
     <w:tblStylePr w:type="firstCol">
       <w:rPr>
+        <w:rFonts w:eastAsia="黑体"/>
         <w:b/>
         <w:bCs/>
       </w:rPr>
     </w:tblStylePr>
     <w:tblStylePr w:type="lastCol">
       <w:rPr>
+        <w:rFonts w:eastAsia="黑体"/>
         <w:b/>
         <w:bCs/>
       </w:rPr>
@@ -4126,6 +4442,7 @@
       <w:spacing w:after="0" w:line="240" w:lineRule="auto"/>
     </w:pPr>
     <w:rPr>
+      <w:rFonts w:eastAsia="黑体"/>
       <w:color w:themeColor="accent4" w:themeShade="BF" w:val="5F497A"/>
     </w:rPr>
     <w:tblPr>
@@ -4148,6 +4465,7 @@
         <w:spacing w:after="0" w:before="0" w:line="240" w:lineRule="auto"/>
       </w:pPr>
       <w:rPr>
+        <w:rFonts w:eastAsia="黑体"/>
         <w:b/>
         <w:bCs/>
       </w:rPr>
@@ -4168,6 +4486,7 @@
         <w:spacing w:after="0" w:before="0" w:line="240" w:lineRule="auto"/>
       </w:pPr>
       <w:rPr>
+        <w:rFonts w:eastAsia="黑体"/>
         <w:b/>
         <w:bCs/>
       </w:rPr>
@@ -4185,12 +4504,14 @@
     </w:tblStylePr>
     <w:tblStylePr w:type="firstCol">
       <w:rPr>
+        <w:rFonts w:eastAsia="黑体"/>
         <w:b/>
         <w:bCs/>
       </w:rPr>
     </w:tblStylePr>
     <w:tblStylePr w:type="lastCol">
       <w:rPr>
+        <w:rFonts w:eastAsia="黑体"/>
         <w:b/>
         <w:bCs/>
       </w:rPr>
@@ -4229,6 +4550,7 @@
       <w:spacing w:after="0" w:line="240" w:lineRule="auto"/>
     </w:pPr>
     <w:rPr>
+      <w:rFonts w:eastAsia="黑体"/>
       <w:color w:themeColor="accent5" w:themeShade="BF" w:val="31849B"/>
     </w:rPr>
     <w:tblPr>
@@ -4251,6 +4573,7 @@
         <w:spacing w:after="0" w:before="0" w:line="240" w:lineRule="auto"/>
       </w:pPr>
       <w:rPr>
+        <w:rFonts w:eastAsia="黑体"/>
         <w:b/>
         <w:bCs/>
       </w:rPr>
@@ -4271,6 +4594,7 @@
         <w:spacing w:after="0" w:before="0" w:line="240" w:lineRule="auto"/>
       </w:pPr>
       <w:rPr>
+        <w:rFonts w:eastAsia="黑体"/>
         <w:b/>
         <w:bCs/>
       </w:rPr>
@@ -4288,12 +4612,14 @@
     </w:tblStylePr>
     <w:tblStylePr w:type="firstCol">
       <w:rPr>
+        <w:rFonts w:eastAsia="黑体"/>
         <w:b/>
         <w:bCs/>
       </w:rPr>
     </w:tblStylePr>
     <w:tblStylePr w:type="lastCol">
       <w:rPr>
+        <w:rFonts w:eastAsia="黑体"/>
         <w:b/>
         <w:bCs/>
       </w:rPr>
@@ -4332,6 +4658,7 @@
       <w:spacing w:after="0" w:line="240" w:lineRule="auto"/>
     </w:pPr>
     <w:rPr>
+      <w:rFonts w:eastAsia="黑体"/>
       <w:color w:themeColor="accent6" w:themeShade="BF" w:val="E36C0A"/>
     </w:rPr>
     <w:tblPr>
@@ -4354,6 +4681,7 @@
         <w:spacing w:after="0" w:before="0" w:line="240" w:lineRule="auto"/>
       </w:pPr>
       <w:rPr>
+        <w:rFonts w:eastAsia="黑体"/>
         <w:b/>
         <w:bCs/>
       </w:rPr>
@@ -4374,6 +4702,7 @@
         <w:spacing w:after="0" w:before="0" w:line="240" w:lineRule="auto"/>
       </w:pPr>
       <w:rPr>
+        <w:rFonts w:eastAsia="黑体"/>
         <w:b/>
         <w:bCs/>
       </w:rPr>
@@ -4391,12 +4720,14 @@
     </w:tblStylePr>
     <w:tblStylePr w:type="firstCol">
       <w:rPr>
+        <w:rFonts w:eastAsia="黑体"/>
         <w:b/>
         <w:bCs/>
       </w:rPr>
     </w:tblStylePr>
     <w:tblStylePr w:type="lastCol">
       <w:rPr>
+        <w:rFonts w:eastAsia="黑体"/>
         <w:b/>
         <w:bCs/>
       </w:rPr>
@@ -4456,6 +4787,7 @@
         <w:spacing w:after="0" w:before="0" w:line="240" w:lineRule="auto"/>
       </w:pPr>
       <w:rPr>
+        <w:rFonts w:eastAsia="黑体"/>
         <w:b/>
         <w:bCs/>
         <w:color w:themeColor="background1" w:val="FFFFFF"/>
@@ -4470,6 +4802,7 @@
         <w:spacing w:after="0" w:before="0" w:line="240" w:lineRule="auto"/>
       </w:pPr>
       <w:rPr>
+        <w:rFonts w:eastAsia="黑体"/>
         <w:b/>
         <w:bCs/>
       </w:rPr>
@@ -4485,12 +4818,14 @@
     </w:tblStylePr>
     <w:tblStylePr w:type="firstCol">
       <w:rPr>
+        <w:rFonts w:eastAsia="黑体"/>
         <w:b/>
         <w:bCs/>
       </w:rPr>
     </w:tblStylePr>
     <w:tblStylePr w:type="lastCol">
       <w:rPr>
+        <w:rFonts w:eastAsia="黑体"/>
         <w:b/>
         <w:bCs/>
       </w:rPr>
@@ -4548,6 +4883,7 @@
         <w:spacing w:after="0" w:before="0" w:line="240" w:lineRule="auto"/>
       </w:pPr>
       <w:rPr>
+        <w:rFonts w:eastAsia="黑体"/>
         <w:b/>
         <w:bCs/>
         <w:color w:themeColor="background1" w:val="FFFFFF"/>
@@ -4562,6 +4898,7 @@
         <w:spacing w:after="0" w:before="0" w:line="240" w:lineRule="auto"/>
       </w:pPr>
       <w:rPr>
+        <w:rFonts w:eastAsia="黑体"/>
         <w:b/>
         <w:bCs/>
       </w:rPr>
@@ -4577,12 +4914,14 @@
     </w:tblStylePr>
     <w:tblStylePr w:type="firstCol">
       <w:rPr>
+        <w:rFonts w:eastAsia="黑体"/>
         <w:b/>
         <w:bCs/>
       </w:rPr>
     </w:tblStylePr>
     <w:tblStylePr w:type="lastCol">
       <w:rPr>
+        <w:rFonts w:eastAsia="黑体"/>
         <w:b/>
         <w:bCs/>
       </w:rPr>
@@ -4640,6 +4979,7 @@
         <w:spacing w:after="0" w:before="0" w:line="240" w:lineRule="auto"/>
       </w:pPr>
       <w:rPr>
+        <w:rFonts w:eastAsia="黑体"/>
         <w:b/>
         <w:bCs/>
         <w:color w:themeColor="background1" w:val="FFFFFF"/>
@@ -4654,6 +4994,7 @@
         <w:spacing w:after="0" w:before="0" w:line="240" w:lineRule="auto"/>
       </w:pPr>
       <w:rPr>
+        <w:rFonts w:eastAsia="黑体"/>
         <w:b/>
         <w:bCs/>
       </w:rPr>
@@ -4669,12 +5010,14 @@
     </w:tblStylePr>
     <w:tblStylePr w:type="firstCol">
       <w:rPr>
+        <w:rFonts w:eastAsia="黑体"/>
         <w:b/>
         <w:bCs/>
       </w:rPr>
     </w:tblStylePr>
     <w:tblStylePr w:type="lastCol">
       <w:rPr>
+        <w:rFonts w:eastAsia="黑体"/>
         <w:b/>
         <w:bCs/>
       </w:rPr>
@@ -4732,6 +5075,7 @@
         <w:spacing w:after="0" w:before="0" w:line="240" w:lineRule="auto"/>
       </w:pPr>
       <w:rPr>
+        <w:rFonts w:eastAsia="黑体"/>
         <w:b/>
         <w:bCs/>
         <w:color w:themeColor="background1" w:val="FFFFFF"/>
@@ -4746,6 +5090,7 @@
         <w:spacing w:after="0" w:before="0" w:line="240" w:lineRule="auto"/>
       </w:pPr>
       <w:rPr>
+        <w:rFonts w:eastAsia="黑体"/>
         <w:b/>
         <w:bCs/>
       </w:rPr>
@@ -4761,12 +5106,14 @@
     </w:tblStylePr>
     <w:tblStylePr w:type="firstCol">
       <w:rPr>
+        <w:rFonts w:eastAsia="黑体"/>
         <w:b/>
         <w:bCs/>
       </w:rPr>
     </w:tblStylePr>
     <w:tblStylePr w:type="lastCol">
       <w:rPr>
+        <w:rFonts w:eastAsia="黑体"/>
         <w:b/>
         <w:bCs/>
       </w:rPr>
@@ -4824,6 +5171,7 @@
         <w:spacing w:after="0" w:before="0" w:line="240" w:lineRule="auto"/>
       </w:pPr>
       <w:rPr>
+        <w:rFonts w:eastAsia="黑体"/>
         <w:b/>
         <w:bCs/>
         <w:color w:themeColor="background1" w:val="FFFFFF"/>
@@ -4838,6 +5186,7 @@
         <w:spacing w:after="0" w:before="0" w:line="240" w:lineRule="auto"/>
       </w:pPr>
       <w:rPr>
+        <w:rFonts w:eastAsia="黑体"/>
         <w:b/>
         <w:bCs/>
       </w:rPr>
@@ -4853,12 +5202,14 @@
     </w:tblStylePr>
     <w:tblStylePr w:type="firstCol">
       <w:rPr>
+        <w:rFonts w:eastAsia="黑体"/>
         <w:b/>
         <w:bCs/>
       </w:rPr>
     </w:tblStylePr>
     <w:tblStylePr w:type="lastCol">
       <w:rPr>
+        <w:rFonts w:eastAsia="黑体"/>
         <w:b/>
         <w:bCs/>
       </w:rPr>
@@ -4916,6 +5267,7 @@
         <w:spacing w:after="0" w:before="0" w:line="240" w:lineRule="auto"/>
       </w:pPr>
       <w:rPr>
+        <w:rFonts w:eastAsia="黑体"/>
         <w:b/>
         <w:bCs/>
         <w:color w:themeColor="background1" w:val="FFFFFF"/>
@@ -4930,6 +5282,7 @@
         <w:spacing w:after="0" w:before="0" w:line="240" w:lineRule="auto"/>
       </w:pPr>
       <w:rPr>
+        <w:rFonts w:eastAsia="黑体"/>
         <w:b/>
         <w:bCs/>
       </w:rPr>
@@ -4945,12 +5298,14 @@
     </w:tblStylePr>
     <w:tblStylePr w:type="firstCol">
       <w:rPr>
+        <w:rFonts w:eastAsia="黑体"/>
         <w:b/>
         <w:bCs/>
       </w:rPr>
     </w:tblStylePr>
     <w:tblStylePr w:type="lastCol">
       <w:rPr>
+        <w:rFonts w:eastAsia="黑体"/>
         <w:b/>
         <w:bCs/>
       </w:rPr>
@@ -5008,6 +5363,7 @@
         <w:spacing w:after="0" w:before="0" w:line="240" w:lineRule="auto"/>
       </w:pPr>
       <w:rPr>
+        <w:rFonts w:eastAsia="黑体"/>
         <w:b/>
         <w:bCs/>
         <w:color w:themeColor="background1" w:val="FFFFFF"/>
@@ -5022,6 +5378,7 @@
         <w:spacing w:after="0" w:before="0" w:line="240" w:lineRule="auto"/>
       </w:pPr>
       <w:rPr>
+        <w:rFonts w:eastAsia="黑体"/>
         <w:b/>
         <w:bCs/>
       </w:rPr>
@@ -5037,12 +5394,14 @@
     </w:tblStylePr>
     <w:tblStylePr w:type="firstCol">
       <w:rPr>
+        <w:rFonts w:eastAsia="黑体"/>
         <w:b/>
         <w:bCs/>
       </w:rPr>
     </w:tblStylePr>
     <w:tblStylePr w:type="lastCol">
       <w:rPr>
+        <w:rFonts w:eastAsia="黑体"/>
         <w:b/>
         <w:bCs/>
       </w:rPr>
@@ -5102,7 +5461,7 @@
         <w:spacing w:after="0" w:before="0" w:line="240" w:lineRule="auto"/>
       </w:pPr>
       <w:rPr>
-        <w:rFonts w:asciiTheme="majorHAnsi" w:cstheme="majorBidi" w:eastAsiaTheme="majorEastAsia" w:hAnsiTheme="majorHAnsi"/>
+        <w:rFonts w:asciiTheme="majorHAnsi" w:cstheme="majorBidi" w:hAnsiTheme="majorHAnsi" w:eastAsia="黑体"/>
         <w:b/>
         <w:bCs/>
       </w:rPr>
@@ -5123,7 +5482,7 @@
         <w:spacing w:after="0" w:before="0" w:line="240" w:lineRule="auto"/>
       </w:pPr>
       <w:rPr>
-        <w:rFonts w:asciiTheme="majorHAnsi" w:cstheme="majorBidi" w:eastAsiaTheme="majorEastAsia" w:hAnsiTheme="majorHAnsi"/>
+        <w:rFonts w:asciiTheme="majorHAnsi" w:cstheme="majorBidi" w:hAnsiTheme="majorHAnsi" w:eastAsia="黑体"/>
         <w:b/>
         <w:bCs/>
       </w:rPr>
@@ -5141,14 +5500,14 @@
     </w:tblStylePr>
     <w:tblStylePr w:type="firstCol">
       <w:rPr>
-        <w:rFonts w:asciiTheme="majorHAnsi" w:cstheme="majorBidi" w:eastAsiaTheme="majorEastAsia" w:hAnsiTheme="majorHAnsi"/>
+        <w:rFonts w:asciiTheme="majorHAnsi" w:cstheme="majorBidi" w:hAnsiTheme="majorHAnsi" w:eastAsia="黑体"/>
         <w:b/>
         <w:bCs/>
       </w:rPr>
     </w:tblStylePr>
     <w:tblStylePr w:type="lastCol">
       <w:rPr>
-        <w:rFonts w:asciiTheme="majorHAnsi" w:cstheme="majorBidi" w:eastAsiaTheme="majorEastAsia" w:hAnsiTheme="majorHAnsi"/>
+        <w:rFonts w:asciiTheme="majorHAnsi" w:cstheme="majorBidi" w:hAnsiTheme="majorHAnsi" w:eastAsia="黑体"/>
         <w:b/>
         <w:bCs/>
       </w:rPr>
@@ -5232,7 +5591,7 @@
         <w:spacing w:after="0" w:before="0" w:line="240" w:lineRule="auto"/>
       </w:pPr>
       <w:rPr>
-        <w:rFonts w:asciiTheme="majorHAnsi" w:cstheme="majorBidi" w:eastAsiaTheme="majorEastAsia" w:hAnsiTheme="majorHAnsi"/>
+        <w:rFonts w:asciiTheme="majorHAnsi" w:cstheme="majorBidi" w:hAnsiTheme="majorHAnsi" w:eastAsia="黑体"/>
         <w:b/>
         <w:bCs/>
       </w:rPr>
@@ -5253,7 +5612,7 @@
         <w:spacing w:after="0" w:before="0" w:line="240" w:lineRule="auto"/>
       </w:pPr>
       <w:rPr>
-        <w:rFonts w:asciiTheme="majorHAnsi" w:cstheme="majorBidi" w:eastAsiaTheme="majorEastAsia" w:hAnsiTheme="majorHAnsi"/>
+        <w:rFonts w:asciiTheme="majorHAnsi" w:cstheme="majorBidi" w:hAnsiTheme="majorHAnsi" w:eastAsia="黑体"/>
         <w:b/>
         <w:bCs/>
       </w:rPr>
@@ -5271,14 +5630,14 @@
     </w:tblStylePr>
     <w:tblStylePr w:type="firstCol">
       <w:rPr>
-        <w:rFonts w:asciiTheme="majorHAnsi" w:cstheme="majorBidi" w:eastAsiaTheme="majorEastAsia" w:hAnsiTheme="majorHAnsi"/>
+        <w:rFonts w:asciiTheme="majorHAnsi" w:cstheme="majorBidi" w:hAnsiTheme="majorHAnsi" w:eastAsia="黑体"/>
         <w:b/>
         <w:bCs/>
       </w:rPr>
     </w:tblStylePr>
     <w:tblStylePr w:type="lastCol">
       <w:rPr>
-        <w:rFonts w:asciiTheme="majorHAnsi" w:cstheme="majorBidi" w:eastAsiaTheme="majorEastAsia" w:hAnsiTheme="majorHAnsi"/>
+        <w:rFonts w:asciiTheme="majorHAnsi" w:cstheme="majorBidi" w:hAnsiTheme="majorHAnsi" w:eastAsia="黑体"/>
         <w:b/>
         <w:bCs/>
       </w:rPr>
@@ -5362,7 +5721,7 @@
         <w:spacing w:after="0" w:before="0" w:line="240" w:lineRule="auto"/>
       </w:pPr>
       <w:rPr>
-        <w:rFonts w:asciiTheme="majorHAnsi" w:cstheme="majorBidi" w:eastAsiaTheme="majorEastAsia" w:hAnsiTheme="majorHAnsi"/>
+        <w:rFonts w:asciiTheme="majorHAnsi" w:cstheme="majorBidi" w:hAnsiTheme="majorHAnsi" w:eastAsia="黑体"/>
         <w:b/>
         <w:bCs/>
       </w:rPr>
@@ -5383,7 +5742,7 @@
         <w:spacing w:after="0" w:before="0" w:line="240" w:lineRule="auto"/>
       </w:pPr>
       <w:rPr>
-        <w:rFonts w:asciiTheme="majorHAnsi" w:cstheme="majorBidi" w:eastAsiaTheme="majorEastAsia" w:hAnsiTheme="majorHAnsi"/>
+        <w:rFonts w:asciiTheme="majorHAnsi" w:cstheme="majorBidi" w:hAnsiTheme="majorHAnsi" w:eastAsia="黑体"/>
         <w:b/>
         <w:bCs/>
       </w:rPr>
@@ -5401,14 +5760,14 @@
     </w:tblStylePr>
     <w:tblStylePr w:type="firstCol">
       <w:rPr>
-        <w:rFonts w:asciiTheme="majorHAnsi" w:cstheme="majorBidi" w:eastAsiaTheme="majorEastAsia" w:hAnsiTheme="majorHAnsi"/>
+        <w:rFonts w:asciiTheme="majorHAnsi" w:cstheme="majorBidi" w:hAnsiTheme="majorHAnsi" w:eastAsia="黑体"/>
         <w:b/>
         <w:bCs/>
       </w:rPr>
     </w:tblStylePr>
     <w:tblStylePr w:type="lastCol">
       <w:rPr>
-        <w:rFonts w:asciiTheme="majorHAnsi" w:cstheme="majorBidi" w:eastAsiaTheme="majorEastAsia" w:hAnsiTheme="majorHAnsi"/>
+        <w:rFonts w:asciiTheme="majorHAnsi" w:cstheme="majorBidi" w:hAnsiTheme="majorHAnsi" w:eastAsia="黑体"/>
         <w:b/>
         <w:bCs/>
       </w:rPr>
@@ -5492,7 +5851,7 @@
         <w:spacing w:after="0" w:before="0" w:line="240" w:lineRule="auto"/>
       </w:pPr>
       <w:rPr>
-        <w:rFonts w:asciiTheme="majorHAnsi" w:cstheme="majorBidi" w:eastAsiaTheme="majorEastAsia" w:hAnsiTheme="majorHAnsi"/>
+        <w:rFonts w:asciiTheme="majorHAnsi" w:cstheme="majorBidi" w:hAnsiTheme="majorHAnsi" w:eastAsia="黑体"/>
         <w:b/>
         <w:bCs/>
       </w:rPr>
@@ -5513,7 +5872,7 @@
         <w:spacing w:after="0" w:before="0" w:line="240" w:lineRule="auto"/>
       </w:pPr>
       <w:rPr>
-        <w:rFonts w:asciiTheme="majorHAnsi" w:cstheme="majorBidi" w:eastAsiaTheme="majorEastAsia" w:hAnsiTheme="majorHAnsi"/>
+        <w:rFonts w:asciiTheme="majorHAnsi" w:cstheme="majorBidi" w:hAnsiTheme="majorHAnsi" w:eastAsia="黑体"/>
         <w:b/>
         <w:bCs/>
       </w:rPr>
@@ -5531,14 +5890,14 @@
     </w:tblStylePr>
     <w:tblStylePr w:type="firstCol">
       <w:rPr>
-        <w:rFonts w:asciiTheme="majorHAnsi" w:cstheme="majorBidi" w:eastAsiaTheme="majorEastAsia" w:hAnsiTheme="majorHAnsi"/>
+        <w:rFonts w:asciiTheme="majorHAnsi" w:cstheme="majorBidi" w:hAnsiTheme="majorHAnsi" w:eastAsia="黑体"/>
         <w:b/>
         <w:bCs/>
       </w:rPr>
     </w:tblStylePr>
     <w:tblStylePr w:type="lastCol">
       <w:rPr>
-        <w:rFonts w:asciiTheme="majorHAnsi" w:cstheme="majorBidi" w:eastAsiaTheme="majorEastAsia" w:hAnsiTheme="majorHAnsi"/>
+        <w:rFonts w:asciiTheme="majorHAnsi" w:cstheme="majorBidi" w:hAnsiTheme="majorHAnsi" w:eastAsia="黑体"/>
         <w:b/>
         <w:bCs/>
       </w:rPr>
@@ -5622,7 +5981,7 @@
         <w:spacing w:after="0" w:before="0" w:line="240" w:lineRule="auto"/>
       </w:pPr>
       <w:rPr>
-        <w:rFonts w:asciiTheme="majorHAnsi" w:cstheme="majorBidi" w:eastAsiaTheme="majorEastAsia" w:hAnsiTheme="majorHAnsi"/>
+        <w:rFonts w:asciiTheme="majorHAnsi" w:cstheme="majorBidi" w:hAnsiTheme="majorHAnsi" w:eastAsia="黑体"/>
         <w:b/>
         <w:bCs/>
       </w:rPr>
@@ -5643,7 +6002,7 @@
         <w:spacing w:after="0" w:before="0" w:line="240" w:lineRule="auto"/>
       </w:pPr>
       <w:rPr>
-        <w:rFonts w:asciiTheme="majorHAnsi" w:cstheme="majorBidi" w:eastAsiaTheme="majorEastAsia" w:hAnsiTheme="majorHAnsi"/>
+        <w:rFonts w:asciiTheme="majorHAnsi" w:cstheme="majorBidi" w:hAnsiTheme="majorHAnsi" w:eastAsia="黑体"/>
         <w:b/>
         <w:bCs/>
       </w:rPr>
@@ -5661,14 +6020,14 @@
     </w:tblStylePr>
     <w:tblStylePr w:type="firstCol">
       <w:rPr>
-        <w:rFonts w:asciiTheme="majorHAnsi" w:cstheme="majorBidi" w:eastAsiaTheme="majorEastAsia" w:hAnsiTheme="majorHAnsi"/>
+        <w:rFonts w:asciiTheme="majorHAnsi" w:cstheme="majorBidi" w:hAnsiTheme="majorHAnsi" w:eastAsia="黑体"/>
         <w:b/>
         <w:bCs/>
       </w:rPr>
     </w:tblStylePr>
     <w:tblStylePr w:type="lastCol">
       <w:rPr>
-        <w:rFonts w:asciiTheme="majorHAnsi" w:cstheme="majorBidi" w:eastAsiaTheme="majorEastAsia" w:hAnsiTheme="majorHAnsi"/>
+        <w:rFonts w:asciiTheme="majorHAnsi" w:cstheme="majorBidi" w:hAnsiTheme="majorHAnsi" w:eastAsia="黑体"/>
         <w:b/>
         <w:bCs/>
       </w:rPr>
@@ -5752,7 +6111,7 @@
         <w:spacing w:after="0" w:before="0" w:line="240" w:lineRule="auto"/>
       </w:pPr>
       <w:rPr>
-        <w:rFonts w:asciiTheme="majorHAnsi" w:cstheme="majorBidi" w:eastAsiaTheme="majorEastAsia" w:hAnsiTheme="majorHAnsi"/>
+        <w:rFonts w:asciiTheme="majorHAnsi" w:cstheme="majorBidi" w:hAnsiTheme="majorHAnsi" w:eastAsia="黑体"/>
         <w:b/>
         <w:bCs/>
       </w:rPr>
@@ -5773,7 +6132,7 @@
         <w:spacing w:after="0" w:before="0" w:line="240" w:lineRule="auto"/>
       </w:pPr>
       <w:rPr>
-        <w:rFonts w:asciiTheme="majorHAnsi" w:cstheme="majorBidi" w:eastAsiaTheme="majorEastAsia" w:hAnsiTheme="majorHAnsi"/>
+        <w:rFonts w:asciiTheme="majorHAnsi" w:cstheme="majorBidi" w:hAnsiTheme="majorHAnsi" w:eastAsia="黑体"/>
         <w:b/>
         <w:bCs/>
       </w:rPr>
@@ -5791,14 +6150,14 @@
     </w:tblStylePr>
     <w:tblStylePr w:type="firstCol">
       <w:rPr>
-        <w:rFonts w:asciiTheme="majorHAnsi" w:cstheme="majorBidi" w:eastAsiaTheme="majorEastAsia" w:hAnsiTheme="majorHAnsi"/>
+        <w:rFonts w:asciiTheme="majorHAnsi" w:cstheme="majorBidi" w:hAnsiTheme="majorHAnsi" w:eastAsia="黑体"/>
         <w:b/>
         <w:bCs/>
       </w:rPr>
     </w:tblStylePr>
     <w:tblStylePr w:type="lastCol">
       <w:rPr>
-        <w:rFonts w:asciiTheme="majorHAnsi" w:cstheme="majorBidi" w:eastAsiaTheme="majorEastAsia" w:hAnsiTheme="majorHAnsi"/>
+        <w:rFonts w:asciiTheme="majorHAnsi" w:cstheme="majorBidi" w:hAnsiTheme="majorHAnsi" w:eastAsia="黑体"/>
         <w:b/>
         <w:bCs/>
       </w:rPr>
@@ -5882,7 +6241,7 @@
         <w:spacing w:after="0" w:before="0" w:line="240" w:lineRule="auto"/>
       </w:pPr>
       <w:rPr>
-        <w:rFonts w:asciiTheme="majorHAnsi" w:cstheme="majorBidi" w:eastAsiaTheme="majorEastAsia" w:hAnsiTheme="majorHAnsi"/>
+        <w:rFonts w:asciiTheme="majorHAnsi" w:cstheme="majorBidi" w:hAnsiTheme="majorHAnsi" w:eastAsia="黑体"/>
         <w:b/>
         <w:bCs/>
       </w:rPr>
@@ -5903,7 +6262,7 @@
         <w:spacing w:after="0" w:before="0" w:line="240" w:lineRule="auto"/>
       </w:pPr>
       <w:rPr>
-        <w:rFonts w:asciiTheme="majorHAnsi" w:cstheme="majorBidi" w:eastAsiaTheme="majorEastAsia" w:hAnsiTheme="majorHAnsi"/>
+        <w:rFonts w:asciiTheme="majorHAnsi" w:cstheme="majorBidi" w:hAnsiTheme="majorHAnsi" w:eastAsia="黑体"/>
         <w:b/>
         <w:bCs/>
       </w:rPr>
@@ -5921,14 +6280,14 @@
     </w:tblStylePr>
     <w:tblStylePr w:type="firstCol">
       <w:rPr>
-        <w:rFonts w:asciiTheme="majorHAnsi" w:cstheme="majorBidi" w:eastAsiaTheme="majorEastAsia" w:hAnsiTheme="majorHAnsi"/>
+        <w:rFonts w:asciiTheme="majorHAnsi" w:cstheme="majorBidi" w:hAnsiTheme="majorHAnsi" w:eastAsia="黑体"/>
         <w:b/>
         <w:bCs/>
       </w:rPr>
     </w:tblStylePr>
     <w:tblStylePr w:type="lastCol">
       <w:rPr>
-        <w:rFonts w:asciiTheme="majorHAnsi" w:cstheme="majorBidi" w:eastAsiaTheme="majorEastAsia" w:hAnsiTheme="majorHAnsi"/>
+        <w:rFonts w:asciiTheme="majorHAnsi" w:cstheme="majorBidi" w:hAnsiTheme="majorHAnsi" w:eastAsia="黑体"/>
         <w:b/>
         <w:bCs/>
       </w:rPr>
@@ -6011,6 +6370,7 @@
         <w:spacing w:after="0" w:before="0" w:line="240" w:lineRule="auto"/>
       </w:pPr>
       <w:rPr>
+        <w:rFonts w:eastAsia="黑体"/>
         <w:b/>
         <w:bCs/>
         <w:color w:themeColor="background1" w:val="FFFFFF"/>
@@ -6033,6 +6393,7 @@
         <w:spacing w:after="0" w:before="0" w:line="240" w:lineRule="auto"/>
       </w:pPr>
       <w:rPr>
+        <w:rFonts w:eastAsia="黑体"/>
         <w:b/>
         <w:bCs/>
       </w:rPr>
@@ -6050,12 +6411,14 @@
     </w:tblStylePr>
     <w:tblStylePr w:type="firstCol">
       <w:rPr>
+        <w:rFonts w:eastAsia="黑体"/>
         <w:b/>
         <w:bCs/>
       </w:rPr>
     </w:tblStylePr>
     <w:tblStylePr w:type="lastCol">
       <w:rPr>
+        <w:rFonts w:eastAsia="黑体"/>
         <w:b/>
         <w:bCs/>
       </w:rPr>
@@ -6117,6 +6480,7 @@
         <w:spacing w:after="0" w:before="0" w:line="240" w:lineRule="auto"/>
       </w:pPr>
       <w:rPr>
+        <w:rFonts w:eastAsia="黑体"/>
         <w:b/>
         <w:bCs/>
         <w:color w:themeColor="background1" w:val="FFFFFF"/>
@@ -6139,6 +6503,7 @@
         <w:spacing w:after="0" w:before="0" w:line="240" w:lineRule="auto"/>
       </w:pPr>
       <w:rPr>
+        <w:rFonts w:eastAsia="黑体"/>
         <w:b/>
         <w:bCs/>
       </w:rPr>
@@ -6156,12 +6521,14 @@
     </w:tblStylePr>
     <w:tblStylePr w:type="firstCol">
       <w:rPr>
+        <w:rFonts w:eastAsia="黑体"/>
         <w:b/>
         <w:bCs/>
       </w:rPr>
     </w:tblStylePr>
     <w:tblStylePr w:type="lastCol">
       <w:rPr>
+        <w:rFonts w:eastAsia="黑体"/>
         <w:b/>
         <w:bCs/>
       </w:rPr>
@@ -6223,6 +6590,7 @@
         <w:spacing w:after="0" w:before="0" w:line="240" w:lineRule="auto"/>
       </w:pPr>
       <w:rPr>
+        <w:rFonts w:eastAsia="黑体"/>
         <w:b/>
         <w:bCs/>
         <w:color w:themeColor="background1" w:val="FFFFFF"/>
@@ -6245,6 +6613,7 @@
         <w:spacing w:after="0" w:before="0" w:line="240" w:lineRule="auto"/>
       </w:pPr>
       <w:rPr>
+        <w:rFonts w:eastAsia="黑体"/>
         <w:b/>
         <w:bCs/>
       </w:rPr>
@@ -6262,12 +6631,14 @@
     </w:tblStylePr>
     <w:tblStylePr w:type="firstCol">
       <w:rPr>
+        <w:rFonts w:eastAsia="黑体"/>
         <w:b/>
         <w:bCs/>
       </w:rPr>
     </w:tblStylePr>
     <w:tblStylePr w:type="lastCol">
       <w:rPr>
+        <w:rFonts w:eastAsia="黑体"/>
         <w:b/>
         <w:bCs/>
       </w:rPr>
@@ -6329,6 +6700,7 @@
         <w:spacing w:after="0" w:before="0" w:line="240" w:lineRule="auto"/>
       </w:pPr>
       <w:rPr>
+        <w:rFonts w:eastAsia="黑体"/>
         <w:b/>
         <w:bCs/>
         <w:color w:themeColor="background1" w:val="FFFFFF"/>
@@ -6351,6 +6723,7 @@
         <w:spacing w:after="0" w:before="0" w:line="240" w:lineRule="auto"/>
       </w:pPr>
       <w:rPr>
+        <w:rFonts w:eastAsia="黑体"/>
         <w:b/>
         <w:bCs/>
       </w:rPr>
@@ -6368,12 +6741,14 @@
     </w:tblStylePr>
     <w:tblStylePr w:type="firstCol">
       <w:rPr>
+        <w:rFonts w:eastAsia="黑体"/>
         <w:b/>
         <w:bCs/>
       </w:rPr>
     </w:tblStylePr>
     <w:tblStylePr w:type="lastCol">
       <w:rPr>
+        <w:rFonts w:eastAsia="黑体"/>
         <w:b/>
         <w:bCs/>
       </w:rPr>
@@ -6435,6 +6810,7 @@
         <w:spacing w:after="0" w:before="0" w:line="240" w:lineRule="auto"/>
       </w:pPr>
       <w:rPr>
+        <w:rFonts w:eastAsia="黑体"/>
         <w:b/>
         <w:bCs/>
         <w:color w:themeColor="background1" w:val="FFFFFF"/>
@@ -6457,6 +6833,7 @@
         <w:spacing w:after="0" w:before="0" w:line="240" w:lineRule="auto"/>
       </w:pPr>
       <w:rPr>
+        <w:rFonts w:eastAsia="黑体"/>
         <w:b/>
         <w:bCs/>
       </w:rPr>
@@ -6474,12 +6851,14 @@
     </w:tblStylePr>
     <w:tblStylePr w:type="firstCol">
       <w:rPr>
+        <w:rFonts w:eastAsia="黑体"/>
         <w:b/>
         <w:bCs/>
       </w:rPr>
     </w:tblStylePr>
     <w:tblStylePr w:type="lastCol">
       <w:rPr>
+        <w:rFonts w:eastAsia="黑体"/>
         <w:b/>
         <w:bCs/>
       </w:rPr>
@@ -6541,6 +6920,7 @@
         <w:spacing w:after="0" w:before="0" w:line="240" w:lineRule="auto"/>
       </w:pPr>
       <w:rPr>
+        <w:rFonts w:eastAsia="黑体"/>
         <w:b/>
         <w:bCs/>
         <w:color w:themeColor="background1" w:val="FFFFFF"/>
@@ -6563,6 +6943,7 @@
         <w:spacing w:after="0" w:before="0" w:line="240" w:lineRule="auto"/>
       </w:pPr>
       <w:rPr>
+        <w:rFonts w:eastAsia="黑体"/>
         <w:b/>
         <w:bCs/>
       </w:rPr>
@@ -6580,12 +6961,14 @@
     </w:tblStylePr>
     <w:tblStylePr w:type="firstCol">
       <w:rPr>
+        <w:rFonts w:eastAsia="黑体"/>
         <w:b/>
         <w:bCs/>
       </w:rPr>
     </w:tblStylePr>
     <w:tblStylePr w:type="lastCol">
       <w:rPr>
+        <w:rFonts w:eastAsia="黑体"/>
         <w:b/>
         <w:bCs/>
       </w:rPr>
@@ -6647,6 +7030,7 @@
         <w:spacing w:after="0" w:before="0" w:line="240" w:lineRule="auto"/>
       </w:pPr>
       <w:rPr>
+        <w:rFonts w:eastAsia="黑体"/>
         <w:b/>
         <w:bCs/>
         <w:color w:themeColor="background1" w:val="FFFFFF"/>
@@ -6669,6 +7053,7 @@
         <w:spacing w:after="0" w:before="0" w:line="240" w:lineRule="auto"/>
       </w:pPr>
       <w:rPr>
+        <w:rFonts w:eastAsia="黑体"/>
         <w:b/>
         <w:bCs/>
       </w:rPr>
@@ -6686,12 +7071,14 @@
     </w:tblStylePr>
     <w:tblStylePr w:type="firstCol">
       <w:rPr>
+        <w:rFonts w:eastAsia="黑体"/>
         <w:b/>
         <w:bCs/>
       </w:rPr>
     </w:tblStylePr>
     <w:tblStylePr w:type="lastCol">
       <w:rPr>
+        <w:rFonts w:eastAsia="黑体"/>
         <w:b/>
         <w:bCs/>
       </w:rPr>
@@ -6750,6 +7137,7 @@
         <w:spacing w:after="0" w:before="0" w:line="240" w:lineRule="auto"/>
       </w:pPr>
       <w:rPr>
+        <w:rFonts w:eastAsia="黑体"/>
         <w:b/>
         <w:bCs/>
         <w:color w:themeColor="background1" w:val="FFFFFF"/>
@@ -6772,6 +7160,7 @@
         <w:spacing w:after="0" w:before="0" w:line="240" w:lineRule="auto"/>
       </w:pPr>
       <w:rPr>
+        <w:rFonts w:eastAsia="黑体"/>
         <w:color w:val="auto"/>
       </w:rPr>
       <w:tblPr/>
@@ -6789,6 +7178,7 @@
     </w:tblStylePr>
     <w:tblStylePr w:type="firstCol">
       <w:rPr>
+        <w:rFonts w:eastAsia="黑体"/>
         <w:b/>
         <w:bCs/>
         <w:color w:themeColor="background1" w:val="FFFFFF"/>
@@ -6808,6 +7198,7 @@
     </w:tblStylePr>
     <w:tblStylePr w:type="lastCol">
       <w:rPr>
+        <w:rFonts w:eastAsia="黑体"/>
         <w:b/>
         <w:bCs/>
         <w:color w:themeColor="background1" w:val="FFFFFF"/>
@@ -6856,6 +7247,7 @@
     </w:tblStylePr>
     <w:tblStylePr w:type="nwCell">
       <w:rPr>
+        <w:rFonts w:eastAsia="黑体"/>
         <w:color w:themeColor="background1" w:val="FFFFFF"/>
       </w:rPr>
       <w:tblPr/>
@@ -6899,6 +7291,7 @@
         <w:spacing w:after="0" w:before="0" w:line="240" w:lineRule="auto"/>
       </w:pPr>
       <w:rPr>
+        <w:rFonts w:eastAsia="黑体"/>
         <w:b/>
         <w:bCs/>
         <w:color w:themeColor="background1" w:val="FFFFFF"/>
@@ -6921,6 +7314,7 @@
         <w:spacing w:after="0" w:before="0" w:line="240" w:lineRule="auto"/>
       </w:pPr>
       <w:rPr>
+        <w:rFonts w:eastAsia="黑体"/>
         <w:color w:val="auto"/>
       </w:rPr>
       <w:tblPr/>
@@ -6938,6 +7332,7 @@
     </w:tblStylePr>
     <w:tblStylePr w:type="firstCol">
       <w:rPr>
+        <w:rFonts w:eastAsia="黑体"/>
         <w:b/>
         <w:bCs/>
         <w:color w:themeColor="background1" w:val="FFFFFF"/>
@@ -6957,6 +7352,7 @@
     </w:tblStylePr>
     <w:tblStylePr w:type="lastCol">
       <w:rPr>
+        <w:rFonts w:eastAsia="黑体"/>
         <w:b/>
         <w:bCs/>
         <w:color w:themeColor="background1" w:val="FFFFFF"/>
@@ -7005,6 +7401,7 @@
     </w:tblStylePr>
     <w:tblStylePr w:type="nwCell">
       <w:rPr>
+        <w:rFonts w:eastAsia="黑体"/>
         <w:color w:themeColor="background1" w:val="FFFFFF"/>
       </w:rPr>
       <w:tblPr/>
@@ -7048,6 +7445,7 @@
         <w:spacing w:after="0" w:before="0" w:line="240" w:lineRule="auto"/>
       </w:pPr>
       <w:rPr>
+        <w:rFonts w:eastAsia="黑体"/>
         <w:b/>
         <w:bCs/>
         <w:color w:themeColor="background1" w:val="FFFFFF"/>
@@ -7070,6 +7468,7 @@
         <w:spacing w:after="0" w:before="0" w:line="240" w:lineRule="auto"/>
       </w:pPr>
       <w:rPr>
+        <w:rFonts w:eastAsia="黑体"/>
         <w:color w:val="auto"/>
       </w:rPr>
       <w:tblPr/>
@@ -7087,6 +7486,7 @@
     </w:tblStylePr>
     <w:tblStylePr w:type="firstCol">
       <w:rPr>
+        <w:rFonts w:eastAsia="黑体"/>
         <w:b/>
         <w:bCs/>
         <w:color w:themeColor="background1" w:val="FFFFFF"/>
@@ -7106,6 +7506,7 @@
     </w:tblStylePr>
     <w:tblStylePr w:type="lastCol">
       <w:rPr>
+        <w:rFonts w:eastAsia="黑体"/>
         <w:b/>
         <w:bCs/>
         <w:color w:themeColor="background1" w:val="FFFFFF"/>
@@ -7154,6 +7555,7 @@
     </w:tblStylePr>
     <w:tblStylePr w:type="nwCell">
       <w:rPr>
+        <w:rFonts w:eastAsia="黑体"/>
         <w:color w:themeColor="background1" w:val="FFFFFF"/>
       </w:rPr>
       <w:tblPr/>
@@ -7197,6 +7599,7 @@
         <w:spacing w:after="0" w:before="0" w:line="240" w:lineRule="auto"/>
       </w:pPr>
       <w:rPr>
+        <w:rFonts w:eastAsia="黑体"/>
         <w:b/>
         <w:bCs/>
         <w:color w:themeColor="background1" w:val="FFFFFF"/>
@@ -7219,6 +7622,7 @@
         <w:spacing w:after="0" w:before="0" w:line="240" w:lineRule="auto"/>
       </w:pPr>
       <w:rPr>
+        <w:rFonts w:eastAsia="黑体"/>
         <w:color w:val="auto"/>
       </w:rPr>
       <w:tblPr/>
@@ -7236,6 +7640,7 @@
     </w:tblStylePr>
     <w:tblStylePr w:type="firstCol">
       <w:rPr>
+        <w:rFonts w:eastAsia="黑体"/>
         <w:b/>
         <w:bCs/>
         <w:color w:themeColor="background1" w:val="FFFFFF"/>
@@ -7255,6 +7660,7 @@
     </w:tblStylePr>
     <w:tblStylePr w:type="lastCol">
       <w:rPr>
+        <w:rFonts w:eastAsia="黑体"/>
         <w:b/>
         <w:bCs/>
         <w:color w:themeColor="background1" w:val="FFFFFF"/>
@@ -7303,6 +7709,7 @@
     </w:tblStylePr>
     <w:tblStylePr w:type="nwCell">
       <w:rPr>
+        <w:rFonts w:eastAsia="黑体"/>
         <w:color w:themeColor="background1" w:val="FFFFFF"/>
       </w:rPr>
       <w:tblPr/>
@@ -7346,6 +7753,7 @@
         <w:spacing w:after="0" w:before="0" w:line="240" w:lineRule="auto"/>
       </w:pPr>
       <w:rPr>
+        <w:rFonts w:eastAsia="黑体"/>
         <w:b/>
         <w:bCs/>
         <w:color w:themeColor="background1" w:val="FFFFFF"/>
@@ -7368,6 +7776,7 @@
         <w:spacing w:after="0" w:before="0" w:line="240" w:lineRule="auto"/>
       </w:pPr>
       <w:rPr>
+        <w:rFonts w:eastAsia="黑体"/>
         <w:color w:val="auto"/>
       </w:rPr>
       <w:tblPr/>
@@ -7385,6 +7794,7 @@
     </w:tblStylePr>
     <w:tblStylePr w:type="firstCol">
       <w:rPr>
+        <w:rFonts w:eastAsia="黑体"/>
         <w:b/>
         <w:bCs/>
         <w:color w:themeColor="background1" w:val="FFFFFF"/>
@@ -7404,6 +7814,7 @@
     </w:tblStylePr>
     <w:tblStylePr w:type="lastCol">
       <w:rPr>
+        <w:rFonts w:eastAsia="黑体"/>
         <w:b/>
         <w:bCs/>
         <w:color w:themeColor="background1" w:val="FFFFFF"/>
@@ -7452,6 +7863,7 @@
     </w:tblStylePr>
     <w:tblStylePr w:type="nwCell">
       <w:rPr>
+        <w:rFonts w:eastAsia="黑体"/>
         <w:color w:themeColor="background1" w:val="FFFFFF"/>
       </w:rPr>
       <w:tblPr/>
@@ -7495,6 +7907,7 @@
         <w:spacing w:after="0" w:before="0" w:line="240" w:lineRule="auto"/>
       </w:pPr>
       <w:rPr>
+        <w:rFonts w:eastAsia="黑体"/>
         <w:b/>
         <w:bCs/>
         <w:color w:themeColor="background1" w:val="FFFFFF"/>
@@ -7517,6 +7930,7 @@
         <w:spacing w:after="0" w:before="0" w:line="240" w:lineRule="auto"/>
       </w:pPr>
       <w:rPr>
+        <w:rFonts w:eastAsia="黑体"/>
         <w:color w:val="auto"/>
       </w:rPr>
       <w:tblPr/>
@@ -7534,6 +7948,7 @@
     </w:tblStylePr>
     <w:tblStylePr w:type="firstCol">
       <w:rPr>
+        <w:rFonts w:eastAsia="黑体"/>
         <w:b/>
         <w:bCs/>
         <w:color w:themeColor="background1" w:val="FFFFFF"/>
@@ -7553,6 +7968,7 @@
     </w:tblStylePr>
     <w:tblStylePr w:type="lastCol">
       <w:rPr>
+        <w:rFonts w:eastAsia="黑体"/>
         <w:b/>
         <w:bCs/>
         <w:color w:themeColor="background1" w:val="FFFFFF"/>
@@ -7601,6 +8017,7 @@
     </w:tblStylePr>
     <w:tblStylePr w:type="nwCell">
       <w:rPr>
+        <w:rFonts w:eastAsia="黑体"/>
         <w:color w:themeColor="background1" w:val="FFFFFF"/>
       </w:rPr>
       <w:tblPr/>
@@ -7644,6 +8061,7 @@
         <w:spacing w:after="0" w:before="0" w:line="240" w:lineRule="auto"/>
       </w:pPr>
       <w:rPr>
+        <w:rFonts w:eastAsia="黑体"/>
         <w:b/>
         <w:bCs/>
         <w:color w:themeColor="background1" w:val="FFFFFF"/>
@@ -7666,6 +8084,7 @@
         <w:spacing w:after="0" w:before="0" w:line="240" w:lineRule="auto"/>
       </w:pPr>
       <w:rPr>
+        <w:rFonts w:eastAsia="黑体"/>
         <w:color w:val="auto"/>
       </w:rPr>
       <w:tblPr/>
@@ -7683,6 +8102,7 @@
     </w:tblStylePr>
     <w:tblStylePr w:type="firstCol">
       <w:rPr>
+        <w:rFonts w:eastAsia="黑体"/>
         <w:b/>
         <w:bCs/>
         <w:color w:themeColor="background1" w:val="FFFFFF"/>
@@ -7702,6 +8122,7 @@
     </w:tblStylePr>
     <w:tblStylePr w:type="lastCol">
       <w:rPr>
+        <w:rFonts w:eastAsia="黑体"/>
         <w:b/>
         <w:bCs/>
         <w:color w:themeColor="background1" w:val="FFFFFF"/>
@@ -7750,6 +8171,7 @@
     </w:tblStylePr>
     <w:tblStylePr w:type="nwCell">
       <w:rPr>
+        <w:rFonts w:eastAsia="黑体"/>
         <w:color w:themeColor="background1" w:val="FFFFFF"/>
       </w:rPr>
       <w:tblPr/>
@@ -7774,6 +8196,7 @@
       <w:spacing w:after="0" w:line="240" w:lineRule="auto"/>
     </w:pPr>
     <w:rPr>
+      <w:rFonts w:eastAsia="黑体"/>
       <w:color w:themeColor="text1" w:val="000000"/>
     </w:rPr>
     <w:tblPr>
@@ -7793,7 +8216,7 @@
     </w:tblPr>
     <w:tblStylePr w:type="firstRow">
       <w:rPr>
-        <w:rFonts w:asciiTheme="majorHAnsi" w:cstheme="majorBidi" w:eastAsiaTheme="majorEastAsia" w:hAnsiTheme="majorHAnsi"/>
+        <w:rFonts w:asciiTheme="majorHAnsi" w:cstheme="majorBidi" w:hAnsiTheme="majorHAnsi" w:eastAsia="黑体"/>
       </w:rPr>
       <w:tblPr/>
       <w:tcPr>
@@ -7805,6 +8228,7 @@
     </w:tblStylePr>
     <w:tblStylePr w:type="lastRow">
       <w:rPr>
+        <w:rFonts w:eastAsia="黑体"/>
         <w:b/>
         <w:bCs/>
         <w:color w:themeColor="text2" w:val="1F497D"/>
@@ -7819,12 +8243,14 @@
     </w:tblStylePr>
     <w:tblStylePr w:type="firstCol">
       <w:rPr>
+        <w:rFonts w:eastAsia="黑体"/>
         <w:b/>
         <w:bCs/>
       </w:rPr>
     </w:tblStylePr>
     <w:tblStylePr w:type="lastCol">
       <w:rPr>
+        <w:rFonts w:eastAsia="黑体"/>
         <w:b/>
         <w:bCs/>
       </w:rPr>
@@ -7858,6 +8284,7 @@
       <w:spacing w:after="0" w:line="240" w:lineRule="auto"/>
     </w:pPr>
     <w:rPr>
+      <w:rFonts w:eastAsia="黑体"/>
       <w:color w:themeColor="text1" w:val="000000"/>
     </w:rPr>
     <w:tblPr>
@@ -7877,7 +8304,7 @@
     </w:tblPr>
     <w:tblStylePr w:type="firstRow">
       <w:rPr>
-        <w:rFonts w:asciiTheme="majorHAnsi" w:cstheme="majorBidi" w:eastAsiaTheme="majorEastAsia" w:hAnsiTheme="majorHAnsi"/>
+        <w:rFonts w:asciiTheme="majorHAnsi" w:cstheme="majorBidi" w:hAnsiTheme="majorHAnsi" w:eastAsia="黑体"/>
       </w:rPr>
       <w:tblPr/>
       <w:tcPr>
@@ -7889,6 +8316,7 @@
     </w:tblStylePr>
     <w:tblStylePr w:type="lastRow">
       <w:rPr>
+        <w:rFonts w:eastAsia="黑体"/>
         <w:b/>
         <w:bCs/>
         <w:color w:themeColor="text2" w:val="1F497D"/>
@@ -7903,12 +8331,14 @@
     </w:tblStylePr>
     <w:tblStylePr w:type="firstCol">
       <w:rPr>
+        <w:rFonts w:eastAsia="黑体"/>
         <w:b/>
         <w:bCs/>
       </w:rPr>
     </w:tblStylePr>
     <w:tblStylePr w:type="lastCol">
       <w:rPr>
+        <w:rFonts w:eastAsia="黑体"/>
         <w:b/>
         <w:bCs/>
       </w:rPr>
@@ -7942,6 +8372,7 @@
       <w:spacing w:after="0" w:line="240" w:lineRule="auto"/>
     </w:pPr>
     <w:rPr>
+      <w:rFonts w:eastAsia="黑体"/>
       <w:color w:themeColor="text1" w:val="000000"/>
     </w:rPr>
     <w:tblPr>
@@ -7961,7 +8392,7 @@
     </w:tblPr>
     <w:tblStylePr w:type="firstRow">
       <w:rPr>
-        <w:rFonts w:asciiTheme="majorHAnsi" w:cstheme="majorBidi" w:eastAsiaTheme="majorEastAsia" w:hAnsiTheme="majorHAnsi"/>
+        <w:rFonts w:asciiTheme="majorHAnsi" w:cstheme="majorBidi" w:hAnsiTheme="majorHAnsi" w:eastAsia="黑体"/>
       </w:rPr>
       <w:tblPr/>
       <w:tcPr>
@@ -7973,6 +8404,7 @@
     </w:tblStylePr>
     <w:tblStylePr w:type="lastRow">
       <w:rPr>
+        <w:rFonts w:eastAsia="黑体"/>
         <w:b/>
         <w:bCs/>
         <w:color w:themeColor="text2" w:val="1F497D"/>
@@ -7987,12 +8419,14 @@
     </w:tblStylePr>
     <w:tblStylePr w:type="firstCol">
       <w:rPr>
+        <w:rFonts w:eastAsia="黑体"/>
         <w:b/>
         <w:bCs/>
       </w:rPr>
     </w:tblStylePr>
     <w:tblStylePr w:type="lastCol">
       <w:rPr>
+        <w:rFonts w:eastAsia="黑体"/>
         <w:b/>
         <w:bCs/>
       </w:rPr>
@@ -8026,6 +8460,7 @@
       <w:spacing w:after="0" w:line="240" w:lineRule="auto"/>
     </w:pPr>
     <w:rPr>
+      <w:rFonts w:eastAsia="黑体"/>
       <w:color w:themeColor="text1" w:val="000000"/>
     </w:rPr>
     <w:tblPr>
@@ -8045,7 +8480,7 @@
     </w:tblPr>
     <w:tblStylePr w:type="firstRow">
       <w:rPr>
-        <w:rFonts w:asciiTheme="majorHAnsi" w:cstheme="majorBidi" w:eastAsiaTheme="majorEastAsia" w:hAnsiTheme="majorHAnsi"/>
+        <w:rFonts w:asciiTheme="majorHAnsi" w:cstheme="majorBidi" w:hAnsiTheme="majorHAnsi" w:eastAsia="黑体"/>
       </w:rPr>
       <w:tblPr/>
       <w:tcPr>
@@ -8057,6 +8492,7 @@
     </w:tblStylePr>
     <w:tblStylePr w:type="lastRow">
       <w:rPr>
+        <w:rFonts w:eastAsia="黑体"/>
         <w:b/>
         <w:bCs/>
         <w:color w:themeColor="text2" w:val="1F497D"/>
@@ -8071,12 +8507,14 @@
     </w:tblStylePr>
     <w:tblStylePr w:type="firstCol">
       <w:rPr>
+        <w:rFonts w:eastAsia="黑体"/>
         <w:b/>
         <w:bCs/>
       </w:rPr>
     </w:tblStylePr>
     <w:tblStylePr w:type="lastCol">
       <w:rPr>
+        <w:rFonts w:eastAsia="黑体"/>
         <w:b/>
         <w:bCs/>
       </w:rPr>
@@ -8110,6 +8548,7 @@
       <w:spacing w:after="0" w:line="240" w:lineRule="auto"/>
     </w:pPr>
     <w:rPr>
+      <w:rFonts w:eastAsia="黑体"/>
       <w:color w:themeColor="text1" w:val="000000"/>
     </w:rPr>
     <w:tblPr>
@@ -8129,7 +8568,7 @@
     </w:tblPr>
     <w:tblStylePr w:type="firstRow">
       <w:rPr>
-        <w:rFonts w:asciiTheme="majorHAnsi" w:cstheme="majorBidi" w:eastAsiaTheme="majorEastAsia" w:hAnsiTheme="majorHAnsi"/>
+        <w:rFonts w:asciiTheme="majorHAnsi" w:cstheme="majorBidi" w:hAnsiTheme="majorHAnsi" w:eastAsia="黑体"/>
       </w:rPr>
       <w:tblPr/>
       <w:tcPr>
@@ -8141,6 +8580,7 @@
     </w:tblStylePr>
     <w:tblStylePr w:type="lastRow">
       <w:rPr>
+        <w:rFonts w:eastAsia="黑体"/>
         <w:b/>
         <w:bCs/>
         <w:color w:themeColor="text2" w:val="1F497D"/>
@@ -8155,12 +8595,14 @@
     </w:tblStylePr>
     <w:tblStylePr w:type="firstCol">
       <w:rPr>
+        <w:rFonts w:eastAsia="黑体"/>
         <w:b/>
         <w:bCs/>
       </w:rPr>
     </w:tblStylePr>
     <w:tblStylePr w:type="lastCol">
       <w:rPr>
+        <w:rFonts w:eastAsia="黑体"/>
         <w:b/>
         <w:bCs/>
       </w:rPr>
@@ -8194,6 +8636,7 @@
       <w:spacing w:after="0" w:line="240" w:lineRule="auto"/>
     </w:pPr>
     <w:rPr>
+      <w:rFonts w:eastAsia="黑体"/>
       <w:color w:themeColor="text1" w:val="000000"/>
     </w:rPr>
     <w:tblPr>
@@ -8213,7 +8656,7 @@
     </w:tblPr>
     <w:tblStylePr w:type="firstRow">
       <w:rPr>
-        <w:rFonts w:asciiTheme="majorHAnsi" w:cstheme="majorBidi" w:eastAsiaTheme="majorEastAsia" w:hAnsiTheme="majorHAnsi"/>
+        <w:rFonts w:asciiTheme="majorHAnsi" w:cstheme="majorBidi" w:hAnsiTheme="majorHAnsi" w:eastAsia="黑体"/>
       </w:rPr>
       <w:tblPr/>
       <w:tcPr>
@@ -8225,6 +8668,7 @@
     </w:tblStylePr>
     <w:tblStylePr w:type="lastRow">
       <w:rPr>
+        <w:rFonts w:eastAsia="黑体"/>
         <w:b/>
         <w:bCs/>
         <w:color w:themeColor="text2" w:val="1F497D"/>
@@ -8239,12 +8683,14 @@
     </w:tblStylePr>
     <w:tblStylePr w:type="firstCol">
       <w:rPr>
+        <w:rFonts w:eastAsia="黑体"/>
         <w:b/>
         <w:bCs/>
       </w:rPr>
     </w:tblStylePr>
     <w:tblStylePr w:type="lastCol">
       <w:rPr>
+        <w:rFonts w:eastAsia="黑体"/>
         <w:b/>
         <w:bCs/>
       </w:rPr>
@@ -8278,6 +8724,7 @@
       <w:spacing w:after="0" w:line="240" w:lineRule="auto"/>
     </w:pPr>
     <w:rPr>
+      <w:rFonts w:eastAsia="黑体"/>
       <w:color w:themeColor="text1" w:val="000000"/>
     </w:rPr>
     <w:tblPr>
@@ -8297,7 +8744,7 @@
     </w:tblPr>
     <w:tblStylePr w:type="firstRow">
       <w:rPr>
-        <w:rFonts w:asciiTheme="majorHAnsi" w:cstheme="majorBidi" w:eastAsiaTheme="majorEastAsia" w:hAnsiTheme="majorHAnsi"/>
+        <w:rFonts w:asciiTheme="majorHAnsi" w:cstheme="majorBidi" w:hAnsiTheme="majorHAnsi" w:eastAsia="黑体"/>
       </w:rPr>
       <w:tblPr/>
       <w:tcPr>
@@ -8309,6 +8756,7 @@
     </w:tblStylePr>
     <w:tblStylePr w:type="lastRow">
       <w:rPr>
+        <w:rFonts w:eastAsia="黑体"/>
         <w:b/>
         <w:bCs/>
         <w:color w:themeColor="text2" w:val="1F497D"/>
@@ -8323,12 +8771,14 @@
     </w:tblStylePr>
     <w:tblStylePr w:type="firstCol">
       <w:rPr>
+        <w:rFonts w:eastAsia="黑体"/>
         <w:b/>
         <w:bCs/>
       </w:rPr>
     </w:tblStylePr>
     <w:tblStylePr w:type="lastCol">
       <w:rPr>
+        <w:rFonts w:eastAsia="黑体"/>
         <w:b/>
         <w:bCs/>
       </w:rPr>
@@ -8362,7 +8812,7 @@
       <w:spacing w:after="0" w:line="240" w:lineRule="auto"/>
     </w:pPr>
     <w:rPr>
-      <w:rFonts w:asciiTheme="majorHAnsi" w:cstheme="majorBidi" w:eastAsiaTheme="majorEastAsia" w:hAnsiTheme="majorHAnsi"/>
+      <w:rFonts w:asciiTheme="majorHAnsi" w:cstheme="majorBidi" w:hAnsiTheme="majorHAnsi" w:eastAsia="黑体"/>
       <w:color w:themeColor="text1" w:val="000000"/>
     </w:rPr>
     <w:tblPr>
@@ -8384,6 +8834,7 @@
     </w:tblPr>
     <w:tblStylePr w:type="firstRow">
       <w:rPr>
+        <w:rFonts w:eastAsia="黑体"/>
         <w:sz w:val="24"/>
         <w:szCs w:val="24"/>
       </w:rPr>
@@ -8490,7 +8941,7 @@
       <w:spacing w:after="0" w:line="240" w:lineRule="auto"/>
     </w:pPr>
     <w:rPr>
-      <w:rFonts w:asciiTheme="majorHAnsi" w:cstheme="majorBidi" w:eastAsiaTheme="majorEastAsia" w:hAnsiTheme="majorHAnsi"/>
+      <w:rFonts w:asciiTheme="majorHAnsi" w:cstheme="majorBidi" w:hAnsiTheme="majorHAnsi" w:eastAsia="黑体"/>
       <w:color w:themeColor="text1" w:val="000000"/>
     </w:rPr>
     <w:tblPr>
@@ -8512,6 +8963,7 @@
     </w:tblPr>
     <w:tblStylePr w:type="firstRow">
       <w:rPr>
+        <w:rFonts w:eastAsia="黑体"/>
         <w:sz w:val="24"/>
         <w:szCs w:val="24"/>
       </w:rPr>
@@ -8618,7 +9070,7 @@
       <w:spacing w:after="0" w:line="240" w:lineRule="auto"/>
     </w:pPr>
     <w:rPr>
-      <w:rFonts w:asciiTheme="majorHAnsi" w:cstheme="majorBidi" w:eastAsiaTheme="majorEastAsia" w:hAnsiTheme="majorHAnsi"/>
+      <w:rFonts w:asciiTheme="majorHAnsi" w:cstheme="majorBidi" w:hAnsiTheme="majorHAnsi" w:eastAsia="黑体"/>
       <w:color w:themeColor="text1" w:val="000000"/>
     </w:rPr>
     <w:tblPr>
@@ -8640,6 +9092,7 @@
     </w:tblPr>
     <w:tblStylePr w:type="firstRow">
       <w:rPr>
+        <w:rFonts w:eastAsia="黑体"/>
         <w:sz w:val="24"/>
         <w:szCs w:val="24"/>
       </w:rPr>
@@ -8746,7 +9199,7 @@
       <w:spacing w:after="0" w:line="240" w:lineRule="auto"/>
     </w:pPr>
     <w:rPr>
-      <w:rFonts w:asciiTheme="majorHAnsi" w:cstheme="majorBidi" w:eastAsiaTheme="majorEastAsia" w:hAnsiTheme="majorHAnsi"/>
+      <w:rFonts w:asciiTheme="majorHAnsi" w:cstheme="majorBidi" w:hAnsiTheme="majorHAnsi" w:eastAsia="黑体"/>
       <w:color w:themeColor="text1" w:val="000000"/>
     </w:rPr>
     <w:tblPr>
@@ -8768,6 +9221,7 @@
     </w:tblPr>
     <w:tblStylePr w:type="firstRow">
       <w:rPr>
+        <w:rFonts w:eastAsia="黑体"/>
         <w:sz w:val="24"/>
         <w:szCs w:val="24"/>
       </w:rPr>
@@ -8874,7 +9328,7 @@
       <w:spacing w:after="0" w:line="240" w:lineRule="auto"/>
     </w:pPr>
     <w:rPr>
-      <w:rFonts w:asciiTheme="majorHAnsi" w:cstheme="majorBidi" w:eastAsiaTheme="majorEastAsia" w:hAnsiTheme="majorHAnsi"/>
+      <w:rFonts w:asciiTheme="majorHAnsi" w:cstheme="majorBidi" w:hAnsiTheme="majorHAnsi" w:eastAsia="黑体"/>
       <w:color w:themeColor="text1" w:val="000000"/>
     </w:rPr>
     <w:tblPr>
@@ -8896,6 +9350,7 @@
     </w:tblPr>
     <w:tblStylePr w:type="firstRow">
       <w:rPr>
+        <w:rFonts w:eastAsia="黑体"/>
         <w:sz w:val="24"/>
         <w:szCs w:val="24"/>
       </w:rPr>
@@ -9002,7 +9457,7 @@
       <w:spacing w:after="0" w:line="240" w:lineRule="auto"/>
     </w:pPr>
     <w:rPr>
-      <w:rFonts w:asciiTheme="majorHAnsi" w:cstheme="majorBidi" w:eastAsiaTheme="majorEastAsia" w:hAnsiTheme="majorHAnsi"/>
+      <w:rFonts w:asciiTheme="majorHAnsi" w:cstheme="majorBidi" w:hAnsiTheme="majorHAnsi" w:eastAsia="黑体"/>
       <w:color w:themeColor="text1" w:val="000000"/>
     </w:rPr>
     <w:tblPr>
@@ -9024,6 +9479,7 @@
     </w:tblPr>
     <w:tblStylePr w:type="firstRow">
       <w:rPr>
+        <w:rFonts w:eastAsia="黑体"/>
         <w:sz w:val="24"/>
         <w:szCs w:val="24"/>
       </w:rPr>
@@ -9130,7 +9586,7 @@
       <w:spacing w:after="0" w:line="240" w:lineRule="auto"/>
     </w:pPr>
     <w:rPr>
-      <w:rFonts w:asciiTheme="majorHAnsi" w:cstheme="majorBidi" w:eastAsiaTheme="majorEastAsia" w:hAnsiTheme="majorHAnsi"/>
+      <w:rFonts w:asciiTheme="majorHAnsi" w:cstheme="majorBidi" w:hAnsiTheme="majorHAnsi" w:eastAsia="黑体"/>
       <w:color w:themeColor="text1" w:val="000000"/>
     </w:rPr>
     <w:tblPr>
@@ -9152,6 +9608,7 @@
     </w:tblPr>
     <w:tblStylePr w:type="firstRow">
       <w:rPr>
+        <w:rFonts w:eastAsia="黑体"/>
         <w:sz w:val="24"/>
         <w:szCs w:val="24"/>
       </w:rPr>
@@ -9281,12 +9738,14 @@
     </w:tcPr>
     <w:tblStylePr w:type="firstRow">
       <w:rPr>
+        <w:rFonts w:eastAsia="黑体"/>
         <w:b/>
         <w:bCs/>
       </w:rPr>
     </w:tblStylePr>
     <w:tblStylePr w:type="lastRow">
       <w:rPr>
+        <w:rFonts w:eastAsia="黑体"/>
         <w:b/>
         <w:bCs/>
       </w:rPr>
@@ -9299,12 +9758,14 @@
     </w:tblStylePr>
     <w:tblStylePr w:type="firstCol">
       <w:rPr>
+        <w:rFonts w:eastAsia="黑体"/>
         <w:b/>
         <w:bCs/>
       </w:rPr>
     </w:tblStylePr>
     <w:tblStylePr w:type="lastCol">
       <w:rPr>
+        <w:rFonts w:eastAsia="黑体"/>
         <w:b/>
         <w:bCs/>
       </w:rPr>
@@ -9354,12 +9815,14 @@
     </w:tcPr>
     <w:tblStylePr w:type="firstRow">
       <w:rPr>
+        <w:rFonts w:eastAsia="黑体"/>
         <w:b/>
         <w:bCs/>
       </w:rPr>
     </w:tblStylePr>
     <w:tblStylePr w:type="lastRow">
       <w:rPr>
+        <w:rFonts w:eastAsia="黑体"/>
         <w:b/>
         <w:bCs/>
       </w:rPr>
@@ -9372,12 +9835,14 @@
     </w:tblStylePr>
     <w:tblStylePr w:type="firstCol">
       <w:rPr>
+        <w:rFonts w:eastAsia="黑体"/>
         <w:b/>
         <w:bCs/>
       </w:rPr>
     </w:tblStylePr>
     <w:tblStylePr w:type="lastCol">
       <w:rPr>
+        <w:rFonts w:eastAsia="黑体"/>
         <w:b/>
         <w:bCs/>
       </w:rPr>
@@ -9427,12 +9892,14 @@
     </w:tcPr>
     <w:tblStylePr w:type="firstRow">
       <w:rPr>
+        <w:rFonts w:eastAsia="黑体"/>
         <w:b/>
         <w:bCs/>
       </w:rPr>
     </w:tblStylePr>
     <w:tblStylePr w:type="lastRow">
       <w:rPr>
+        <w:rFonts w:eastAsia="黑体"/>
         <w:b/>
         <w:bCs/>
       </w:rPr>
@@ -9445,12 +9912,14 @@
     </w:tblStylePr>
     <w:tblStylePr w:type="firstCol">
       <w:rPr>
+        <w:rFonts w:eastAsia="黑体"/>
         <w:b/>
         <w:bCs/>
       </w:rPr>
     </w:tblStylePr>
     <w:tblStylePr w:type="lastCol">
       <w:rPr>
+        <w:rFonts w:eastAsia="黑体"/>
         <w:b/>
         <w:bCs/>
       </w:rPr>
@@ -9500,12 +9969,14 @@
     </w:tcPr>
     <w:tblStylePr w:type="firstRow">
       <w:rPr>
+        <w:rFonts w:eastAsia="黑体"/>
         <w:b/>
         <w:bCs/>
       </w:rPr>
     </w:tblStylePr>
     <w:tblStylePr w:type="lastRow">
       <w:rPr>
+        <w:rFonts w:eastAsia="黑体"/>
         <w:b/>
         <w:bCs/>
       </w:rPr>
@@ -9518,12 +9989,14 @@
     </w:tblStylePr>
     <w:tblStylePr w:type="firstCol">
       <w:rPr>
+        <w:rFonts w:eastAsia="黑体"/>
         <w:b/>
         <w:bCs/>
       </w:rPr>
     </w:tblStylePr>
     <w:tblStylePr w:type="lastCol">
       <w:rPr>
+        <w:rFonts w:eastAsia="黑体"/>
         <w:b/>
         <w:bCs/>
       </w:rPr>
@@ -9573,12 +10046,14 @@
     </w:tcPr>
     <w:tblStylePr w:type="firstRow">
       <w:rPr>
+        <w:rFonts w:eastAsia="黑体"/>
         <w:b/>
         <w:bCs/>
       </w:rPr>
     </w:tblStylePr>
     <w:tblStylePr w:type="lastRow">
       <w:rPr>
+        <w:rFonts w:eastAsia="黑体"/>
         <w:b/>
         <w:bCs/>
       </w:rPr>
@@ -9591,12 +10066,14 @@
     </w:tblStylePr>
     <w:tblStylePr w:type="firstCol">
       <w:rPr>
+        <w:rFonts w:eastAsia="黑体"/>
         <w:b/>
         <w:bCs/>
       </w:rPr>
     </w:tblStylePr>
     <w:tblStylePr w:type="lastCol">
       <w:rPr>
+        <w:rFonts w:eastAsia="黑体"/>
         <w:b/>
         <w:bCs/>
       </w:rPr>
@@ -9646,12 +10123,14 @@
     </w:tcPr>
     <w:tblStylePr w:type="firstRow">
       <w:rPr>
+        <w:rFonts w:eastAsia="黑体"/>
         <w:b/>
         <w:bCs/>
       </w:rPr>
     </w:tblStylePr>
     <w:tblStylePr w:type="lastRow">
       <w:rPr>
+        <w:rFonts w:eastAsia="黑体"/>
         <w:b/>
         <w:bCs/>
       </w:rPr>
@@ -9664,12 +10143,14 @@
     </w:tblStylePr>
     <w:tblStylePr w:type="firstCol">
       <w:rPr>
+        <w:rFonts w:eastAsia="黑体"/>
         <w:b/>
         <w:bCs/>
       </w:rPr>
     </w:tblStylePr>
     <w:tblStylePr w:type="lastCol">
       <w:rPr>
+        <w:rFonts w:eastAsia="黑体"/>
         <w:b/>
         <w:bCs/>
       </w:rPr>
@@ -9719,12 +10200,14 @@
     </w:tcPr>
     <w:tblStylePr w:type="firstRow">
       <w:rPr>
+        <w:rFonts w:eastAsia="黑体"/>
         <w:b/>
         <w:bCs/>
       </w:rPr>
     </w:tblStylePr>
     <w:tblStylePr w:type="lastRow">
       <w:rPr>
+        <w:rFonts w:eastAsia="黑体"/>
         <w:b/>
         <w:bCs/>
       </w:rPr>
@@ -9737,12 +10220,14 @@
     </w:tblStylePr>
     <w:tblStylePr w:type="firstCol">
       <w:rPr>
+        <w:rFonts w:eastAsia="黑体"/>
         <w:b/>
         <w:bCs/>
       </w:rPr>
     </w:tblStylePr>
     <w:tblStylePr w:type="lastCol">
       <w:rPr>
+        <w:rFonts w:eastAsia="黑体"/>
         <w:b/>
         <w:bCs/>
       </w:rPr>
@@ -9769,7 +10254,7 @@
       <w:spacing w:after="0" w:line="240" w:lineRule="auto"/>
     </w:pPr>
     <w:rPr>
-      <w:rFonts w:asciiTheme="majorHAnsi" w:cstheme="majorBidi" w:eastAsiaTheme="majorEastAsia" w:hAnsiTheme="majorHAnsi"/>
+      <w:rFonts w:asciiTheme="majorHAnsi" w:cstheme="majorBidi" w:hAnsiTheme="majorHAnsi" w:eastAsia="黑体"/>
       <w:color w:themeColor="text1" w:val="000000"/>
     </w:rPr>
     <w:tblPr>
@@ -9796,6 +10281,7 @@
     </w:tcPr>
     <w:tblStylePr w:type="firstRow">
       <w:rPr>
+        <w:rFonts w:eastAsia="黑体"/>
         <w:b/>
         <w:bCs/>
         <w:color w:themeColor="text1" w:val="000000"/>
@@ -9807,6 +10293,7 @@
     </w:tblStylePr>
     <w:tblStylePr w:type="lastRow">
       <w:rPr>
+        <w:rFonts w:eastAsia="黑体"/>
         <w:b/>
         <w:bCs/>
         <w:color w:themeColor="text1" w:val="000000"/>
@@ -9826,6 +10313,7 @@
     </w:tblStylePr>
     <w:tblStylePr w:type="firstCol">
       <w:rPr>
+        <w:rFonts w:eastAsia="黑体"/>
         <w:b/>
         <w:bCs/>
         <w:color w:themeColor="text1" w:val="000000"/>
@@ -9845,6 +10333,7 @@
     </w:tblStylePr>
     <w:tblStylePr w:type="lastCol">
       <w:rPr>
+        <w:rFonts w:eastAsia="黑体"/>
         <w:b w:val="0"/>
         <w:bCs w:val="0"/>
         <w:color w:themeColor="text1" w:val="000000"/>
@@ -9894,7 +10383,7 @@
       <w:spacing w:after="0" w:line="240" w:lineRule="auto"/>
     </w:pPr>
     <w:rPr>
-      <w:rFonts w:asciiTheme="majorHAnsi" w:cstheme="majorBidi" w:eastAsiaTheme="majorEastAsia" w:hAnsiTheme="majorHAnsi"/>
+      <w:rFonts w:asciiTheme="majorHAnsi" w:cstheme="majorBidi" w:hAnsiTheme="majorHAnsi" w:eastAsia="黑体"/>
       <w:color w:themeColor="text1" w:val="000000"/>
     </w:rPr>
     <w:tblPr>
@@ -9921,6 +10410,7 @@
     </w:tcPr>
     <w:tblStylePr w:type="firstRow">
       <w:rPr>
+        <w:rFonts w:eastAsia="黑体"/>
         <w:b/>
         <w:bCs/>
         <w:color w:themeColor="text1" w:val="000000"/>
@@ -9932,6 +10422,7 @@
     </w:tblStylePr>
     <w:tblStylePr w:type="lastRow">
       <w:rPr>
+        <w:rFonts w:eastAsia="黑体"/>
         <w:b/>
         <w:bCs/>
         <w:color w:themeColor="text1" w:val="000000"/>
@@ -9951,6 +10442,7 @@
     </w:tblStylePr>
     <w:tblStylePr w:type="firstCol">
       <w:rPr>
+        <w:rFonts w:eastAsia="黑体"/>
         <w:b/>
         <w:bCs/>
         <w:color w:themeColor="text1" w:val="000000"/>
@@ -9970,6 +10462,7 @@
     </w:tblStylePr>
     <w:tblStylePr w:type="lastCol">
       <w:rPr>
+        <w:rFonts w:eastAsia="黑体"/>
         <w:b w:val="0"/>
         <w:bCs w:val="0"/>
         <w:color w:themeColor="text1" w:val="000000"/>
@@ -10019,7 +10512,7 @@
       <w:spacing w:after="0" w:line="240" w:lineRule="auto"/>
     </w:pPr>
     <w:rPr>
-      <w:rFonts w:asciiTheme="majorHAnsi" w:cstheme="majorBidi" w:eastAsiaTheme="majorEastAsia" w:hAnsiTheme="majorHAnsi"/>
+      <w:rFonts w:asciiTheme="majorHAnsi" w:cstheme="majorBidi" w:hAnsiTheme="majorHAnsi" w:eastAsia="黑体"/>
       <w:color w:themeColor="text1" w:val="000000"/>
     </w:rPr>
     <w:tblPr>
@@ -10046,6 +10539,7 @@
     </w:tcPr>
     <w:tblStylePr w:type="firstRow">
       <w:rPr>
+        <w:rFonts w:eastAsia="黑体"/>
         <w:b/>
         <w:bCs/>
         <w:color w:themeColor="text1" w:val="000000"/>
@@ -10057,6 +10551,7 @@
     </w:tblStylePr>
     <w:tblStylePr w:type="lastRow">
       <w:rPr>
+        <w:rFonts w:eastAsia="黑体"/>
         <w:b/>
         <w:bCs/>
         <w:color w:themeColor="text1" w:val="000000"/>
@@ -10076,6 +10571,7 @@
     </w:tblStylePr>
     <w:tblStylePr w:type="firstCol">
       <w:rPr>
+        <w:rFonts w:eastAsia="黑体"/>
         <w:b/>
         <w:bCs/>
         <w:color w:themeColor="text1" w:val="000000"/>
@@ -10095,6 +10591,7 @@
     </w:tblStylePr>
     <w:tblStylePr w:type="lastCol">
       <w:rPr>
+        <w:rFonts w:eastAsia="黑体"/>
         <w:b w:val="0"/>
         <w:bCs w:val="0"/>
         <w:color w:themeColor="text1" w:val="000000"/>
@@ -10144,7 +10641,7 @@
       <w:spacing w:after="0" w:line="240" w:lineRule="auto"/>
     </w:pPr>
     <w:rPr>
-      <w:rFonts w:asciiTheme="majorHAnsi" w:cstheme="majorBidi" w:eastAsiaTheme="majorEastAsia" w:hAnsiTheme="majorHAnsi"/>
+      <w:rFonts w:asciiTheme="majorHAnsi" w:cstheme="majorBidi" w:hAnsiTheme="majorHAnsi" w:eastAsia="黑体"/>
       <w:color w:themeColor="text1" w:val="000000"/>
     </w:rPr>
     <w:tblPr>
@@ -10171,6 +10668,7 @@
     </w:tcPr>
     <w:tblStylePr w:type="firstRow">
       <w:rPr>
+        <w:rFonts w:eastAsia="黑体"/>
         <w:b/>
         <w:bCs/>
         <w:color w:themeColor="text1" w:val="000000"/>
@@ -10182,6 +10680,7 @@
     </w:tblStylePr>
     <w:tblStylePr w:type="lastRow">
       <w:rPr>
+        <w:rFonts w:eastAsia="黑体"/>
         <w:b/>
         <w:bCs/>
         <w:color w:themeColor="text1" w:val="000000"/>
@@ -10201,6 +10700,7 @@
     </w:tblStylePr>
     <w:tblStylePr w:type="firstCol">
       <w:rPr>
+        <w:rFonts w:eastAsia="黑体"/>
         <w:b/>
         <w:bCs/>
         <w:color w:themeColor="text1" w:val="000000"/>
@@ -10220,6 +10720,7 @@
     </w:tblStylePr>
     <w:tblStylePr w:type="lastCol">
       <w:rPr>
+        <w:rFonts w:eastAsia="黑体"/>
         <w:b w:val="0"/>
         <w:bCs w:val="0"/>
         <w:color w:themeColor="text1" w:val="000000"/>
@@ -10269,7 +10770,7 @@
       <w:spacing w:after="0" w:line="240" w:lineRule="auto"/>
     </w:pPr>
     <w:rPr>
-      <w:rFonts w:asciiTheme="majorHAnsi" w:cstheme="majorBidi" w:eastAsiaTheme="majorEastAsia" w:hAnsiTheme="majorHAnsi"/>
+      <w:rFonts w:asciiTheme="majorHAnsi" w:cstheme="majorBidi" w:hAnsiTheme="majorHAnsi" w:eastAsia="黑体"/>
       <w:color w:themeColor="text1" w:val="000000"/>
     </w:rPr>
     <w:tblPr>
@@ -10296,6 +10797,7 @@
     </w:tcPr>
     <w:tblStylePr w:type="firstRow">
       <w:rPr>
+        <w:rFonts w:eastAsia="黑体"/>
         <w:b/>
         <w:bCs/>
         <w:color w:themeColor="text1" w:val="000000"/>
@@ -10307,6 +10809,7 @@
     </w:tblStylePr>
     <w:tblStylePr w:type="lastRow">
       <w:rPr>
+        <w:rFonts w:eastAsia="黑体"/>
         <w:b/>
         <w:bCs/>
         <w:color w:themeColor="text1" w:val="000000"/>
@@ -10326,6 +10829,7 @@
     </w:tblStylePr>
     <w:tblStylePr w:type="firstCol">
       <w:rPr>
+        <w:rFonts w:eastAsia="黑体"/>
         <w:b/>
         <w:bCs/>
         <w:color w:themeColor="text1" w:val="000000"/>
@@ -10345,6 +10849,7 @@
     </w:tblStylePr>
     <w:tblStylePr w:type="lastCol">
       <w:rPr>
+        <w:rFonts w:eastAsia="黑体"/>
         <w:b w:val="0"/>
         <w:bCs w:val="0"/>
         <w:color w:themeColor="text1" w:val="000000"/>
@@ -10394,7 +10899,7 @@
       <w:spacing w:after="0" w:line="240" w:lineRule="auto"/>
     </w:pPr>
     <w:rPr>
-      <w:rFonts w:asciiTheme="majorHAnsi" w:cstheme="majorBidi" w:eastAsiaTheme="majorEastAsia" w:hAnsiTheme="majorHAnsi"/>
+      <w:rFonts w:asciiTheme="majorHAnsi" w:cstheme="majorBidi" w:hAnsiTheme="majorHAnsi" w:eastAsia="黑体"/>
       <w:color w:themeColor="text1" w:val="000000"/>
     </w:rPr>
     <w:tblPr>
@@ -10421,6 +10926,7 @@
     </w:tcPr>
     <w:tblStylePr w:type="firstRow">
       <w:rPr>
+        <w:rFonts w:eastAsia="黑体"/>
         <w:b/>
         <w:bCs/>
         <w:color w:themeColor="text1" w:val="000000"/>
@@ -10432,6 +10938,7 @@
     </w:tblStylePr>
     <w:tblStylePr w:type="lastRow">
       <w:rPr>
+        <w:rFonts w:eastAsia="黑体"/>
         <w:b/>
         <w:bCs/>
         <w:color w:themeColor="text1" w:val="000000"/>
@@ -10451,6 +10958,7 @@
     </w:tblStylePr>
     <w:tblStylePr w:type="firstCol">
       <w:rPr>
+        <w:rFonts w:eastAsia="黑体"/>
         <w:b/>
         <w:bCs/>
         <w:color w:themeColor="text1" w:val="000000"/>
@@ -10470,6 +10978,7 @@
     </w:tblStylePr>
     <w:tblStylePr w:type="lastCol">
       <w:rPr>
+        <w:rFonts w:eastAsia="黑体"/>
         <w:b w:val="0"/>
         <w:bCs w:val="0"/>
         <w:color w:themeColor="text1" w:val="000000"/>
@@ -10519,7 +11028,7 @@
       <w:spacing w:after="0" w:line="240" w:lineRule="auto"/>
     </w:pPr>
     <w:rPr>
-      <w:rFonts w:asciiTheme="majorHAnsi" w:cstheme="majorBidi" w:eastAsiaTheme="majorEastAsia" w:hAnsiTheme="majorHAnsi"/>
+      <w:rFonts w:asciiTheme="majorHAnsi" w:cstheme="majorBidi" w:hAnsiTheme="majorHAnsi" w:eastAsia="黑体"/>
       <w:color w:themeColor="text1" w:val="000000"/>
     </w:rPr>
     <w:tblPr>
@@ -10546,6 +11055,7 @@
     </w:tcPr>
     <w:tblStylePr w:type="firstRow">
       <w:rPr>
+        <w:rFonts w:eastAsia="黑体"/>
         <w:b/>
         <w:bCs/>
         <w:color w:themeColor="text1" w:val="000000"/>
@@ -10557,6 +11067,7 @@
     </w:tblStylePr>
     <w:tblStylePr w:type="lastRow">
       <w:rPr>
+        <w:rFonts w:eastAsia="黑体"/>
         <w:b/>
         <w:bCs/>
         <w:color w:themeColor="text1" w:val="000000"/>
@@ -10576,6 +11087,7 @@
     </w:tblStylePr>
     <w:tblStylePr w:type="firstCol">
       <w:rPr>
+        <w:rFonts w:eastAsia="黑体"/>
         <w:b/>
         <w:bCs/>
         <w:color w:themeColor="text1" w:val="000000"/>
@@ -10595,6 +11107,7 @@
     </w:tblStylePr>
     <w:tblStylePr w:type="lastCol">
       <w:rPr>
+        <w:rFonts w:eastAsia="黑体"/>
         <w:b w:val="0"/>
         <w:bCs w:val="0"/>
         <w:color w:themeColor="text1" w:val="000000"/>
@@ -10667,6 +11180,7 @@
     </w:tcPr>
     <w:tblStylePr w:type="firstRow">
       <w:rPr>
+        <w:rFonts w:eastAsia="黑体"/>
         <w:b/>
         <w:bCs/>
         <w:i w:val="0"/>
@@ -10688,6 +11202,7 @@
     </w:tblStylePr>
     <w:tblStylePr w:type="lastRow">
       <w:rPr>
+        <w:rFonts w:eastAsia="黑体"/>
         <w:b/>
         <w:bCs/>
         <w:i w:val="0"/>
@@ -10709,6 +11224,7 @@
     </w:tblStylePr>
     <w:tblStylePr w:type="firstCol">
       <w:rPr>
+        <w:rFonts w:eastAsia="黑体"/>
         <w:b/>
         <w:bCs/>
         <w:i w:val="0"/>
@@ -10728,6 +11244,7 @@
     </w:tblStylePr>
     <w:tblStylePr w:type="lastCol">
       <w:rPr>
+        <w:rFonts w:eastAsia="黑体"/>
         <w:b/>
         <w:bCs/>
         <w:i w:val="0"/>
@@ -10808,6 +11325,7 @@
     </w:tcPr>
     <w:tblStylePr w:type="firstRow">
       <w:rPr>
+        <w:rFonts w:eastAsia="黑体"/>
         <w:b/>
         <w:bCs/>
         <w:i w:val="0"/>
@@ -10829,6 +11347,7 @@
     </w:tblStylePr>
     <w:tblStylePr w:type="lastRow">
       <w:rPr>
+        <w:rFonts w:eastAsia="黑体"/>
         <w:b/>
         <w:bCs/>
         <w:i w:val="0"/>
@@ -10850,6 +11369,7 @@
     </w:tblStylePr>
     <w:tblStylePr w:type="firstCol">
       <w:rPr>
+        <w:rFonts w:eastAsia="黑体"/>
         <w:b/>
         <w:bCs/>
         <w:i w:val="0"/>
@@ -10869,6 +11389,7 @@
     </w:tblStylePr>
     <w:tblStylePr w:type="lastCol">
       <w:rPr>
+        <w:rFonts w:eastAsia="黑体"/>
         <w:b/>
         <w:bCs/>
         <w:i w:val="0"/>
@@ -10949,6 +11470,7 @@
     </w:tcPr>
     <w:tblStylePr w:type="firstRow">
       <w:rPr>
+        <w:rFonts w:eastAsia="黑体"/>
         <w:b/>
         <w:bCs/>
         <w:i w:val="0"/>
@@ -10970,6 +11492,7 @@
     </w:tblStylePr>
     <w:tblStylePr w:type="lastRow">
       <w:rPr>
+        <w:rFonts w:eastAsia="黑体"/>
         <w:b/>
         <w:bCs/>
         <w:i w:val="0"/>
@@ -10991,6 +11514,7 @@
     </w:tblStylePr>
     <w:tblStylePr w:type="firstCol">
       <w:rPr>
+        <w:rFonts w:eastAsia="黑体"/>
         <w:b/>
         <w:bCs/>
         <w:i w:val="0"/>
@@ -11010,6 +11534,7 @@
     </w:tblStylePr>
     <w:tblStylePr w:type="lastCol">
       <w:rPr>
+        <w:rFonts w:eastAsia="黑体"/>
         <w:b/>
         <w:bCs/>
         <w:i w:val="0"/>
@@ -11090,6 +11615,7 @@
     </w:tcPr>
     <w:tblStylePr w:type="firstRow">
       <w:rPr>
+        <w:rFonts w:eastAsia="黑体"/>
         <w:b/>
         <w:bCs/>
         <w:i w:val="0"/>
@@ -11111,6 +11637,7 @@
     </w:tblStylePr>
     <w:tblStylePr w:type="lastRow">
       <w:rPr>
+        <w:rFonts w:eastAsia="黑体"/>
         <w:b/>
         <w:bCs/>
         <w:i w:val="0"/>
@@ -11132,6 +11659,7 @@
     </w:tblStylePr>
     <w:tblStylePr w:type="firstCol">
       <w:rPr>
+        <w:rFonts w:eastAsia="黑体"/>
         <w:b/>
         <w:bCs/>
         <w:i w:val="0"/>
@@ -11151,6 +11679,7 @@
     </w:tblStylePr>
     <w:tblStylePr w:type="lastCol">
       <w:rPr>
+        <w:rFonts w:eastAsia="黑体"/>
         <w:b/>
         <w:bCs/>
         <w:i w:val="0"/>
@@ -11231,6 +11760,7 @@
     </w:tcPr>
     <w:tblStylePr w:type="firstRow">
       <w:rPr>
+        <w:rFonts w:eastAsia="黑体"/>
         <w:b/>
         <w:bCs/>
         <w:i w:val="0"/>
@@ -11252,6 +11782,7 @@
     </w:tblStylePr>
     <w:tblStylePr w:type="lastRow">
       <w:rPr>
+        <w:rFonts w:eastAsia="黑体"/>
         <w:b/>
         <w:bCs/>
         <w:i w:val="0"/>
@@ -11273,6 +11804,7 @@
     </w:tblStylePr>
     <w:tblStylePr w:type="firstCol">
       <w:rPr>
+        <w:rFonts w:eastAsia="黑体"/>
         <w:b/>
         <w:bCs/>
         <w:i w:val="0"/>
@@ -11292,6 +11824,7 @@
     </w:tblStylePr>
     <w:tblStylePr w:type="lastCol">
       <w:rPr>
+        <w:rFonts w:eastAsia="黑体"/>
         <w:b/>
         <w:bCs/>
         <w:i w:val="0"/>
@@ -11372,6 +11905,7 @@
     </w:tcPr>
     <w:tblStylePr w:type="firstRow">
       <w:rPr>
+        <w:rFonts w:eastAsia="黑体"/>
         <w:b/>
         <w:bCs/>
         <w:i w:val="0"/>
@@ -11393,6 +11927,7 @@
     </w:tblStylePr>
     <w:tblStylePr w:type="lastRow">
       <w:rPr>
+        <w:rFonts w:eastAsia="黑体"/>
         <w:b/>
         <w:bCs/>
         <w:i w:val="0"/>
@@ -11414,6 +11949,7 @@
     </w:tblStylePr>
     <w:tblStylePr w:type="firstCol">
       <w:rPr>
+        <w:rFonts w:eastAsia="黑体"/>
         <w:b/>
         <w:bCs/>
         <w:i w:val="0"/>
@@ -11433,6 +11969,7 @@
     </w:tblStylePr>
     <w:tblStylePr w:type="lastCol">
       <w:rPr>
+        <w:rFonts w:eastAsia="黑体"/>
         <w:b/>
         <w:bCs/>
         <w:i w:val="0"/>
@@ -11513,6 +12050,7 @@
     </w:tcPr>
     <w:tblStylePr w:type="firstRow">
       <w:rPr>
+        <w:rFonts w:eastAsia="黑体"/>
         <w:b/>
         <w:bCs/>
         <w:i w:val="0"/>
@@ -11534,6 +12072,7 @@
     </w:tblStylePr>
     <w:tblStylePr w:type="lastRow">
       <w:rPr>
+        <w:rFonts w:eastAsia="黑体"/>
         <w:b/>
         <w:bCs/>
         <w:i w:val="0"/>
@@ -11555,6 +12094,7 @@
     </w:tblStylePr>
     <w:tblStylePr w:type="firstCol">
       <w:rPr>
+        <w:rFonts w:eastAsia="黑体"/>
         <w:b/>
         <w:bCs/>
         <w:i w:val="0"/>
@@ -11574,6 +12114,7 @@
     </w:tblStylePr>
     <w:tblStylePr w:type="lastCol">
       <w:rPr>
+        <w:rFonts w:eastAsia="黑体"/>
         <w:b/>
         <w:bCs/>
         <w:i w:val="0"/>
@@ -11631,6 +12172,7 @@
       <w:spacing w:after="0" w:line="240" w:lineRule="auto"/>
     </w:pPr>
     <w:rPr>
+      <w:rFonts w:eastAsia="黑体"/>
       <w:color w:themeColor="background1" w:val="FFFFFF"/>
     </w:rPr>
     <w:tblPr>
@@ -11649,6 +12191,7 @@
     </w:tcPr>
     <w:tblStylePr w:type="firstRow">
       <w:rPr>
+        <w:rFonts w:eastAsia="黑体"/>
         <w:b/>
         <w:bCs/>
       </w:rPr>
@@ -11745,6 +12288,7 @@
       <w:spacing w:after="0" w:line="240" w:lineRule="auto"/>
     </w:pPr>
     <w:rPr>
+      <w:rFonts w:eastAsia="黑体"/>
       <w:color w:themeColor="background1" w:val="FFFFFF"/>
     </w:rPr>
     <w:tblPr>
@@ -11763,6 +12307,7 @@
     </w:tcPr>
     <w:tblStylePr w:type="firstRow">
       <w:rPr>
+        <w:rFonts w:eastAsia="黑体"/>
         <w:b/>
         <w:bCs/>
       </w:rPr>
@@ -11859,6 +12404,7 @@
       <w:spacing w:after="0" w:line="240" w:lineRule="auto"/>
     </w:pPr>
     <w:rPr>
+      <w:rFonts w:eastAsia="黑体"/>
       <w:color w:themeColor="background1" w:val="FFFFFF"/>
     </w:rPr>
     <w:tblPr>
@@ -11877,6 +12423,7 @@
     </w:tcPr>
     <w:tblStylePr w:type="firstRow">
       <w:rPr>
+        <w:rFonts w:eastAsia="黑体"/>
         <w:b/>
         <w:bCs/>
       </w:rPr>
@@ -11973,6 +12520,7 @@
       <w:spacing w:after="0" w:line="240" w:lineRule="auto"/>
     </w:pPr>
     <w:rPr>
+      <w:rFonts w:eastAsia="黑体"/>
       <w:color w:themeColor="background1" w:val="FFFFFF"/>
     </w:rPr>
     <w:tblPr>
@@ -11991,6 +12539,7 @@
     </w:tcPr>
     <w:tblStylePr w:type="firstRow">
       <w:rPr>
+        <w:rFonts w:eastAsia="黑体"/>
         <w:b/>
         <w:bCs/>
       </w:rPr>
@@ -12087,6 +12636,7 @@
       <w:spacing w:after="0" w:line="240" w:lineRule="auto"/>
     </w:pPr>
     <w:rPr>
+      <w:rFonts w:eastAsia="黑体"/>
       <w:color w:themeColor="background1" w:val="FFFFFF"/>
     </w:rPr>
     <w:tblPr>
@@ -12105,6 +12655,7 @@
     </w:tcPr>
     <w:tblStylePr w:type="firstRow">
       <w:rPr>
+        <w:rFonts w:eastAsia="黑体"/>
         <w:b/>
         <w:bCs/>
       </w:rPr>
@@ -12201,6 +12752,7 @@
       <w:spacing w:after="0" w:line="240" w:lineRule="auto"/>
     </w:pPr>
     <w:rPr>
+      <w:rFonts w:eastAsia="黑体"/>
       <w:color w:themeColor="background1" w:val="FFFFFF"/>
     </w:rPr>
     <w:tblPr>
@@ -12219,6 +12771,7 @@
     </w:tcPr>
     <w:tblStylePr w:type="firstRow">
       <w:rPr>
+        <w:rFonts w:eastAsia="黑体"/>
         <w:b/>
         <w:bCs/>
       </w:rPr>
@@ -12315,6 +12868,7 @@
       <w:spacing w:after="0" w:line="240" w:lineRule="auto"/>
     </w:pPr>
     <w:rPr>
+      <w:rFonts w:eastAsia="黑体"/>
       <w:color w:themeColor="background1" w:val="FFFFFF"/>
     </w:rPr>
     <w:tblPr>
@@ -12333,6 +12887,7 @@
     </w:tcPr>
     <w:tblStylePr w:type="firstRow">
       <w:rPr>
+        <w:rFonts w:eastAsia="黑体"/>
         <w:b/>
         <w:bCs/>
       </w:rPr>
@@ -12429,6 +12984,7 @@
       <w:spacing w:after="0" w:line="240" w:lineRule="auto"/>
     </w:pPr>
     <w:rPr>
+      <w:rFonts w:eastAsia="黑体"/>
       <w:color w:themeColor="text1" w:val="000000"/>
     </w:rPr>
     <w:tblPr>
@@ -12455,6 +13011,7 @@
     </w:tcPr>
     <w:tblStylePr w:type="firstRow">
       <w:rPr>
+        <w:rFonts w:eastAsia="黑体"/>
         <w:b/>
         <w:bCs/>
       </w:rPr>
@@ -12473,6 +13030,7 @@
     </w:tblStylePr>
     <w:tblStylePr w:type="lastRow">
       <w:rPr>
+        <w:rFonts w:eastAsia="黑体"/>
         <w:b/>
         <w:bCs/>
         <w:color w:themeColor="background1" w:val="FFFFFF"/>
@@ -12487,6 +13045,7 @@
     </w:tblStylePr>
     <w:tblStylePr w:type="firstCol">
       <w:rPr>
+        <w:rFonts w:eastAsia="黑体"/>
         <w:color w:themeColor="background1" w:val="FFFFFF"/>
       </w:rPr>
       <w:tblPr/>
@@ -12504,6 +13063,7 @@
     </w:tblStylePr>
     <w:tblStylePr w:type="lastCol">
       <w:rPr>
+        <w:rFonts w:eastAsia="黑体"/>
         <w:color w:themeColor="background1" w:val="FFFFFF"/>
       </w:rPr>
       <w:tblPr/>
@@ -12533,11 +13093,13 @@
     </w:tblStylePr>
     <w:tblStylePr w:type="neCell">
       <w:rPr>
+        <w:rFonts w:eastAsia="黑体"/>
         <w:color w:themeColor="text1" w:val="000000"/>
       </w:rPr>
     </w:tblStylePr>
     <w:tblStylePr w:type="nwCell">
       <w:rPr>
+        <w:rFonts w:eastAsia="黑体"/>
         <w:color w:themeColor="text1" w:val="000000"/>
       </w:rPr>
     </w:tblStylePr>
@@ -12551,6 +13113,7 @@
       <w:spacing w:after="0" w:line="240" w:lineRule="auto"/>
     </w:pPr>
     <w:rPr>
+      <w:rFonts w:eastAsia="黑体"/>
       <w:color w:themeColor="text1" w:val="000000"/>
     </w:rPr>
     <w:tblPr>
@@ -12577,6 +13140,7 @@
     </w:tcPr>
     <w:tblStylePr w:type="firstRow">
       <w:rPr>
+        <w:rFonts w:eastAsia="黑体"/>
         <w:b/>
         <w:bCs/>
       </w:rPr>
@@ -12595,6 +13159,7 @@
     </w:tblStylePr>
     <w:tblStylePr w:type="lastRow">
       <w:rPr>
+        <w:rFonts w:eastAsia="黑体"/>
         <w:b/>
         <w:bCs/>
         <w:color w:themeColor="background1" w:val="FFFFFF"/>
@@ -12609,6 +13174,7 @@
     </w:tblStylePr>
     <w:tblStylePr w:type="firstCol">
       <w:rPr>
+        <w:rFonts w:eastAsia="黑体"/>
         <w:color w:themeColor="background1" w:val="FFFFFF"/>
       </w:rPr>
       <w:tblPr/>
@@ -12626,6 +13192,7 @@
     </w:tblStylePr>
     <w:tblStylePr w:type="lastCol">
       <w:rPr>
+        <w:rFonts w:eastAsia="黑体"/>
         <w:color w:themeColor="background1" w:val="FFFFFF"/>
       </w:rPr>
       <w:tblPr/>
@@ -12655,11 +13222,13 @@
     </w:tblStylePr>
     <w:tblStylePr w:type="neCell">
       <w:rPr>
+        <w:rFonts w:eastAsia="黑体"/>
         <w:color w:themeColor="text1" w:val="000000"/>
       </w:rPr>
     </w:tblStylePr>
     <w:tblStylePr w:type="nwCell">
       <w:rPr>
+        <w:rFonts w:eastAsia="黑体"/>
         <w:color w:themeColor="text1" w:val="000000"/>
       </w:rPr>
     </w:tblStylePr>
@@ -12673,6 +13242,7 @@
       <w:spacing w:after="0" w:line="240" w:lineRule="auto"/>
     </w:pPr>
     <w:rPr>
+      <w:rFonts w:eastAsia="黑体"/>
       <w:color w:themeColor="text1" w:val="000000"/>
     </w:rPr>
     <w:tblPr>
@@ -12699,6 +13269,7 @@
     </w:tcPr>
     <w:tblStylePr w:type="firstRow">
       <w:rPr>
+        <w:rFonts w:eastAsia="黑体"/>
         <w:b/>
         <w:bCs/>
       </w:rPr>
@@ -12717,6 +13288,7 @@
     </w:tblStylePr>
     <w:tblStylePr w:type="lastRow">
       <w:rPr>
+        <w:rFonts w:eastAsia="黑体"/>
         <w:b/>
         <w:bCs/>
         <w:color w:themeColor="background1" w:val="FFFFFF"/>
@@ -12731,6 +13303,7 @@
     </w:tblStylePr>
     <w:tblStylePr w:type="firstCol">
       <w:rPr>
+        <w:rFonts w:eastAsia="黑体"/>
         <w:color w:themeColor="background1" w:val="FFFFFF"/>
       </w:rPr>
       <w:tblPr/>
@@ -12748,6 +13321,7 @@
     </w:tblStylePr>
     <w:tblStylePr w:type="lastCol">
       <w:rPr>
+        <w:rFonts w:eastAsia="黑体"/>
         <w:color w:themeColor="background1" w:val="FFFFFF"/>
       </w:rPr>
       <w:tblPr/>
@@ -12777,11 +13351,13 @@
     </w:tblStylePr>
     <w:tblStylePr w:type="neCell">
       <w:rPr>
+        <w:rFonts w:eastAsia="黑体"/>
         <w:color w:themeColor="text1" w:val="000000"/>
       </w:rPr>
     </w:tblStylePr>
     <w:tblStylePr w:type="nwCell">
       <w:rPr>
+        <w:rFonts w:eastAsia="黑体"/>
         <w:color w:themeColor="text1" w:val="000000"/>
       </w:rPr>
     </w:tblStylePr>
@@ -12795,6 +13371,7 @@
       <w:spacing w:after="0" w:line="240" w:lineRule="auto"/>
     </w:pPr>
     <w:rPr>
+      <w:rFonts w:eastAsia="黑体"/>
       <w:color w:themeColor="text1" w:val="000000"/>
     </w:rPr>
     <w:tblPr>
@@ -12821,6 +13398,7 @@
     </w:tcPr>
     <w:tblStylePr w:type="firstRow">
       <w:rPr>
+        <w:rFonts w:eastAsia="黑体"/>
         <w:b/>
         <w:bCs/>
       </w:rPr>
@@ -12839,6 +13417,7 @@
     </w:tblStylePr>
     <w:tblStylePr w:type="lastRow">
       <w:rPr>
+        <w:rFonts w:eastAsia="黑体"/>
         <w:b/>
         <w:bCs/>
         <w:color w:themeColor="background1" w:val="FFFFFF"/>
@@ -12853,6 +13432,7 @@
     </w:tblStylePr>
     <w:tblStylePr w:type="firstCol">
       <w:rPr>
+        <w:rFonts w:eastAsia="黑体"/>
         <w:color w:themeColor="background1" w:val="FFFFFF"/>
       </w:rPr>
       <w:tblPr/>
@@ -12870,6 +13450,7 @@
     </w:tblStylePr>
     <w:tblStylePr w:type="lastCol">
       <w:rPr>
+        <w:rFonts w:eastAsia="黑体"/>
         <w:color w:themeColor="background1" w:val="FFFFFF"/>
       </w:rPr>
       <w:tblPr/>
@@ -12907,6 +13488,7 @@
       <w:spacing w:after="0" w:line="240" w:lineRule="auto"/>
     </w:pPr>
     <w:rPr>
+      <w:rFonts w:eastAsia="黑体"/>
       <w:color w:themeColor="text1" w:val="000000"/>
     </w:rPr>
     <w:tblPr>
@@ -12933,6 +13515,7 @@
     </w:tcPr>
     <w:tblStylePr w:type="firstRow">
       <w:rPr>
+        <w:rFonts w:eastAsia="黑体"/>
         <w:b/>
         <w:bCs/>
       </w:rPr>
@@ -12951,6 +13534,7 @@
     </w:tblStylePr>
     <w:tblStylePr w:type="lastRow">
       <w:rPr>
+        <w:rFonts w:eastAsia="黑体"/>
         <w:b/>
         <w:bCs/>
         <w:color w:themeColor="background1" w:val="FFFFFF"/>
@@ -12965,6 +13549,7 @@
     </w:tblStylePr>
     <w:tblStylePr w:type="firstCol">
       <w:rPr>
+        <w:rFonts w:eastAsia="黑体"/>
         <w:color w:themeColor="background1" w:val="FFFFFF"/>
       </w:rPr>
       <w:tblPr/>
@@ -12982,6 +13567,7 @@
     </w:tblStylePr>
     <w:tblStylePr w:type="lastCol">
       <w:rPr>
+        <w:rFonts w:eastAsia="黑体"/>
         <w:color w:themeColor="background1" w:val="FFFFFF"/>
       </w:rPr>
       <w:tblPr/>
@@ -13011,11 +13597,13 @@
     </w:tblStylePr>
     <w:tblStylePr w:type="neCell">
       <w:rPr>
+        <w:rFonts w:eastAsia="黑体"/>
         <w:color w:themeColor="text1" w:val="000000"/>
       </w:rPr>
     </w:tblStylePr>
     <w:tblStylePr w:type="nwCell">
       <w:rPr>
+        <w:rFonts w:eastAsia="黑体"/>
         <w:color w:themeColor="text1" w:val="000000"/>
       </w:rPr>
     </w:tblStylePr>
@@ -13029,6 +13617,7 @@
       <w:spacing w:after="0" w:line="240" w:lineRule="auto"/>
     </w:pPr>
     <w:rPr>
+      <w:rFonts w:eastAsia="黑体"/>
       <w:color w:themeColor="text1" w:val="000000"/>
     </w:rPr>
     <w:tblPr>
@@ -13055,6 +13644,7 @@
     </w:tcPr>
     <w:tblStylePr w:type="firstRow">
       <w:rPr>
+        <w:rFonts w:eastAsia="黑体"/>
         <w:b/>
         <w:bCs/>
       </w:rPr>
@@ -13073,6 +13663,7 @@
     </w:tblStylePr>
     <w:tblStylePr w:type="lastRow">
       <w:rPr>
+        <w:rFonts w:eastAsia="黑体"/>
         <w:b/>
         <w:bCs/>
         <w:color w:themeColor="background1" w:val="FFFFFF"/>
@@ -13087,6 +13678,7 @@
     </w:tblStylePr>
     <w:tblStylePr w:type="firstCol">
       <w:rPr>
+        <w:rFonts w:eastAsia="黑体"/>
         <w:color w:themeColor="background1" w:val="FFFFFF"/>
       </w:rPr>
       <w:tblPr/>
@@ -13104,6 +13696,7 @@
     </w:tblStylePr>
     <w:tblStylePr w:type="lastCol">
       <w:rPr>
+        <w:rFonts w:eastAsia="黑体"/>
         <w:color w:themeColor="background1" w:val="FFFFFF"/>
       </w:rPr>
       <w:tblPr/>
@@ -13133,11 +13726,13 @@
     </w:tblStylePr>
     <w:tblStylePr w:type="neCell">
       <w:rPr>
+        <w:rFonts w:eastAsia="黑体"/>
         <w:color w:themeColor="text1" w:val="000000"/>
       </w:rPr>
     </w:tblStylePr>
     <w:tblStylePr w:type="nwCell">
       <w:rPr>
+        <w:rFonts w:eastAsia="黑体"/>
         <w:color w:themeColor="text1" w:val="000000"/>
       </w:rPr>
     </w:tblStylePr>
@@ -13151,6 +13746,7 @@
       <w:spacing w:after="0" w:line="240" w:lineRule="auto"/>
     </w:pPr>
     <w:rPr>
+      <w:rFonts w:eastAsia="黑体"/>
       <w:color w:themeColor="text1" w:val="000000"/>
     </w:rPr>
     <w:tblPr>
@@ -13177,6 +13773,7 @@
     </w:tcPr>
     <w:tblStylePr w:type="firstRow">
       <w:rPr>
+        <w:rFonts w:eastAsia="黑体"/>
         <w:b/>
         <w:bCs/>
       </w:rPr>
@@ -13195,6 +13792,7 @@
     </w:tblStylePr>
     <w:tblStylePr w:type="lastRow">
       <w:rPr>
+        <w:rFonts w:eastAsia="黑体"/>
         <w:b/>
         <w:bCs/>
         <w:color w:themeColor="background1" w:val="FFFFFF"/>
@@ -13209,6 +13807,7 @@
     </w:tblStylePr>
     <w:tblStylePr w:type="firstCol">
       <w:rPr>
+        <w:rFonts w:eastAsia="黑体"/>
         <w:color w:themeColor="background1" w:val="FFFFFF"/>
       </w:rPr>
       <w:tblPr/>
@@ -13226,6 +13825,7 @@
     </w:tblStylePr>
     <w:tblStylePr w:type="lastCol">
       <w:rPr>
+        <w:rFonts w:eastAsia="黑体"/>
         <w:color w:themeColor="background1" w:val="FFFFFF"/>
       </w:rPr>
       <w:tblPr/>
@@ -13255,11 +13855,13 @@
     </w:tblStylePr>
     <w:tblStylePr w:type="neCell">
       <w:rPr>
+        <w:rFonts w:eastAsia="黑体"/>
         <w:color w:themeColor="text1" w:val="000000"/>
       </w:rPr>
     </w:tblStylePr>
     <w:tblStylePr w:type="nwCell">
       <w:rPr>
+        <w:rFonts w:eastAsia="黑体"/>
         <w:color w:themeColor="text1" w:val="000000"/>
       </w:rPr>
     </w:tblStylePr>
@@ -13273,6 +13875,7 @@
       <w:spacing w:after="0" w:line="240" w:lineRule="auto"/>
     </w:pPr>
     <w:rPr>
+      <w:rFonts w:eastAsia="黑体"/>
       <w:color w:themeColor="text1" w:val="000000"/>
     </w:rPr>
     <w:tblPr>
@@ -13291,6 +13894,7 @@
     </w:tcPr>
     <w:tblStylePr w:type="firstRow">
       <w:rPr>
+        <w:rFonts w:eastAsia="黑体"/>
         <w:b/>
         <w:bCs/>
         <w:color w:themeColor="background1" w:val="FFFFFF"/>
@@ -13305,6 +13909,7 @@
     </w:tblStylePr>
     <w:tblStylePr w:type="lastRow">
       <w:rPr>
+        <w:rFonts w:eastAsia="黑体"/>
         <w:b/>
         <w:bCs/>
         <w:color w:themeColor="accent2" w:themeShade="CC" w:val="9E3A38"/>
@@ -13319,12 +13924,14 @@
     </w:tblStylePr>
     <w:tblStylePr w:type="firstCol">
       <w:rPr>
+        <w:rFonts w:eastAsia="黑体"/>
         <w:b/>
         <w:bCs/>
       </w:rPr>
     </w:tblStylePr>
     <w:tblStylePr w:type="lastCol">
       <w:rPr>
+        <w:rFonts w:eastAsia="黑体"/>
         <w:b/>
         <w:bCs/>
       </w:rPr>
@@ -13359,6 +13966,7 @@
       <w:spacing w:after="0" w:line="240" w:lineRule="auto"/>
     </w:pPr>
     <w:rPr>
+      <w:rFonts w:eastAsia="黑体"/>
       <w:color w:themeColor="text1" w:val="000000"/>
     </w:rPr>
     <w:tblPr>
@@ -13377,6 +13985,7 @@
     </w:tcPr>
     <w:tblStylePr w:type="firstRow">
       <w:rPr>
+        <w:rFonts w:eastAsia="黑体"/>
         <w:b/>
         <w:bCs/>
         <w:color w:themeColor="background1" w:val="FFFFFF"/>
@@ -13391,6 +14000,7 @@
     </w:tblStylePr>
     <w:tblStylePr w:type="lastRow">
       <w:rPr>
+        <w:rFonts w:eastAsia="黑体"/>
         <w:b/>
         <w:bCs/>
         <w:color w:themeColor="accent2" w:themeShade="CC" w:val="9E3A38"/>
@@ -13405,12 +14015,14 @@
     </w:tblStylePr>
     <w:tblStylePr w:type="firstCol">
       <w:rPr>
+        <w:rFonts w:eastAsia="黑体"/>
         <w:b/>
         <w:bCs/>
       </w:rPr>
     </w:tblStylePr>
     <w:tblStylePr w:type="lastCol">
       <w:rPr>
+        <w:rFonts w:eastAsia="黑体"/>
         <w:b/>
         <w:bCs/>
       </w:rPr>
@@ -13445,6 +14057,7 @@
       <w:spacing w:after="0" w:line="240" w:lineRule="auto"/>
     </w:pPr>
     <w:rPr>
+      <w:rFonts w:eastAsia="黑体"/>
       <w:color w:themeColor="text1" w:val="000000"/>
     </w:rPr>
     <w:tblPr>
@@ -13463,6 +14076,7 @@
     </w:tcPr>
     <w:tblStylePr w:type="firstRow">
       <w:rPr>
+        <w:rFonts w:eastAsia="黑体"/>
         <w:b/>
         <w:bCs/>
         <w:color w:themeColor="background1" w:val="FFFFFF"/>
@@ -13477,6 +14091,7 @@
     </w:tblStylePr>
     <w:tblStylePr w:type="lastRow">
       <w:rPr>
+        <w:rFonts w:eastAsia="黑体"/>
         <w:b/>
         <w:bCs/>
         <w:color w:themeColor="accent2" w:themeShade="CC" w:val="9E3A38"/>
@@ -13491,12 +14106,14 @@
     </w:tblStylePr>
     <w:tblStylePr w:type="firstCol">
       <w:rPr>
+        <w:rFonts w:eastAsia="黑体"/>
         <w:b/>
         <w:bCs/>
       </w:rPr>
     </w:tblStylePr>
     <w:tblStylePr w:type="lastCol">
       <w:rPr>
+        <w:rFonts w:eastAsia="黑体"/>
         <w:b/>
         <w:bCs/>
       </w:rPr>
@@ -13531,6 +14148,7 @@
       <w:spacing w:after="0" w:line="240" w:lineRule="auto"/>
     </w:pPr>
     <w:rPr>
+      <w:rFonts w:eastAsia="黑体"/>
       <w:color w:themeColor="text1" w:val="000000"/>
     </w:rPr>
     <w:tblPr>
@@ -13549,6 +14167,7 @@
     </w:tcPr>
     <w:tblStylePr w:type="firstRow">
       <w:rPr>
+        <w:rFonts w:eastAsia="黑体"/>
         <w:b/>
         <w:bCs/>
         <w:color w:themeColor="background1" w:val="FFFFFF"/>
@@ -13563,6 +14182,7 @@
     </w:tblStylePr>
     <w:tblStylePr w:type="lastRow">
       <w:rPr>
+        <w:rFonts w:eastAsia="黑体"/>
         <w:b/>
         <w:bCs/>
         <w:color w:themeColor="accent4" w:themeShade="CC" w:val="664E82"/>
@@ -13577,12 +14197,14 @@
     </w:tblStylePr>
     <w:tblStylePr w:type="firstCol">
       <w:rPr>
+        <w:rFonts w:eastAsia="黑体"/>
         <w:b/>
         <w:bCs/>
       </w:rPr>
     </w:tblStylePr>
     <w:tblStylePr w:type="lastCol">
       <w:rPr>
+        <w:rFonts w:eastAsia="黑体"/>
         <w:b/>
         <w:bCs/>
       </w:rPr>
@@ -13617,6 +14239,7 @@
       <w:spacing w:after="0" w:line="240" w:lineRule="auto"/>
     </w:pPr>
     <w:rPr>
+      <w:rFonts w:eastAsia="黑体"/>
       <w:color w:themeColor="text1" w:val="000000"/>
     </w:rPr>
     <w:tblPr>
@@ -13635,6 +14258,7 @@
     </w:tcPr>
     <w:tblStylePr w:type="firstRow">
       <w:rPr>
+        <w:rFonts w:eastAsia="黑体"/>
         <w:b/>
         <w:bCs/>
         <w:color w:themeColor="background1" w:val="FFFFFF"/>
@@ -13649,6 +14273,7 @@
     </w:tblStylePr>
     <w:tblStylePr w:type="lastRow">
       <w:rPr>
+        <w:rFonts w:eastAsia="黑体"/>
         <w:b/>
         <w:bCs/>
         <w:color w:themeColor="accent3" w:themeShade="CC" w:val="7E9C40"/>
@@ -13663,12 +14288,14 @@
     </w:tblStylePr>
     <w:tblStylePr w:type="firstCol">
       <w:rPr>
+        <w:rFonts w:eastAsia="黑体"/>
         <w:b/>
         <w:bCs/>
       </w:rPr>
     </w:tblStylePr>
     <w:tblStylePr w:type="lastCol">
       <w:rPr>
+        <w:rFonts w:eastAsia="黑体"/>
         <w:b/>
         <w:bCs/>
       </w:rPr>
@@ -13703,6 +14330,7 @@
       <w:spacing w:after="0" w:line="240" w:lineRule="auto"/>
     </w:pPr>
     <w:rPr>
+      <w:rFonts w:eastAsia="黑体"/>
       <w:color w:themeColor="text1" w:val="000000"/>
     </w:rPr>
     <w:tblPr>
@@ -13721,6 +14349,7 @@
     </w:tcPr>
     <w:tblStylePr w:type="firstRow">
       <w:rPr>
+        <w:rFonts w:eastAsia="黑体"/>
         <w:b/>
         <w:bCs/>
         <w:color w:themeColor="background1" w:val="FFFFFF"/>
@@ -13735,6 +14364,7 @@
     </w:tblStylePr>
     <w:tblStylePr w:type="lastRow">
       <w:rPr>
+        <w:rFonts w:eastAsia="黑体"/>
         <w:b/>
         <w:bCs/>
         <w:color w:themeColor="accent6" w:themeShade="CC" w:val="F2730A"/>
@@ -13749,12 +14379,14 @@
     </w:tblStylePr>
     <w:tblStylePr w:type="firstCol">
       <w:rPr>
+        <w:rFonts w:eastAsia="黑体"/>
         <w:b/>
         <w:bCs/>
       </w:rPr>
     </w:tblStylePr>
     <w:tblStylePr w:type="lastCol">
       <w:rPr>
+        <w:rFonts w:eastAsia="黑体"/>
         <w:b/>
         <w:bCs/>
       </w:rPr>
@@ -13789,6 +14421,7 @@
       <w:spacing w:after="0" w:line="240" w:lineRule="auto"/>
     </w:pPr>
     <w:rPr>
+      <w:rFonts w:eastAsia="黑体"/>
       <w:color w:themeColor="text1" w:val="000000"/>
     </w:rPr>
     <w:tblPr>
@@ -13807,6 +14440,7 @@
     </w:tcPr>
     <w:tblStylePr w:type="firstRow">
       <w:rPr>
+        <w:rFonts w:eastAsia="黑体"/>
         <w:b/>
         <w:bCs/>
         <w:color w:themeColor="background1" w:val="FFFFFF"/>
@@ -13821,6 +14455,7 @@
     </w:tblStylePr>
     <w:tblStylePr w:type="lastRow">
       <w:rPr>
+        <w:rFonts w:eastAsia="黑体"/>
         <w:b/>
         <w:bCs/>
         <w:color w:themeColor="accent5" w:themeShade="CC" w:val="348DA5"/>
@@ -13835,12 +14470,14 @@
     </w:tblStylePr>
     <w:tblStylePr w:type="firstCol">
       <w:rPr>
+        <w:rFonts w:eastAsia="黑体"/>
         <w:b/>
         <w:bCs/>
       </w:rPr>
     </w:tblStylePr>
     <w:tblStylePr w:type="lastCol">
       <w:rPr>
+        <w:rFonts w:eastAsia="黑体"/>
         <w:b/>
         <w:bCs/>
       </w:rPr>
@@ -13875,6 +14512,7 @@
       <w:spacing w:after="0" w:line="240" w:lineRule="auto"/>
     </w:pPr>
     <w:rPr>
+      <w:rFonts w:eastAsia="黑体"/>
       <w:color w:themeColor="text1" w:val="000000"/>
     </w:rPr>
     <w:tblPr>
@@ -13896,6 +14534,7 @@
     </w:tcPr>
     <w:tblStylePr w:type="firstRow">
       <w:rPr>
+        <w:rFonts w:eastAsia="黑体"/>
         <w:b/>
         <w:bCs/>
       </w:rPr>
@@ -13906,6 +14545,7 @@
     </w:tblStylePr>
     <w:tblStylePr w:type="lastRow">
       <w:rPr>
+        <w:rFonts w:eastAsia="黑体"/>
         <w:b/>
         <w:bCs/>
         <w:color w:themeColor="text1" w:val="000000"/>
@@ -13917,6 +14557,7 @@
     </w:tblStylePr>
     <w:tblStylePr w:type="firstCol">
       <w:rPr>
+        <w:rFonts w:eastAsia="黑体"/>
         <w:color w:themeColor="background1" w:val="FFFFFF"/>
       </w:rPr>
       <w:tblPr/>
@@ -13926,6 +14567,7 @@
     </w:tblStylePr>
     <w:tblStylePr w:type="lastCol">
       <w:rPr>
+        <w:rFonts w:eastAsia="黑体"/>
         <w:color w:themeColor="background1" w:val="FFFFFF"/>
       </w:rPr>
       <w:tblPr/>
@@ -13955,6 +14597,7 @@
       <w:spacing w:after="0" w:line="240" w:lineRule="auto"/>
     </w:pPr>
     <w:rPr>
+      <w:rFonts w:eastAsia="黑体"/>
       <w:color w:themeColor="text1" w:val="000000"/>
     </w:rPr>
     <w:tblPr>
@@ -13976,6 +14619,7 @@
     </w:tcPr>
     <w:tblStylePr w:type="firstRow">
       <w:rPr>
+        <w:rFonts w:eastAsia="黑体"/>
         <w:b/>
         <w:bCs/>
       </w:rPr>
@@ -13986,6 +14630,7 @@
     </w:tblStylePr>
     <w:tblStylePr w:type="lastRow">
       <w:rPr>
+        <w:rFonts w:eastAsia="黑体"/>
         <w:b/>
         <w:bCs/>
         <w:color w:themeColor="text1" w:val="000000"/>
@@ -13997,6 +14642,7 @@
     </w:tblStylePr>
     <w:tblStylePr w:type="firstCol">
       <w:rPr>
+        <w:rFonts w:eastAsia="黑体"/>
         <w:color w:themeColor="background1" w:val="FFFFFF"/>
       </w:rPr>
       <w:tblPr/>
@@ -14006,6 +14652,7 @@
     </w:tblStylePr>
     <w:tblStylePr w:type="lastCol">
       <w:rPr>
+        <w:rFonts w:eastAsia="黑体"/>
         <w:color w:themeColor="background1" w:val="FFFFFF"/>
       </w:rPr>
       <w:tblPr/>
@@ -14035,6 +14682,7 @@
       <w:spacing w:after="0" w:line="240" w:lineRule="auto"/>
     </w:pPr>
     <w:rPr>
+      <w:rFonts w:eastAsia="黑体"/>
       <w:color w:themeColor="text1" w:val="000000"/>
     </w:rPr>
     <w:tblPr>
@@ -14056,6 +14704,7 @@
     </w:tcPr>
     <w:tblStylePr w:type="firstRow">
       <w:rPr>
+        <w:rFonts w:eastAsia="黑体"/>
         <w:b/>
         <w:bCs/>
       </w:rPr>
@@ -14066,6 +14715,7 @@
     </w:tblStylePr>
     <w:tblStylePr w:type="lastRow">
       <w:rPr>
+        <w:rFonts w:eastAsia="黑体"/>
         <w:b/>
         <w:bCs/>
         <w:color w:themeColor="text1" w:val="000000"/>
@@ -14077,6 +14727,7 @@
     </w:tblStylePr>
     <w:tblStylePr w:type="firstCol">
       <w:rPr>
+        <w:rFonts w:eastAsia="黑体"/>
         <w:color w:themeColor="background1" w:val="FFFFFF"/>
       </w:rPr>
       <w:tblPr/>
@@ -14086,6 +14737,7 @@
     </w:tblStylePr>
     <w:tblStylePr w:type="lastCol">
       <w:rPr>
+        <w:rFonts w:eastAsia="黑体"/>
         <w:color w:themeColor="background1" w:val="FFFFFF"/>
       </w:rPr>
       <w:tblPr/>
@@ -14115,6 +14767,7 @@
       <w:spacing w:after="0" w:line="240" w:lineRule="auto"/>
     </w:pPr>
     <w:rPr>
+      <w:rFonts w:eastAsia="黑体"/>
       <w:color w:themeColor="text1" w:val="000000"/>
     </w:rPr>
     <w:tblPr>
@@ -14136,6 +14789,7 @@
     </w:tcPr>
     <w:tblStylePr w:type="firstRow">
       <w:rPr>
+        <w:rFonts w:eastAsia="黑体"/>
         <w:b/>
         <w:bCs/>
       </w:rPr>
@@ -14146,6 +14800,7 @@
     </w:tblStylePr>
     <w:tblStylePr w:type="lastRow">
       <w:rPr>
+        <w:rFonts w:eastAsia="黑体"/>
         <w:b/>
         <w:bCs/>
         <w:color w:themeColor="text1" w:val="000000"/>
@@ -14157,6 +14812,7 @@
     </w:tblStylePr>
     <w:tblStylePr w:type="firstCol">
       <w:rPr>
+        <w:rFonts w:eastAsia="黑体"/>
         <w:color w:themeColor="background1" w:val="FFFFFF"/>
       </w:rPr>
       <w:tblPr/>
@@ -14166,6 +14822,7 @@
     </w:tblStylePr>
     <w:tblStylePr w:type="lastCol">
       <w:rPr>
+        <w:rFonts w:eastAsia="黑体"/>
         <w:color w:themeColor="background1" w:val="FFFFFF"/>
       </w:rPr>
       <w:tblPr/>
@@ -14195,6 +14852,7 @@
       <w:spacing w:after="0" w:line="240" w:lineRule="auto"/>
     </w:pPr>
     <w:rPr>
+      <w:rFonts w:eastAsia="黑体"/>
       <w:color w:themeColor="text1" w:val="000000"/>
     </w:rPr>
     <w:tblPr>
@@ -14216,6 +14874,7 @@
     </w:tcPr>
     <w:tblStylePr w:type="firstRow">
       <w:rPr>
+        <w:rFonts w:eastAsia="黑体"/>
         <w:b/>
         <w:bCs/>
       </w:rPr>
@@ -14226,6 +14885,7 @@
     </w:tblStylePr>
     <w:tblStylePr w:type="lastRow">
       <w:rPr>
+        <w:rFonts w:eastAsia="黑体"/>
         <w:b/>
         <w:bCs/>
         <w:color w:themeColor="text1" w:val="000000"/>
@@ -14237,6 +14897,7 @@
     </w:tblStylePr>
     <w:tblStylePr w:type="firstCol">
       <w:rPr>
+        <w:rFonts w:eastAsia="黑体"/>
         <w:color w:themeColor="background1" w:val="FFFFFF"/>
       </w:rPr>
       <w:tblPr/>
@@ -14246,6 +14907,7 @@
     </w:tblStylePr>
     <w:tblStylePr w:type="lastCol">
       <w:rPr>
+        <w:rFonts w:eastAsia="黑体"/>
         <w:color w:themeColor="background1" w:val="FFFFFF"/>
       </w:rPr>
       <w:tblPr/>
@@ -14275,6 +14937,7 @@
       <w:spacing w:after="0" w:line="240" w:lineRule="auto"/>
     </w:pPr>
     <w:rPr>
+      <w:rFonts w:eastAsia="黑体"/>
       <w:color w:themeColor="text1" w:val="000000"/>
     </w:rPr>
     <w:tblPr>
@@ -14296,6 +14959,7 @@
     </w:tcPr>
     <w:tblStylePr w:type="firstRow">
       <w:rPr>
+        <w:rFonts w:eastAsia="黑体"/>
         <w:b/>
         <w:bCs/>
       </w:rPr>
@@ -14306,6 +14970,7 @@
     </w:tblStylePr>
     <w:tblStylePr w:type="lastRow">
       <w:rPr>
+        <w:rFonts w:eastAsia="黑体"/>
         <w:b/>
         <w:bCs/>
         <w:color w:themeColor="text1" w:val="000000"/>
@@ -14317,6 +14982,7 @@
     </w:tblStylePr>
     <w:tblStylePr w:type="firstCol">
       <w:rPr>
+        <w:rFonts w:eastAsia="黑体"/>
         <w:color w:themeColor="background1" w:val="FFFFFF"/>
       </w:rPr>
       <w:tblPr/>
@@ -14326,6 +14992,7 @@
     </w:tblStylePr>
     <w:tblStylePr w:type="lastCol">
       <w:rPr>
+        <w:rFonts w:eastAsia="黑体"/>
         <w:color w:themeColor="background1" w:val="FFFFFF"/>
       </w:rPr>
       <w:tblPr/>
@@ -14355,6 +15022,7 @@
       <w:spacing w:after="0" w:line="240" w:lineRule="auto"/>
     </w:pPr>
     <w:rPr>
+      <w:rFonts w:eastAsia="黑体"/>
       <w:color w:themeColor="text1" w:val="000000"/>
     </w:rPr>
     <w:tblPr>
@@ -14376,6 +15044,7 @@
     </w:tcPr>
     <w:tblStylePr w:type="firstRow">
       <w:rPr>
+        <w:rFonts w:eastAsia="黑体"/>
         <w:b/>
         <w:bCs/>
       </w:rPr>
@@ -14386,6 +15055,7 @@
     </w:tblStylePr>
     <w:tblStylePr w:type="lastRow">
       <w:rPr>
+        <w:rFonts w:eastAsia="黑体"/>
         <w:b/>
         <w:bCs/>
         <w:color w:themeColor="text1" w:val="000000"/>
@@ -14397,6 +15067,7 @@
     </w:tblStylePr>
     <w:tblStylePr w:type="firstCol">
       <w:rPr>
+        <w:rFonts w:eastAsia="黑体"/>
         <w:color w:themeColor="background1" w:val="FFFFFF"/>
       </w:rPr>
       <w:tblPr/>
@@ -14406,6 +15077,7 @@
     </w:tblStylePr>
     <w:tblStylePr w:type="lastCol">
       <w:rPr>
+        <w:rFonts w:eastAsia="黑体"/>
         <w:color w:themeColor="background1" w:val="FFFFFF"/>
       </w:rPr>
       <w:tblPr/>
@@ -14438,6 +15110,7 @@
     <w:name w:val="KeywordTok"/>
     <w:basedOn w:val="VerbatimChar"/>
     <w:rPr>
+      <w:rFonts w:eastAsia="黑体"/>
       <w:b/>
       <w:color w:val="007020"/>
     </w:rPr>
@@ -14446,6 +15119,7 @@
     <w:name w:val="DataTypeTok"/>
     <w:basedOn w:val="VerbatimChar"/>
     <w:rPr>
+      <w:rFonts w:eastAsia="黑体"/>
       <w:color w:val="902000"/>
     </w:rPr>
   </w:style>
@@ -14453,6 +15127,7 @@
     <w:name w:val="DecValTok"/>
     <w:basedOn w:val="VerbatimChar"/>
     <w:rPr>
+      <w:rFonts w:eastAsia="黑体"/>
       <w:color w:val="40a070"/>
     </w:rPr>
   </w:style>
@@ -14460,6 +15135,7 @@
     <w:name w:val="BaseNTok"/>
     <w:basedOn w:val="VerbatimChar"/>
     <w:rPr>
+      <w:rFonts w:eastAsia="黑体"/>
       <w:color w:val="40a070"/>
     </w:rPr>
   </w:style>
@@ -14467,6 +15143,7 @@
     <w:name w:val="FloatTok"/>
     <w:basedOn w:val="VerbatimChar"/>
     <w:rPr>
+      <w:rFonts w:eastAsia="黑体"/>
       <w:color w:val="40a070"/>
     </w:rPr>
   </w:style>
@@ -14474,6 +15151,7 @@
     <w:name w:val="ConstantTok"/>
     <w:basedOn w:val="VerbatimChar"/>
     <w:rPr>
+      <w:rFonts w:eastAsia="黑体"/>
       <w:color w:val="880000"/>
     </w:rPr>
   </w:style>
@@ -14481,6 +15159,7 @@
     <w:name w:val="CharTok"/>
     <w:basedOn w:val="VerbatimChar"/>
     <w:rPr>
+      <w:rFonts w:eastAsia="黑体"/>
       <w:color w:val="4070a0"/>
     </w:rPr>
   </w:style>
@@ -14488,6 +15167,7 @@
     <w:name w:val="SpecialCharTok"/>
     <w:basedOn w:val="VerbatimChar"/>
     <w:rPr>
+      <w:rFonts w:eastAsia="黑体"/>
       <w:color w:val="4070a0"/>
     </w:rPr>
   </w:style>
@@ -14495,6 +15175,7 @@
     <w:name w:val="StringTok"/>
     <w:basedOn w:val="VerbatimChar"/>
     <w:rPr>
+      <w:rFonts w:eastAsia="黑体"/>
       <w:color w:val="4070a0"/>
     </w:rPr>
   </w:style>
@@ -14502,6 +15183,7 @@
     <w:name w:val="VerbatimStringTok"/>
     <w:basedOn w:val="VerbatimChar"/>
     <w:rPr>
+      <w:rFonts w:eastAsia="黑体"/>
       <w:color w:val="4070a0"/>
     </w:rPr>
   </w:style>
@@ -14509,6 +15191,7 @@
     <w:name w:val="SpecialStringTok"/>
     <w:basedOn w:val="VerbatimChar"/>
     <w:rPr>
+      <w:rFonts w:eastAsia="黑体"/>
       <w:color w:val="bb6688"/>
     </w:rPr>
   </w:style>
@@ -14516,6 +15199,7 @@
     <w:name w:val="ImportTok"/>
     <w:basedOn w:val="VerbatimChar"/>
     <w:rPr>
+      <w:rFonts w:eastAsia="黑体"/>
       <w:b/>
       <w:color w:val="008000"/>
     </w:rPr>
@@ -14524,6 +15208,7 @@
     <w:name w:val="CommentTok"/>
     <w:basedOn w:val="VerbatimChar"/>
     <w:rPr>
+      <w:rFonts w:eastAsia="黑体"/>
       <w:i/>
       <w:color w:val="60a0b0"/>
     </w:rPr>
@@ -14532,6 +15217,7 @@
     <w:name w:val="DocumentationTok"/>
     <w:basedOn w:val="VerbatimChar"/>
     <w:rPr>
+      <w:rFonts w:eastAsia="黑体"/>
       <w:i/>
       <w:color w:val="ba2121"/>
     </w:rPr>
@@ -14540,6 +15226,7 @@
     <w:name w:val="AnnotationTok"/>
     <w:basedOn w:val="VerbatimChar"/>
     <w:rPr>
+      <w:rFonts w:eastAsia="黑体"/>
       <w:b/>
       <w:i/>
       <w:color w:val="60a0b0"/>
@@ -14549,6 +15236,7 @@
     <w:name w:val="CommentVarTok"/>
     <w:basedOn w:val="VerbatimChar"/>
     <w:rPr>
+      <w:rFonts w:eastAsia="黑体"/>
       <w:b/>
       <w:i/>
       <w:color w:val="60a0b0"/>
@@ -14558,6 +15246,7 @@
     <w:name w:val="OtherTok"/>
     <w:basedOn w:val="VerbatimChar"/>
     <w:rPr>
+      <w:rFonts w:eastAsia="黑体"/>
       <w:color w:val="007020"/>
     </w:rPr>
   </w:style>
@@ -14565,6 +15254,7 @@
     <w:name w:val="FunctionTok"/>
     <w:basedOn w:val="VerbatimChar"/>
     <w:rPr>
+      <w:rFonts w:eastAsia="黑体"/>
       <w:color w:val="06287e"/>
     </w:rPr>
   </w:style>
@@ -14572,6 +15262,7 @@
     <w:name w:val="VariableTok"/>
     <w:basedOn w:val="VerbatimChar"/>
     <w:rPr>
+      <w:rFonts w:eastAsia="黑体"/>
       <w:color w:val="19177c"/>
     </w:rPr>
   </w:style>
@@ -14579,6 +15270,7 @@
     <w:name w:val="ControlFlowTok"/>
     <w:basedOn w:val="VerbatimChar"/>
     <w:rPr>
+      <w:rFonts w:eastAsia="黑体"/>
       <w:b/>
       <w:color w:val="007020"/>
     </w:rPr>
@@ -14587,6 +15279,7 @@
     <w:name w:val="OperatorTok"/>
     <w:basedOn w:val="VerbatimChar"/>
     <w:rPr>
+      <w:rFonts w:eastAsia="黑体"/>
       <w:color w:val="666666"/>
     </w:rPr>
   </w:style>
@@ -14594,18 +15287,22 @@
     <w:name w:val="BuiltInTok"/>
     <w:basedOn w:val="VerbatimChar"/>
     <w:rPr>
+      <w:rFonts w:eastAsia="黑体"/>
       <w:color w:val="008000"/>
     </w:rPr>
   </w:style>
   <w:style w:type="character" w:customStyle="1" w:styleId="ExtensionTok">
     <w:name w:val="ExtensionTok"/>
     <w:basedOn w:val="VerbatimChar"/>
-    <w:rPr/>
+    <w:rPr>
+      <w:rFonts w:eastAsia="黑体"/>
+    </w:rPr>
   </w:style>
   <w:style w:type="character" w:customStyle="1" w:styleId="PreprocessorTok">
     <w:name w:val="PreprocessorTok"/>
     <w:basedOn w:val="VerbatimChar"/>
     <w:rPr>
+      <w:rFonts w:eastAsia="黑体"/>
       <w:color w:val="bc7a00"/>
     </w:rPr>
   </w:style>
@@ -14613,18 +15310,22 @@
     <w:name w:val="AttributeTok"/>
     <w:basedOn w:val="VerbatimChar"/>
     <w:rPr>
+      <w:rFonts w:eastAsia="黑体"/>
       <w:color w:val="7d9029"/>
     </w:rPr>
   </w:style>
   <w:style w:type="character" w:customStyle="1" w:styleId="RegionMarkerTok">
     <w:name w:val="RegionMarkerTok"/>
     <w:basedOn w:val="VerbatimChar"/>
-    <w:rPr/>
+    <w:rPr>
+      <w:rFonts w:eastAsia="黑体"/>
+    </w:rPr>
   </w:style>
   <w:style w:type="character" w:customStyle="1" w:styleId="InformationTok">
     <w:name w:val="InformationTok"/>
     <w:basedOn w:val="VerbatimChar"/>
     <w:rPr>
+      <w:rFonts w:eastAsia="黑体"/>
       <w:b/>
       <w:i/>
       <w:color w:val="60a0b0"/>
@@ -14634,6 +15335,7 @@
     <w:name w:val="WarningTok"/>
     <w:basedOn w:val="VerbatimChar"/>
     <w:rPr>
+      <w:rFonts w:eastAsia="黑体"/>
       <w:b/>
       <w:i/>
       <w:color w:val="60a0b0"/>
@@ -14643,6 +15345,7 @@
     <w:name w:val="AlertTok"/>
     <w:basedOn w:val="VerbatimChar"/>
     <w:rPr>
+      <w:rFonts w:eastAsia="黑体"/>
       <w:b/>
       <w:color w:val="ff0000"/>
     </w:rPr>
@@ -14651,6 +15354,7 @@
     <w:name w:val="ErrorTok"/>
     <w:basedOn w:val="VerbatimChar"/>
     <w:rPr>
+      <w:rFonts w:eastAsia="黑体"/>
       <w:b/>
       <w:color w:val="ff0000"/>
     </w:rPr>
@@ -14658,7 +15362,9 @@
   <w:style w:type="character" w:customStyle="1" w:styleId="NormalTok">
     <w:name w:val="NormalTok"/>
     <w:basedOn w:val="VerbatimChar"/>
-    <w:rPr/>
+    <w:rPr>
+      <w:rFonts w:eastAsia="黑体"/>
+    </w:rPr>
   </w:style>
 </w:styles>
 </file>
@@ -14707,12 +15413,12 @@
     <a:fontScheme name="Office">
       <a:majorFont>
         <a:latin typeface="Calibri"/>
-        <a:ea typeface=""/>
+        <a:ea typeface="黑体"/>
         <a:cs typeface=""/>
         <a:font script="Jpan" typeface="ＭＳ ゴシック"/>
         <a:font script="Hang" typeface="맑은 고딕"/>
-        <a:font script="Hans" typeface="宋体"/>
-        <a:font script="Hant" typeface="新細明體"/>
+        <a:font script="Hans" typeface="黑体"/>
+        <a:font script="Hant" typeface="黑体"/>
         <a:font script="Arab" typeface="Times New Roman"/>
         <a:font script="Hebr" typeface="Times New Roman"/>
         <a:font script="Thai" typeface="Angsana New"/>
@@ -14742,12 +15448,12 @@
       </a:majorFont>
       <a:minorFont>
         <a:latin typeface="Cambria"/>
-        <a:ea typeface=""/>
+        <a:ea typeface="黑体"/>
         <a:cs typeface=""/>
         <a:font script="Jpan" typeface="ＭＳ 明朝"/>
         <a:font script="Hang" typeface="맑은 고딕"/>
-        <a:font script="Hans" typeface="宋体"/>
-        <a:font script="Hant" typeface="新細明體"/>
+        <a:font script="Hans" typeface="黑体"/>
+        <a:font script="Hant" typeface="黑体"/>
         <a:font script="Arab" typeface="Arial"/>
         <a:font script="Hebr" typeface="Arial"/>
         <a:font script="Thai" typeface="Cordia New"/>

--- a/05-数字电路/01-组合逻辑电路/与非门电路/与非门电路.docx
+++ b/05-数字电路/01-组合逻辑电路/与非门电路/与非门电路.docx
@@ -2342,7 +2342,7 @@
           <w:color w:val="555555"/>
           <w:sz w:val="21"/>
         </w:rPr>
-        <w:t>材料收集者：杜文杰，WX手机：19519196569，QQ:3478827729</w:t>
+        <w:t>材料收集者：杜文杰，微信/手机：19519196569，QQ:3478827729</w:t>
       </w:r>
     </w:p>
     <w:sectPr>
